--- a/sis/Алимбеков дкип-481 лр4.docx
+++ b/sis/Алимбеков дкип-481 лр4.docx
@@ -2420,7 +2420,45 @@
           <w:sz w:val="28"/>
           <w:szCs w:val="28"/>
         </w:rPr>
-        <w:t xml:space="preserve"> (https://www.cgsecurity.org/).</w:t>
+        <w:t xml:space="preserve"> (</w:t>
+      </w:r>
+      <w:hyperlink r:id="rId6" w:history="1">
+        <w:r>
+          <w:rPr>
+            <w:rStyle w:val="a6"/>
+            <w:rFonts w:ascii="Times New Roman" w:hAnsi="Times New Roman" w:cs="Times New Roman"/>
+            <w:sz w:val="28"/>
+            <w:szCs w:val="28"/>
+          </w:rPr>
+          <w:t>https://www.cgse</w:t>
+        </w:r>
+        <w:r>
+          <w:rPr>
+            <w:rStyle w:val="a6"/>
+            <w:rFonts w:ascii="Times New Roman" w:hAnsi="Times New Roman" w:cs="Times New Roman"/>
+            <w:sz w:val="28"/>
+            <w:szCs w:val="28"/>
+          </w:rPr>
+          <w:t>c</w:t>
+        </w:r>
+        <w:r>
+          <w:rPr>
+            <w:rStyle w:val="a6"/>
+            <w:rFonts w:ascii="Times New Roman" w:hAnsi="Times New Roman" w:cs="Times New Roman"/>
+            <w:sz w:val="28"/>
+            <w:szCs w:val="28"/>
+          </w:rPr>
+          <w:t>urity.org/</w:t>
+        </w:r>
+      </w:hyperlink>
+      <w:r>
+        <w:rPr>
+          <w:rFonts w:ascii="Times New Roman" w:hAnsi="Times New Roman" w:cs="Times New Roman"/>
+          <w:color w:val="0D0D0D" w:themeColor="text1" w:themeTint="F2"/>
+          <w:sz w:val="28"/>
+          <w:szCs w:val="28"/>
+        </w:rPr>
+        <w:t>).</w:t>
       </w:r>
     </w:p>
     <w:p>
@@ -2508,7 +2546,7 @@
         <w:tabs>
           <w:tab w:val="left" w:pos="993"/>
         </w:tabs>
-        <w:spacing w:line="360" w:lineRule="auto"/>
+        <w:spacing w:after="0" w:line="360" w:lineRule="auto"/>
         <w:ind w:firstLine="709"/>
         <w:contextualSpacing/>
         <w:jc w:val="both"/>
@@ -4733,6 +4771,30 @@
       <w:szCs w:val="24"/>
     </w:rPr>
   </w:style>
+  <w:style w:type="character" w:styleId="a8">
+    <w:name w:val="Unresolved Mention"/>
+    <w:basedOn w:val="a0"/>
+    <w:uiPriority w:val="99"/>
+    <w:semiHidden/>
+    <w:unhideWhenUsed/>
+    <w:rsid w:val="002121A9"/>
+    <w:rPr>
+      <w:color w:val="605E5C"/>
+      <w:shd w:val="clear" w:color="auto" w:fill="E1DFDD"/>
+    </w:rPr>
+  </w:style>
+  <w:style w:type="character" w:styleId="a9">
+    <w:name w:val="FollowedHyperlink"/>
+    <w:basedOn w:val="a0"/>
+    <w:uiPriority w:val="99"/>
+    <w:semiHidden/>
+    <w:unhideWhenUsed/>
+    <w:rsid w:val="002121A9"/>
+    <w:rPr>
+      <w:color w:val="954F72" w:themeColor="followedHyperlink"/>
+      <w:u w:val="single"/>
+    </w:rPr>
+  </w:style>
 </w:styles>
 </file>
 

--- a/sis/Алимбеков дкип-481 лр4.docx
+++ b/sis/Алимбеков дкип-481 лр4.docx
@@ -799,7 +799,7 @@
           <w:sz w:val="28"/>
           <w:szCs w:val="28"/>
         </w:rPr>
-        <w:t>4ё</w:t>
+        <w:t>4</w:t>
       </w:r>
     </w:p>
     <w:tbl>
@@ -2430,25 +2430,7 @@
             <w:sz w:val="28"/>
             <w:szCs w:val="28"/>
           </w:rPr>
-          <w:t>https://www.cgse</w:t>
-        </w:r>
-        <w:r>
-          <w:rPr>
-            <w:rStyle w:val="a6"/>
-            <w:rFonts w:ascii="Times New Roman" w:hAnsi="Times New Roman" w:cs="Times New Roman"/>
-            <w:sz w:val="28"/>
-            <w:szCs w:val="28"/>
-          </w:rPr>
-          <w:t>c</w:t>
-        </w:r>
-        <w:r>
-          <w:rPr>
-            <w:rStyle w:val="a6"/>
-            <w:rFonts w:ascii="Times New Roman" w:hAnsi="Times New Roman" w:cs="Times New Roman"/>
-            <w:sz w:val="28"/>
-            <w:szCs w:val="28"/>
-          </w:rPr>
-          <w:t>urity.org/</w:t>
+          <w:t>https://www.cgsecurity.org/</w:t>
         </w:r>
       </w:hyperlink>
       <w:r>
@@ -2518,13 +2500,10 @@
         </w:tabs>
         <w:spacing w:line="360" w:lineRule="auto"/>
         <w:ind w:firstLine="709"/>
-        <w:contextualSpacing/>
         <w:jc w:val="both"/>
         <w:rPr>
           <w:rFonts w:ascii="Times New Roman" w:hAnsi="Times New Roman" w:cs="Times New Roman"/>
           <w:b/>
-          <w:bCs/>
-          <w:color w:val="0D0D0D" w:themeColor="text1" w:themeTint="F2"/>
           <w:sz w:val="28"/>
           <w:szCs w:val="28"/>
         </w:rPr>
@@ -2533,8 +2512,6 @@
         <w:rPr>
           <w:rFonts w:ascii="Times New Roman" w:hAnsi="Times New Roman" w:cs="Times New Roman"/>
           <w:b/>
-          <w:bCs/>
-          <w:color w:val="0D0D0D" w:themeColor="text1" w:themeTint="F2"/>
           <w:sz w:val="28"/>
           <w:szCs w:val="28"/>
         </w:rPr>
@@ -2543,36 +2520,9 @@
     </w:p>
     <w:p>
       <w:pPr>
-        <w:tabs>
-          <w:tab w:val="left" w:pos="993"/>
-        </w:tabs>
-        <w:spacing w:after="0" w:line="360" w:lineRule="auto"/>
-        <w:ind w:firstLine="709"/>
-        <w:contextualSpacing/>
-        <w:jc w:val="both"/>
-        <w:rPr>
-          <w:rFonts w:ascii="Times New Roman" w:hAnsi="Times New Roman" w:cs="Times New Roman"/>
-          <w:color w:val="0D0D0D" w:themeColor="text1" w:themeTint="F2"/>
-          <w:sz w:val="28"/>
-          <w:szCs w:val="28"/>
-        </w:rPr>
-      </w:pPr>
-      <w:r>
-        <w:rPr>
-          <w:rFonts w:ascii="Times New Roman" w:hAnsi="Times New Roman" w:cs="Times New Roman"/>
-          <w:color w:val="0D0D0D" w:themeColor="text1" w:themeTint="F2"/>
-          <w:sz w:val="28"/>
-          <w:szCs w:val="28"/>
-        </w:rPr>
-        <w:t>1.  Подготовьте рабочую среду:</w:t>
-      </w:r>
-    </w:p>
-    <w:p>
-      <w:pPr>
-        <w:pStyle w:val="a3"/>
         <w:numPr>
           <w:ilvl w:val="0"/>
-          <w:numId w:val="5"/>
+          <w:numId w:val="7"/>
         </w:numPr>
         <w:tabs>
           <w:tab w:val="left" w:pos="993"/>
@@ -2582,27 +2532,24 @@
         <w:jc w:val="both"/>
         <w:rPr>
           <w:rFonts w:ascii="Times New Roman" w:hAnsi="Times New Roman" w:cs="Times New Roman"/>
-          <w:color w:val="0D0D0D" w:themeColor="text1" w:themeTint="F2"/>
-          <w:sz w:val="28"/>
-          <w:szCs w:val="28"/>
-        </w:rPr>
-      </w:pPr>
-      <w:r>
-        <w:rPr>
-          <w:rFonts w:ascii="Times New Roman" w:hAnsi="Times New Roman" w:cs="Times New Roman"/>
-          <w:color w:val="0D0D0D" w:themeColor="text1" w:themeTint="F2"/>
-          <w:sz w:val="28"/>
-          <w:szCs w:val="28"/>
-        </w:rPr>
-        <w:t>Запустите виртуальную машину с Windows 10.</w:t>
-      </w:r>
-    </w:p>
-    <w:p>
-      <w:pPr>
-        <w:pStyle w:val="a3"/>
+          <w:sz w:val="28"/>
+          <w:szCs w:val="28"/>
+        </w:rPr>
+      </w:pPr>
+      <w:r>
+        <w:rPr>
+          <w:rFonts w:ascii="Times New Roman" w:hAnsi="Times New Roman" w:cs="Times New Roman"/>
+          <w:sz w:val="28"/>
+          <w:szCs w:val="28"/>
+        </w:rPr>
+        <w:t>Подготовьте рабочую среду:</w:t>
+      </w:r>
+    </w:p>
+    <w:p>
+      <w:pPr>
         <w:numPr>
-          <w:ilvl w:val="0"/>
-          <w:numId w:val="5"/>
+          <w:ilvl w:val="1"/>
+          <w:numId w:val="7"/>
         </w:numPr>
         <w:tabs>
           <w:tab w:val="left" w:pos="993"/>
@@ -2612,47 +2559,117 @@
         <w:jc w:val="both"/>
         <w:rPr>
           <w:rFonts w:ascii="Times New Roman" w:hAnsi="Times New Roman" w:cs="Times New Roman"/>
-          <w:color w:val="0D0D0D" w:themeColor="text1" w:themeTint="F2"/>
-          <w:sz w:val="28"/>
-          <w:szCs w:val="28"/>
-        </w:rPr>
-      </w:pPr>
-      <w:r>
-        <w:rPr>
-          <w:rFonts w:ascii="Times New Roman" w:hAnsi="Times New Roman" w:cs="Times New Roman"/>
-          <w:color w:val="0D0D0D" w:themeColor="text1" w:themeTint="F2"/>
-          <w:sz w:val="28"/>
-          <w:szCs w:val="28"/>
-        </w:rPr>
-        <w:t xml:space="preserve">Подключите дополнительный виртуальный диск в </w:t>
-      </w:r>
-      <w:proofErr w:type="spellStart"/>
-      <w:r>
-        <w:rPr>
-          <w:rFonts w:ascii="Times New Roman" w:hAnsi="Times New Roman" w:cs="Times New Roman"/>
-          <w:color w:val="0D0D0D" w:themeColor="text1" w:themeTint="F2"/>
-          <w:sz w:val="28"/>
-          <w:szCs w:val="28"/>
-        </w:rPr>
-        <w:t>VirtualBox</w:t>
-      </w:r>
-      <w:proofErr w:type="spellEnd"/>
-      <w:r>
-        <w:rPr>
-          <w:rFonts w:ascii="Times New Roman" w:hAnsi="Times New Roman" w:cs="Times New Roman"/>
-          <w:color w:val="0D0D0D" w:themeColor="text1" w:themeTint="F2"/>
-          <w:sz w:val="28"/>
-          <w:szCs w:val="28"/>
-        </w:rPr>
-        <w:t xml:space="preserve"> (или используйте флешку).</w:t>
-      </w:r>
-    </w:p>
-    <w:p>
-      <w:pPr>
-        <w:pStyle w:val="a3"/>
+          <w:sz w:val="28"/>
+          <w:szCs w:val="28"/>
+        </w:rPr>
+      </w:pPr>
+      <w:r>
+        <w:rPr>
+          <w:rFonts w:ascii="Times New Roman" w:hAnsi="Times New Roman" w:cs="Times New Roman"/>
+          <w:sz w:val="28"/>
+          <w:szCs w:val="28"/>
+        </w:rPr>
+        <w:t>Запустите виртуальную машину с Windows 10.</w:t>
+      </w:r>
+    </w:p>
+    <w:p>
+      <w:pPr>
+        <w:keepNext/>
+        <w:tabs>
+          <w:tab w:val="left" w:pos="993"/>
+        </w:tabs>
+        <w:spacing w:line="360" w:lineRule="auto"/>
+        <w:jc w:val="center"/>
+        <w:rPr>
+          <w:sz w:val="24"/>
+          <w:szCs w:val="24"/>
+        </w:rPr>
+      </w:pPr>
+      <w:r>
+        <w:rPr>
+          <w:rFonts w:ascii="Times New Roman" w:hAnsi="Times New Roman" w:cs="Times New Roman"/>
+          <w:noProof/>
+          <w:sz w:val="28"/>
+          <w:szCs w:val="28"/>
+        </w:rPr>
+        <w:lastRenderedPageBreak/>
+        <w:drawing>
+          <wp:inline distT="0" distB="0" distL="0" distR="0" wp14:anchorId="00D0DC04" wp14:editId="67952FB6">
+            <wp:extent cx="4340225" cy="4181555"/>
+            <wp:effectExtent l="0" t="0" r="3175" b="9525"/>
+            <wp:docPr id="1590885456" name="Рисунок 1" descr="Изображение выглядит как текст, компьютер, снимок экрана, дисплей&#10;&#10;Содержимое, созданное искусственным интеллектом, может быть неверным."/>
+            <wp:cNvGraphicFramePr>
+              <a:graphicFrameLocks xmlns:a="http://schemas.openxmlformats.org/drawingml/2006/main" noChangeAspect="1"/>
+            </wp:cNvGraphicFramePr>
+            <a:graphic xmlns:a="http://schemas.openxmlformats.org/drawingml/2006/main">
+              <a:graphicData uri="http://schemas.openxmlformats.org/drawingml/2006/picture">
+                <pic:pic xmlns:pic="http://schemas.openxmlformats.org/drawingml/2006/picture">
+                  <pic:nvPicPr>
+                    <pic:cNvPr id="1590885456" name="Рисунок 1" descr="Изображение выглядит как текст, компьютер, снимок экрана, дисплей&#10;&#10;Содержимое, созданное искусственным интеллектом, может быть неверным."/>
+                    <pic:cNvPicPr/>
+                  </pic:nvPicPr>
+                  <pic:blipFill>
+                    <a:blip r:embed="rId7"/>
+                    <a:stretch>
+                      <a:fillRect/>
+                    </a:stretch>
+                  </pic:blipFill>
+                  <pic:spPr>
+                    <a:xfrm>
+                      <a:off x="0" y="0"/>
+                      <a:ext cx="4343783" cy="4184983"/>
+                    </a:xfrm>
+                    <a:prstGeom prst="rect">
+                      <a:avLst/>
+                    </a:prstGeom>
+                  </pic:spPr>
+                </pic:pic>
+              </a:graphicData>
+            </a:graphic>
+          </wp:inline>
+        </w:drawing>
+      </w:r>
+    </w:p>
+    <w:p>
+      <w:pPr>
+        <w:pStyle w:val="a7"/>
+        <w:rPr>
+          <w:smallCaps/>
+          <w:sz w:val="40"/>
+          <w:szCs w:val="40"/>
+          <w:lang w:val="en-US"/>
+        </w:rPr>
+      </w:pPr>
+      <w:r>
+        <w:t xml:space="preserve">Рисунок </w:t>
+      </w:r>
+      <w:r>
+        <w:fldChar w:fldCharType="begin"/>
+      </w:r>
+      <w:r>
+        <w:instrText xml:space="preserve"> SEQ Рисунок \* ARABIC </w:instrText>
+      </w:r>
+      <w:r>
+        <w:fldChar w:fldCharType="separate"/>
+      </w:r>
+      <w:r>
+        <w:rPr>
+          <w:noProof/>
+        </w:rPr>
+        <w:t>1</w:t>
+      </w:r>
+      <w:r>
+        <w:fldChar w:fldCharType="end"/>
+      </w:r>
+      <w:r>
+        <w:t>. Запуск ВМ</w:t>
+      </w:r>
+    </w:p>
+    <w:p>
+      <w:pPr>
         <w:numPr>
-          <w:ilvl w:val="0"/>
-          <w:numId w:val="5"/>
+          <w:ilvl w:val="1"/>
+          <w:numId w:val="7"/>
         </w:numPr>
         <w:tabs>
           <w:tab w:val="left" w:pos="993"/>
@@ -2662,53 +2679,128 @@
         <w:jc w:val="both"/>
         <w:rPr>
           <w:rFonts w:ascii="Times New Roman" w:hAnsi="Times New Roman" w:cs="Times New Roman"/>
-          <w:color w:val="0D0D0D" w:themeColor="text1" w:themeTint="F2"/>
-          <w:sz w:val="28"/>
-          <w:szCs w:val="28"/>
-        </w:rPr>
-      </w:pPr>
-      <w:r>
-        <w:rPr>
-          <w:rFonts w:ascii="Times New Roman" w:hAnsi="Times New Roman" w:cs="Times New Roman"/>
-          <w:color w:val="0D0D0D" w:themeColor="text1" w:themeTint="F2"/>
-          <w:sz w:val="28"/>
-          <w:szCs w:val="28"/>
-        </w:rPr>
-        <w:t>Отформатируйте диск и создайте на нем несколько файлов разных форматов.</w:t>
-      </w:r>
-    </w:p>
-    <w:p>
-      <w:pPr>
+          <w:sz w:val="28"/>
+          <w:szCs w:val="28"/>
+        </w:rPr>
+      </w:pPr>
+      <w:r>
+        <w:rPr>
+          <w:rFonts w:ascii="Times New Roman" w:hAnsi="Times New Roman" w:cs="Times New Roman"/>
+          <w:sz w:val="28"/>
+          <w:szCs w:val="28"/>
+        </w:rPr>
+        <w:t xml:space="preserve">Подключите дополнительный виртуальный диск в </w:t>
+      </w:r>
+      <w:proofErr w:type="spellStart"/>
+      <w:r>
+        <w:rPr>
+          <w:rFonts w:ascii="Times New Roman" w:hAnsi="Times New Roman" w:cs="Times New Roman"/>
+          <w:sz w:val="28"/>
+          <w:szCs w:val="28"/>
+        </w:rPr>
+        <w:t>VirtualBox</w:t>
+      </w:r>
+      <w:proofErr w:type="spellEnd"/>
+      <w:r>
+        <w:rPr>
+          <w:rFonts w:ascii="Times New Roman" w:hAnsi="Times New Roman" w:cs="Times New Roman"/>
+          <w:sz w:val="28"/>
+          <w:szCs w:val="28"/>
+        </w:rPr>
+        <w:t xml:space="preserve"> (или используйте флешку).</w:t>
+      </w:r>
+    </w:p>
+    <w:p>
+      <w:pPr>
+        <w:keepNext/>
         <w:tabs>
           <w:tab w:val="left" w:pos="993"/>
         </w:tabs>
         <w:spacing w:line="360" w:lineRule="auto"/>
-        <w:ind w:firstLine="709"/>
-        <w:contextualSpacing/>
-        <w:jc w:val="both"/>
-        <w:rPr>
-          <w:rFonts w:ascii="Times New Roman" w:hAnsi="Times New Roman" w:cs="Times New Roman"/>
-          <w:color w:val="0D0D0D" w:themeColor="text1" w:themeTint="F2"/>
-          <w:sz w:val="28"/>
-          <w:szCs w:val="28"/>
-        </w:rPr>
-      </w:pPr>
-      <w:r>
-        <w:rPr>
-          <w:rFonts w:ascii="Times New Roman" w:hAnsi="Times New Roman" w:cs="Times New Roman"/>
-          <w:color w:val="0D0D0D" w:themeColor="text1" w:themeTint="F2"/>
-          <w:sz w:val="28"/>
-          <w:szCs w:val="28"/>
-        </w:rPr>
-        <w:t>2.  Имитируйте потерю данных:</w:t>
-      </w:r>
-    </w:p>
-    <w:p>
-      <w:pPr>
-        <w:pStyle w:val="a3"/>
+        <w:jc w:val="center"/>
+      </w:pPr>
+      <w:r>
+        <w:rPr>
+          <w:rFonts w:ascii="Times New Roman" w:hAnsi="Times New Roman" w:cs="Times New Roman"/>
+          <w:noProof/>
+          <w:sz w:val="28"/>
+          <w:szCs w:val="28"/>
+        </w:rPr>
+        <w:drawing>
+          <wp:inline distT="0" distB="0" distL="0" distR="0" wp14:anchorId="6154440A" wp14:editId="78C320A6">
+            <wp:extent cx="4086795" cy="2581635"/>
+            <wp:effectExtent l="0" t="0" r="9525" b="9525"/>
+            <wp:docPr id="12626268" name="Рисунок 1" descr="Изображение выглядит как текст, снимок экрана, программное обеспечение, дисплей&#10;&#10;Содержимое, созданное искусственным интеллектом, может быть неверным."/>
+            <wp:cNvGraphicFramePr>
+              <a:graphicFrameLocks xmlns:a="http://schemas.openxmlformats.org/drawingml/2006/main" noChangeAspect="1"/>
+            </wp:cNvGraphicFramePr>
+            <a:graphic xmlns:a="http://schemas.openxmlformats.org/drawingml/2006/main">
+              <a:graphicData uri="http://schemas.openxmlformats.org/drawingml/2006/picture">
+                <pic:pic xmlns:pic="http://schemas.openxmlformats.org/drawingml/2006/picture">
+                  <pic:nvPicPr>
+                    <pic:cNvPr id="12626268" name="Рисунок 1" descr="Изображение выглядит как текст, снимок экрана, программное обеспечение, дисплей&#10;&#10;Содержимое, созданное искусственным интеллектом, может быть неверным."/>
+                    <pic:cNvPicPr/>
+                  </pic:nvPicPr>
+                  <pic:blipFill>
+                    <a:blip r:embed="rId8"/>
+                    <a:stretch>
+                      <a:fillRect/>
+                    </a:stretch>
+                  </pic:blipFill>
+                  <pic:spPr>
+                    <a:xfrm>
+                      <a:off x="0" y="0"/>
+                      <a:ext cx="4086795" cy="2581635"/>
+                    </a:xfrm>
+                    <a:prstGeom prst="rect">
+                      <a:avLst/>
+                    </a:prstGeom>
+                  </pic:spPr>
+                </pic:pic>
+              </a:graphicData>
+            </a:graphic>
+          </wp:inline>
+        </w:drawing>
+      </w:r>
+    </w:p>
+    <w:p>
+      <w:pPr>
+        <w:pStyle w:val="a7"/>
+        <w:rPr>
+          <w:sz w:val="28"/>
+          <w:szCs w:val="28"/>
+        </w:rPr>
+      </w:pPr>
+      <w:r>
+        <w:t xml:space="preserve">Рисунок </w:t>
+      </w:r>
+      <w:r>
+        <w:fldChar w:fldCharType="begin"/>
+      </w:r>
+      <w:r>
+        <w:instrText xml:space="preserve"> SEQ Рисунок \* ARABIC </w:instrText>
+      </w:r>
+      <w:r>
+        <w:fldChar w:fldCharType="separate"/>
+      </w:r>
+      <w:r>
+        <w:rPr>
+          <w:noProof/>
+        </w:rPr>
+        <w:t>2</w:t>
+      </w:r>
+      <w:r>
+        <w:fldChar w:fldCharType="end"/>
+      </w:r>
+      <w:r>
+        <w:t>. Создание дополнительного диска</w:t>
+      </w:r>
+    </w:p>
+    <w:p>
+      <w:pPr>
         <w:numPr>
-          <w:ilvl w:val="0"/>
-          <w:numId w:val="5"/>
+          <w:ilvl w:val="1"/>
+          <w:numId w:val="7"/>
         </w:numPr>
         <w:tabs>
           <w:tab w:val="left" w:pos="993"/>
@@ -2718,47 +2810,199 @@
         <w:jc w:val="both"/>
         <w:rPr>
           <w:rFonts w:ascii="Times New Roman" w:hAnsi="Times New Roman" w:cs="Times New Roman"/>
-          <w:color w:val="0D0D0D" w:themeColor="text1" w:themeTint="F2"/>
-          <w:sz w:val="28"/>
-          <w:szCs w:val="28"/>
-        </w:rPr>
-      </w:pPr>
-      <w:r>
-        <w:rPr>
-          <w:rFonts w:ascii="Times New Roman" w:hAnsi="Times New Roman" w:cs="Times New Roman"/>
-          <w:color w:val="0D0D0D" w:themeColor="text1" w:themeTint="F2"/>
-          <w:sz w:val="28"/>
-          <w:szCs w:val="28"/>
-        </w:rPr>
-        <w:t xml:space="preserve">Удалите раздел с подключенного диска через "Управление дисками" или с помощью </w:t>
-      </w:r>
-      <w:proofErr w:type="spellStart"/>
-      <w:r>
-        <w:rPr>
-          <w:rFonts w:ascii="Times New Roman" w:hAnsi="Times New Roman" w:cs="Times New Roman"/>
-          <w:color w:val="0D0D0D" w:themeColor="text1" w:themeTint="F2"/>
-          <w:sz w:val="28"/>
-          <w:szCs w:val="28"/>
-        </w:rPr>
-        <w:t>diskpart</w:t>
-      </w:r>
-      <w:proofErr w:type="spellEnd"/>
-      <w:r>
-        <w:rPr>
-          <w:rFonts w:ascii="Times New Roman" w:hAnsi="Times New Roman" w:cs="Times New Roman"/>
-          <w:color w:val="0D0D0D" w:themeColor="text1" w:themeTint="F2"/>
-          <w:sz w:val="28"/>
-          <w:szCs w:val="28"/>
-        </w:rPr>
-        <w:t>.</w:t>
-      </w:r>
-    </w:p>
-    <w:p>
-      <w:pPr>
-        <w:pStyle w:val="a3"/>
+          <w:sz w:val="28"/>
+          <w:szCs w:val="28"/>
+        </w:rPr>
+      </w:pPr>
+      <w:r>
+        <w:rPr>
+          <w:rFonts w:ascii="Times New Roman" w:hAnsi="Times New Roman" w:cs="Times New Roman"/>
+          <w:sz w:val="28"/>
+          <w:szCs w:val="28"/>
+        </w:rPr>
+        <w:t>Отформатируйте диск и создайте на нем несколько файлов разных форматов.</w:t>
+      </w:r>
+    </w:p>
+    <w:p>
+      <w:pPr>
+        <w:keepNext/>
+        <w:tabs>
+          <w:tab w:val="left" w:pos="993"/>
+        </w:tabs>
+        <w:spacing w:line="360" w:lineRule="auto"/>
+        <w:jc w:val="center"/>
+      </w:pPr>
+      <w:r>
+        <w:rPr>
+          <w:rFonts w:ascii="Times New Roman" w:hAnsi="Times New Roman" w:cs="Times New Roman"/>
+          <w:noProof/>
+          <w:sz w:val="28"/>
+          <w:szCs w:val="28"/>
+        </w:rPr>
+        <w:lastRenderedPageBreak/>
+        <w:drawing>
+          <wp:inline distT="0" distB="0" distL="0" distR="0" wp14:anchorId="70C88B85" wp14:editId="589D5A09">
+            <wp:extent cx="5401111" cy="4305300"/>
+            <wp:effectExtent l="0" t="0" r="9525" b="0"/>
+            <wp:docPr id="104299605" name="Рисунок 1" descr="Изображение выглядит как текст, электроника, снимок экрана, дисплей&#10;&#10;Содержимое, созданное искусственным интеллектом, может быть неверным."/>
+            <wp:cNvGraphicFramePr>
+              <a:graphicFrameLocks xmlns:a="http://schemas.openxmlformats.org/drawingml/2006/main" noChangeAspect="1"/>
+            </wp:cNvGraphicFramePr>
+            <a:graphic xmlns:a="http://schemas.openxmlformats.org/drawingml/2006/main">
+              <a:graphicData uri="http://schemas.openxmlformats.org/drawingml/2006/picture">
+                <pic:pic xmlns:pic="http://schemas.openxmlformats.org/drawingml/2006/picture">
+                  <pic:nvPicPr>
+                    <pic:cNvPr id="104299605" name="Рисунок 1" descr="Изображение выглядит как текст, электроника, снимок экрана, дисплей&#10;&#10;Содержимое, созданное искусственным интеллектом, может быть неверным."/>
+                    <pic:cNvPicPr/>
+                  </pic:nvPicPr>
+                  <pic:blipFill>
+                    <a:blip r:embed="rId9"/>
+                    <a:stretch>
+                      <a:fillRect/>
+                    </a:stretch>
+                  </pic:blipFill>
+                  <pic:spPr>
+                    <a:xfrm>
+                      <a:off x="0" y="0"/>
+                      <a:ext cx="5403396" cy="4307122"/>
+                    </a:xfrm>
+                    <a:prstGeom prst="rect">
+                      <a:avLst/>
+                    </a:prstGeom>
+                  </pic:spPr>
+                </pic:pic>
+              </a:graphicData>
+            </a:graphic>
+          </wp:inline>
+        </w:drawing>
+      </w:r>
+    </w:p>
+    <w:p>
+      <w:pPr>
+        <w:pStyle w:val="a7"/>
+        <w:rPr>
+          <w:sz w:val="28"/>
+          <w:szCs w:val="28"/>
+          <w:lang w:val="en-US"/>
+        </w:rPr>
+      </w:pPr>
+      <w:r>
+        <w:t xml:space="preserve">Рисунок </w:t>
+      </w:r>
+      <w:r>
+        <w:fldChar w:fldCharType="begin"/>
+      </w:r>
+      <w:r>
+        <w:instrText xml:space="preserve"> SEQ Рисунок \* ARABIC </w:instrText>
+      </w:r>
+      <w:r>
+        <w:fldChar w:fldCharType="separate"/>
+      </w:r>
+      <w:r>
+        <w:rPr>
+          <w:noProof/>
+        </w:rPr>
+        <w:t>3</w:t>
+      </w:r>
+      <w:r>
+        <w:fldChar w:fldCharType="end"/>
+      </w:r>
+      <w:r>
+        <w:t>. Управление дисками</w:t>
+      </w:r>
+    </w:p>
+    <w:p>
+      <w:pPr>
+        <w:keepNext/>
+        <w:tabs>
+          <w:tab w:val="left" w:pos="993"/>
+        </w:tabs>
+        <w:spacing w:line="360" w:lineRule="auto"/>
+        <w:jc w:val="center"/>
+      </w:pPr>
+      <w:r>
+        <w:rPr>
+          <w:rFonts w:ascii="Times New Roman" w:hAnsi="Times New Roman" w:cs="Times New Roman"/>
+          <w:noProof/>
+          <w:sz w:val="28"/>
+          <w:szCs w:val="28"/>
+          <w:lang w:val="en-US"/>
+        </w:rPr>
+        <w:drawing>
+          <wp:inline distT="0" distB="0" distL="0" distR="0" wp14:anchorId="2793FAB1" wp14:editId="73050F98">
+            <wp:extent cx="5169148" cy="3893299"/>
+            <wp:effectExtent l="0" t="0" r="0" b="0"/>
+            <wp:docPr id="1319247473" name="Рисунок 1" descr="Изображение выглядит как текст, снимок экрана, программное обеспечение, Значок на компьютере&#10;&#10;Содержимое, созданное искусственным интеллектом, может быть неверным."/>
+            <wp:cNvGraphicFramePr>
+              <a:graphicFrameLocks xmlns:a="http://schemas.openxmlformats.org/drawingml/2006/main" noChangeAspect="1"/>
+            </wp:cNvGraphicFramePr>
+            <a:graphic xmlns:a="http://schemas.openxmlformats.org/drawingml/2006/main">
+              <a:graphicData uri="http://schemas.openxmlformats.org/drawingml/2006/picture">
+                <pic:pic xmlns:pic="http://schemas.openxmlformats.org/drawingml/2006/picture">
+                  <pic:nvPicPr>
+                    <pic:cNvPr id="1319247473" name="Рисунок 1" descr="Изображение выглядит как текст, снимок экрана, программное обеспечение, Значок на компьютере&#10;&#10;Содержимое, созданное искусственным интеллектом, может быть неверным."/>
+                    <pic:cNvPicPr/>
+                  </pic:nvPicPr>
+                  <pic:blipFill>
+                    <a:blip r:embed="rId10"/>
+                    <a:stretch>
+                      <a:fillRect/>
+                    </a:stretch>
+                  </pic:blipFill>
+                  <pic:spPr>
+                    <a:xfrm>
+                      <a:off x="0" y="0"/>
+                      <a:ext cx="5173871" cy="3896856"/>
+                    </a:xfrm>
+                    <a:prstGeom prst="rect">
+                      <a:avLst/>
+                    </a:prstGeom>
+                  </pic:spPr>
+                </pic:pic>
+              </a:graphicData>
+            </a:graphic>
+          </wp:inline>
+        </w:drawing>
+      </w:r>
+    </w:p>
+    <w:p>
+      <w:pPr>
+        <w:pStyle w:val="a7"/>
+        <w:rPr>
+          <w:sz w:val="28"/>
+          <w:szCs w:val="28"/>
+        </w:rPr>
+      </w:pPr>
+      <w:r>
+        <w:t xml:space="preserve">Рисунок </w:t>
+      </w:r>
+      <w:r>
+        <w:fldChar w:fldCharType="begin"/>
+      </w:r>
+      <w:r>
+        <w:instrText xml:space="preserve"> SEQ Рисунок \* ARABIC </w:instrText>
+      </w:r>
+      <w:r>
+        <w:fldChar w:fldCharType="separate"/>
+      </w:r>
+      <w:r>
+        <w:rPr>
+          <w:noProof/>
+        </w:rPr>
+        <w:t>4</w:t>
+      </w:r>
+      <w:r>
+        <w:fldChar w:fldCharType="end"/>
+      </w:r>
+      <w:r>
+        <w:t>. Создание файлов на новом диске</w:t>
+      </w:r>
+    </w:p>
+    <w:p>
+      <w:pPr>
         <w:numPr>
           <w:ilvl w:val="0"/>
-          <w:numId w:val="5"/>
+          <w:numId w:val="7"/>
         </w:numPr>
         <w:tabs>
           <w:tab w:val="left" w:pos="993"/>
@@ -2768,73 +3012,25 @@
         <w:jc w:val="both"/>
         <w:rPr>
           <w:rFonts w:ascii="Times New Roman" w:hAnsi="Times New Roman" w:cs="Times New Roman"/>
-          <w:color w:val="0D0D0D" w:themeColor="text1" w:themeTint="F2"/>
-          <w:sz w:val="28"/>
-          <w:szCs w:val="28"/>
-        </w:rPr>
-      </w:pPr>
-      <w:r>
-        <w:rPr>
-          <w:rFonts w:ascii="Times New Roman" w:hAnsi="Times New Roman" w:cs="Times New Roman"/>
-          <w:color w:val="0D0D0D" w:themeColor="text1" w:themeTint="F2"/>
-          <w:sz w:val="28"/>
-          <w:szCs w:val="28"/>
-        </w:rPr>
-        <w:t>Убедитесь, что диск стал "Не распределен" или недоступен в проводнике.</w:t>
-      </w:r>
-    </w:p>
-    <w:p>
-      <w:pPr>
-        <w:tabs>
-          <w:tab w:val="left" w:pos="993"/>
-        </w:tabs>
-        <w:spacing w:line="360" w:lineRule="auto"/>
-        <w:ind w:firstLine="709"/>
-        <w:contextualSpacing/>
-        <w:jc w:val="both"/>
-        <w:rPr>
-          <w:rFonts w:ascii="Times New Roman" w:hAnsi="Times New Roman" w:cs="Times New Roman"/>
-          <w:color w:val="0D0D0D" w:themeColor="text1" w:themeTint="F2"/>
-          <w:sz w:val="28"/>
-          <w:szCs w:val="28"/>
-        </w:rPr>
-      </w:pPr>
-      <w:r>
-        <w:rPr>
-          <w:rFonts w:ascii="Times New Roman" w:hAnsi="Times New Roman" w:cs="Times New Roman"/>
-          <w:color w:val="0D0D0D" w:themeColor="text1" w:themeTint="F2"/>
-          <w:sz w:val="28"/>
-          <w:szCs w:val="28"/>
-        </w:rPr>
-        <w:t xml:space="preserve">3.  Установите и запустите программу </w:t>
-      </w:r>
-      <w:proofErr w:type="spellStart"/>
-      <w:r>
-        <w:rPr>
-          <w:rFonts w:ascii="Times New Roman" w:hAnsi="Times New Roman" w:cs="Times New Roman"/>
-          <w:color w:val="0D0D0D" w:themeColor="text1" w:themeTint="F2"/>
-          <w:sz w:val="28"/>
-          <w:szCs w:val="28"/>
-        </w:rPr>
-        <w:t>TestDisk</w:t>
-      </w:r>
-      <w:proofErr w:type="spellEnd"/>
-      <w:r>
-        <w:rPr>
-          <w:rFonts w:ascii="Times New Roman" w:hAnsi="Times New Roman" w:cs="Times New Roman"/>
-          <w:color w:val="0D0D0D" w:themeColor="text1" w:themeTint="F2"/>
-          <w:sz w:val="28"/>
-          <w:szCs w:val="28"/>
-        </w:rPr>
-        <w:t>:</w:t>
-      </w:r>
-    </w:p>
-    <w:p>
-      <w:pPr>
-        <w:pStyle w:val="a3"/>
+          <w:sz w:val="28"/>
+          <w:szCs w:val="28"/>
+        </w:rPr>
+      </w:pPr>
+      <w:r>
+        <w:rPr>
+          <w:rFonts w:ascii="Times New Roman" w:hAnsi="Times New Roman" w:cs="Times New Roman"/>
+          <w:sz w:val="28"/>
+          <w:szCs w:val="28"/>
+        </w:rPr>
+        <w:lastRenderedPageBreak/>
+        <w:t>Имитируйте потерю данных:</w:t>
+      </w:r>
+    </w:p>
+    <w:p>
+      <w:pPr>
         <w:numPr>
-          <w:ilvl w:val="0"/>
-          <w:numId w:val="5"/>
+          <w:ilvl w:val="1"/>
+          <w:numId w:val="7"/>
         </w:numPr>
         <w:tabs>
           <w:tab w:val="left" w:pos="993"/>
@@ -2844,47 +3040,128 @@
         <w:jc w:val="both"/>
         <w:rPr>
           <w:rFonts w:ascii="Times New Roman" w:hAnsi="Times New Roman" w:cs="Times New Roman"/>
-          <w:color w:val="0D0D0D" w:themeColor="text1" w:themeTint="F2"/>
-          <w:sz w:val="28"/>
-          <w:szCs w:val="28"/>
-        </w:rPr>
-      </w:pPr>
-      <w:r>
-        <w:rPr>
-          <w:rFonts w:ascii="Times New Roman" w:hAnsi="Times New Roman" w:cs="Times New Roman"/>
-          <w:color w:val="0D0D0D" w:themeColor="text1" w:themeTint="F2"/>
-          <w:sz w:val="28"/>
-          <w:szCs w:val="28"/>
-        </w:rPr>
-        <w:t xml:space="preserve">Скачайте </w:t>
+          <w:sz w:val="28"/>
+          <w:szCs w:val="28"/>
+        </w:rPr>
+      </w:pPr>
+      <w:r>
+        <w:rPr>
+          <w:rFonts w:ascii="Times New Roman" w:hAnsi="Times New Roman" w:cs="Times New Roman"/>
+          <w:sz w:val="28"/>
+          <w:szCs w:val="28"/>
+        </w:rPr>
+        <w:t xml:space="preserve">Удалите раздел с подключенного диска через "Управление дисками" или с помощью </w:t>
       </w:r>
       <w:proofErr w:type="spellStart"/>
       <w:r>
         <w:rPr>
           <w:rFonts w:ascii="Times New Roman" w:hAnsi="Times New Roman" w:cs="Times New Roman"/>
-          <w:color w:val="0D0D0D" w:themeColor="text1" w:themeTint="F2"/>
-          <w:sz w:val="28"/>
-          <w:szCs w:val="28"/>
-        </w:rPr>
-        <w:t>TestDisk</w:t>
+          <w:sz w:val="28"/>
+          <w:szCs w:val="28"/>
+        </w:rPr>
+        <w:t>diskpart</w:t>
       </w:r>
       <w:proofErr w:type="spellEnd"/>
       <w:r>
         <w:rPr>
           <w:rFonts w:ascii="Times New Roman" w:hAnsi="Times New Roman" w:cs="Times New Roman"/>
-          <w:color w:val="0D0D0D" w:themeColor="text1" w:themeTint="F2"/>
-          <w:sz w:val="28"/>
-          <w:szCs w:val="28"/>
-        </w:rPr>
-        <w:t xml:space="preserve"> с официального сайта и распакуйте архив.</w:t>
-      </w:r>
-    </w:p>
-    <w:p>
-      <w:pPr>
-        <w:pStyle w:val="a3"/>
+          <w:sz w:val="28"/>
+          <w:szCs w:val="28"/>
+        </w:rPr>
+        <w:t>.</w:t>
+      </w:r>
+    </w:p>
+    <w:p>
+      <w:pPr>
+        <w:keepNext/>
+        <w:tabs>
+          <w:tab w:val="left" w:pos="993"/>
+        </w:tabs>
+        <w:spacing w:line="360" w:lineRule="auto"/>
+        <w:jc w:val="center"/>
+      </w:pPr>
+      <w:r>
+        <w:rPr>
+          <w:rFonts w:ascii="Times New Roman" w:hAnsi="Times New Roman" w:cs="Times New Roman"/>
+          <w:noProof/>
+          <w:sz w:val="28"/>
+          <w:szCs w:val="28"/>
+        </w:rPr>
+        <w:drawing>
+          <wp:inline distT="0" distB="0" distL="0" distR="0" wp14:anchorId="24343C5F" wp14:editId="02FCCF9F">
+            <wp:extent cx="4890852" cy="3738064"/>
+            <wp:effectExtent l="0" t="0" r="5080" b="0"/>
+            <wp:docPr id="1082632584" name="Рисунок 1" descr="Изображение выглядит как текст, электроника, снимок экрана, дисплей&#10;&#10;Содержимое, созданное искусственным интеллектом, может быть неверным."/>
+            <wp:cNvGraphicFramePr>
+              <a:graphicFrameLocks xmlns:a="http://schemas.openxmlformats.org/drawingml/2006/main" noChangeAspect="1"/>
+            </wp:cNvGraphicFramePr>
+            <a:graphic xmlns:a="http://schemas.openxmlformats.org/drawingml/2006/main">
+              <a:graphicData uri="http://schemas.openxmlformats.org/drawingml/2006/picture">
+                <pic:pic xmlns:pic="http://schemas.openxmlformats.org/drawingml/2006/picture">
+                  <pic:nvPicPr>
+                    <pic:cNvPr id="1082632584" name="Рисунок 1" descr="Изображение выглядит как текст, электроника, снимок экрана, дисплей&#10;&#10;Содержимое, созданное искусственным интеллектом, может быть неверным."/>
+                    <pic:cNvPicPr/>
+                  </pic:nvPicPr>
+                  <pic:blipFill>
+                    <a:blip r:embed="rId11"/>
+                    <a:stretch>
+                      <a:fillRect/>
+                    </a:stretch>
+                  </pic:blipFill>
+                  <pic:spPr>
+                    <a:xfrm>
+                      <a:off x="0" y="0"/>
+                      <a:ext cx="4896869" cy="3742663"/>
+                    </a:xfrm>
+                    <a:prstGeom prst="rect">
+                      <a:avLst/>
+                    </a:prstGeom>
+                  </pic:spPr>
+                </pic:pic>
+              </a:graphicData>
+            </a:graphic>
+          </wp:inline>
+        </w:drawing>
+      </w:r>
+    </w:p>
+    <w:p>
+      <w:pPr>
+        <w:pStyle w:val="a7"/>
+        <w:rPr>
+          <w:sz w:val="28"/>
+          <w:szCs w:val="28"/>
+        </w:rPr>
+      </w:pPr>
+      <w:r>
+        <w:t xml:space="preserve">Рисунок </w:t>
+      </w:r>
+      <w:r>
+        <w:fldChar w:fldCharType="begin"/>
+      </w:r>
+      <w:r>
+        <w:instrText xml:space="preserve"> SEQ Рисунок \* ARABIC </w:instrText>
+      </w:r>
+      <w:r>
+        <w:fldChar w:fldCharType="separate"/>
+      </w:r>
+      <w:r>
+        <w:rPr>
+          <w:noProof/>
+        </w:rPr>
+        <w:t>5</w:t>
+      </w:r>
+      <w:r>
+        <w:fldChar w:fldCharType="end"/>
+      </w:r>
+      <w:r>
+        <w:t>. Удаление тома</w:t>
+      </w:r>
+    </w:p>
+    <w:p>
+      <w:pPr>
         <w:numPr>
-          <w:ilvl w:val="0"/>
-          <w:numId w:val="5"/>
+          <w:ilvl w:val="1"/>
+          <w:numId w:val="7"/>
         </w:numPr>
         <w:tabs>
           <w:tab w:val="left" w:pos="993"/>
@@ -2894,54 +3171,111 @@
         <w:jc w:val="both"/>
         <w:rPr>
           <w:rFonts w:ascii="Times New Roman" w:hAnsi="Times New Roman" w:cs="Times New Roman"/>
-          <w:color w:val="0D0D0D" w:themeColor="text1" w:themeTint="F2"/>
-          <w:sz w:val="28"/>
-          <w:szCs w:val="28"/>
-        </w:rPr>
-      </w:pPr>
-      <w:r>
-        <w:rPr>
-          <w:rFonts w:ascii="Times New Roman" w:hAnsi="Times New Roman" w:cs="Times New Roman"/>
-          <w:color w:val="0D0D0D" w:themeColor="text1" w:themeTint="F2"/>
-          <w:sz w:val="28"/>
-          <w:szCs w:val="28"/>
-        </w:rPr>
-        <w:t>Запустите файл testdisk_win.exe от имени администратора (интерфейс текстовый).</w:t>
-      </w:r>
-    </w:p>
-    <w:p>
-      <w:pPr>
+          <w:sz w:val="28"/>
+          <w:szCs w:val="28"/>
+        </w:rPr>
+      </w:pPr>
+      <w:r>
+        <w:rPr>
+          <w:rFonts w:ascii="Times New Roman" w:hAnsi="Times New Roman" w:cs="Times New Roman"/>
+          <w:sz w:val="28"/>
+          <w:szCs w:val="28"/>
+        </w:rPr>
+        <w:t>Убедитесь, что диск стал "Не распределен" или недоступен в проводнике.</w:t>
+      </w:r>
+    </w:p>
+    <w:p>
+      <w:pPr>
+        <w:keepNext/>
         <w:tabs>
           <w:tab w:val="left" w:pos="993"/>
         </w:tabs>
         <w:spacing w:line="360" w:lineRule="auto"/>
-        <w:ind w:firstLine="709"/>
-        <w:contextualSpacing/>
-        <w:jc w:val="both"/>
-        <w:rPr>
-          <w:rFonts w:ascii="Times New Roman" w:hAnsi="Times New Roman" w:cs="Times New Roman"/>
-          <w:color w:val="0D0D0D" w:themeColor="text1" w:themeTint="F2"/>
-          <w:sz w:val="28"/>
-          <w:szCs w:val="28"/>
-        </w:rPr>
-      </w:pPr>
-      <w:r>
-        <w:rPr>
-          <w:rFonts w:ascii="Times New Roman" w:hAnsi="Times New Roman" w:cs="Times New Roman"/>
-          <w:color w:val="0D0D0D" w:themeColor="text1" w:themeTint="F2"/>
+        <w:jc w:val="center"/>
+      </w:pPr>
+      <w:r>
+        <w:rPr>
+          <w:rFonts w:ascii="Times New Roman" w:hAnsi="Times New Roman" w:cs="Times New Roman"/>
+          <w:noProof/>
           <w:sz w:val="28"/>
           <w:szCs w:val="28"/>
         </w:rPr>
         <w:lastRenderedPageBreak/>
-        <w:t>4.  Выполните восстановление раздела:</w:t>
-      </w:r>
-    </w:p>
-    <w:p>
-      <w:pPr>
-        <w:pStyle w:val="a3"/>
+        <w:drawing>
+          <wp:inline distT="0" distB="0" distL="0" distR="0" wp14:anchorId="37B5C8B3" wp14:editId="53E14EE0">
+            <wp:extent cx="5073732" cy="3845840"/>
+            <wp:effectExtent l="0" t="0" r="0" b="2540"/>
+            <wp:docPr id="1883730125" name="Рисунок 1" descr="Изображение выглядит как текст, снимок экрана, дисплей, программное обеспечение&#10;&#10;Содержимое, созданное искусственным интеллектом, может быть неверным."/>
+            <wp:cNvGraphicFramePr>
+              <a:graphicFrameLocks xmlns:a="http://schemas.openxmlformats.org/drawingml/2006/main" noChangeAspect="1"/>
+            </wp:cNvGraphicFramePr>
+            <a:graphic xmlns:a="http://schemas.openxmlformats.org/drawingml/2006/main">
+              <a:graphicData uri="http://schemas.openxmlformats.org/drawingml/2006/picture">
+                <pic:pic xmlns:pic="http://schemas.openxmlformats.org/drawingml/2006/picture">
+                  <pic:nvPicPr>
+                    <pic:cNvPr id="1883730125" name="Рисунок 1" descr="Изображение выглядит как текст, снимок экрана, дисплей, программное обеспечение&#10;&#10;Содержимое, созданное искусственным интеллектом, может быть неверным."/>
+                    <pic:cNvPicPr/>
+                  </pic:nvPicPr>
+                  <pic:blipFill>
+                    <a:blip r:embed="rId12"/>
+                    <a:stretch>
+                      <a:fillRect/>
+                    </a:stretch>
+                  </pic:blipFill>
+                  <pic:spPr>
+                    <a:xfrm>
+                      <a:off x="0" y="0"/>
+                      <a:ext cx="5077785" cy="3848912"/>
+                    </a:xfrm>
+                    <a:prstGeom prst="rect">
+                      <a:avLst/>
+                    </a:prstGeom>
+                  </pic:spPr>
+                </pic:pic>
+              </a:graphicData>
+            </a:graphic>
+          </wp:inline>
+        </w:drawing>
+      </w:r>
+    </w:p>
+    <w:p>
+      <w:pPr>
+        <w:pStyle w:val="a7"/>
+        <w:rPr>
+          <w:sz w:val="28"/>
+          <w:szCs w:val="28"/>
+        </w:rPr>
+      </w:pPr>
+      <w:r>
+        <w:t xml:space="preserve">Рисунок </w:t>
+      </w:r>
+      <w:r>
+        <w:fldChar w:fldCharType="begin"/>
+      </w:r>
+      <w:r>
+        <w:instrText xml:space="preserve"> SEQ Рисунок \* ARABIC </w:instrText>
+      </w:r>
+      <w:r>
+        <w:fldChar w:fldCharType="separate"/>
+      </w:r>
+      <w:r>
+        <w:rPr>
+          <w:noProof/>
+        </w:rPr>
+        <w:t>6</w:t>
+      </w:r>
+      <w:r>
+        <w:fldChar w:fldCharType="end"/>
+      </w:r>
+      <w:r>
+        <w:t>. Диск «не распределен»</w:t>
+      </w:r>
+    </w:p>
+    <w:p>
+      <w:pPr>
         <w:numPr>
           <w:ilvl w:val="0"/>
-          <w:numId w:val="5"/>
+          <w:numId w:val="7"/>
         </w:numPr>
         <w:tabs>
           <w:tab w:val="left" w:pos="993"/>
@@ -2951,47 +3285,42 @@
         <w:jc w:val="both"/>
         <w:rPr>
           <w:rFonts w:ascii="Times New Roman" w:hAnsi="Times New Roman" w:cs="Times New Roman"/>
-          <w:color w:val="0D0D0D" w:themeColor="text1" w:themeTint="F2"/>
-          <w:sz w:val="28"/>
-          <w:szCs w:val="28"/>
-        </w:rPr>
-      </w:pPr>
-      <w:r>
-        <w:rPr>
-          <w:rFonts w:ascii="Times New Roman" w:hAnsi="Times New Roman" w:cs="Times New Roman"/>
-          <w:color w:val="0D0D0D" w:themeColor="text1" w:themeTint="F2"/>
-          <w:sz w:val="28"/>
-          <w:szCs w:val="28"/>
-        </w:rPr>
-        <w:t>Выберите "</w:t>
+          <w:sz w:val="28"/>
+          <w:szCs w:val="28"/>
+        </w:rPr>
+      </w:pPr>
+      <w:r>
+        <w:rPr>
+          <w:rFonts w:ascii="Times New Roman" w:hAnsi="Times New Roman" w:cs="Times New Roman"/>
+          <w:sz w:val="28"/>
+          <w:szCs w:val="28"/>
+        </w:rPr>
+        <w:t xml:space="preserve">Установите и запустите программу </w:t>
       </w:r>
       <w:proofErr w:type="spellStart"/>
       <w:r>
         <w:rPr>
           <w:rFonts w:ascii="Times New Roman" w:hAnsi="Times New Roman" w:cs="Times New Roman"/>
-          <w:color w:val="0D0D0D" w:themeColor="text1" w:themeTint="F2"/>
-          <w:sz w:val="28"/>
-          <w:szCs w:val="28"/>
-        </w:rPr>
-        <w:t>Create</w:t>
+          <w:sz w:val="28"/>
+          <w:szCs w:val="28"/>
+        </w:rPr>
+        <w:t>TestDisk</w:t>
       </w:r>
       <w:proofErr w:type="spellEnd"/>
       <w:r>
         <w:rPr>
           <w:rFonts w:ascii="Times New Roman" w:hAnsi="Times New Roman" w:cs="Times New Roman"/>
-          <w:color w:val="0D0D0D" w:themeColor="text1" w:themeTint="F2"/>
-          <w:sz w:val="28"/>
-          <w:szCs w:val="28"/>
-        </w:rPr>
-        <w:t>" для создания нового лог-файла.</w:t>
-      </w:r>
-    </w:p>
-    <w:p>
-      <w:pPr>
-        <w:pStyle w:val="a3"/>
+          <w:sz w:val="28"/>
+          <w:szCs w:val="28"/>
+        </w:rPr>
+        <w:t>:</w:t>
+      </w:r>
+    </w:p>
+    <w:p>
+      <w:pPr>
         <w:numPr>
-          <w:ilvl w:val="0"/>
-          <w:numId w:val="5"/>
+          <w:ilvl w:val="1"/>
+          <w:numId w:val="7"/>
         </w:numPr>
         <w:tabs>
           <w:tab w:val="left" w:pos="993"/>
@@ -3001,27 +3330,138 @@
         <w:jc w:val="both"/>
         <w:rPr>
           <w:rFonts w:ascii="Times New Roman" w:hAnsi="Times New Roman" w:cs="Times New Roman"/>
-          <w:color w:val="0D0D0D" w:themeColor="text1" w:themeTint="F2"/>
-          <w:sz w:val="28"/>
-          <w:szCs w:val="28"/>
-        </w:rPr>
-      </w:pPr>
-      <w:r>
-        <w:rPr>
-          <w:rFonts w:ascii="Times New Roman" w:hAnsi="Times New Roman" w:cs="Times New Roman"/>
-          <w:color w:val="0D0D0D" w:themeColor="text1" w:themeTint="F2"/>
-          <w:sz w:val="28"/>
-          <w:szCs w:val="28"/>
-        </w:rPr>
-        <w:t>Укажите диск, с которого был удален раздел.</w:t>
-      </w:r>
-    </w:p>
-    <w:p>
-      <w:pPr>
-        <w:pStyle w:val="a3"/>
+          <w:sz w:val="28"/>
+          <w:szCs w:val="28"/>
+        </w:rPr>
+      </w:pPr>
+      <w:r>
+        <w:rPr>
+          <w:rFonts w:ascii="Times New Roman" w:hAnsi="Times New Roman" w:cs="Times New Roman"/>
+          <w:sz w:val="28"/>
+          <w:szCs w:val="28"/>
+        </w:rPr>
+        <w:t xml:space="preserve">Скачайте </w:t>
+      </w:r>
+      <w:proofErr w:type="spellStart"/>
+      <w:r>
+        <w:rPr>
+          <w:rFonts w:ascii="Times New Roman" w:hAnsi="Times New Roman" w:cs="Times New Roman"/>
+          <w:sz w:val="28"/>
+          <w:szCs w:val="28"/>
+        </w:rPr>
+        <w:t>TestDisk</w:t>
+      </w:r>
+      <w:proofErr w:type="spellEnd"/>
+      <w:r>
+        <w:rPr>
+          <w:rFonts w:ascii="Times New Roman" w:hAnsi="Times New Roman" w:cs="Times New Roman"/>
+          <w:sz w:val="28"/>
+          <w:szCs w:val="28"/>
+        </w:rPr>
+        <w:t xml:space="preserve"> с официального сайта и распакуйте архив.</w:t>
+      </w:r>
+    </w:p>
+    <w:p>
+      <w:pPr>
+        <w:keepNext/>
+        <w:tabs>
+          <w:tab w:val="left" w:pos="993"/>
+        </w:tabs>
+        <w:spacing w:line="360" w:lineRule="auto"/>
+        <w:jc w:val="center"/>
+      </w:pPr>
+      <w:r>
+        <w:rPr>
+          <w:rFonts w:ascii="Times New Roman" w:hAnsi="Times New Roman" w:cs="Times New Roman"/>
+          <w:b/>
+          <w:bCs/>
+          <w:noProof/>
+          <w:sz w:val="28"/>
+          <w:szCs w:val="28"/>
+        </w:rPr>
+        <w:drawing>
+          <wp:inline distT="0" distB="0" distL="0" distR="0" wp14:anchorId="059BBBAC" wp14:editId="427B7639">
+            <wp:extent cx="5367931" cy="3076160"/>
+            <wp:effectExtent l="0" t="0" r="4445" b="0"/>
+            <wp:docPr id="1448637822" name="Рисунок 1" descr="Изображение выглядит как текст, снимок экрана, программное обеспечение, Значок на компьютере&#10;&#10;Содержимое, созданное искусственным интеллектом, может быть неверным."/>
+            <wp:cNvGraphicFramePr>
+              <a:graphicFrameLocks xmlns:a="http://schemas.openxmlformats.org/drawingml/2006/main" noChangeAspect="1"/>
+            </wp:cNvGraphicFramePr>
+            <a:graphic xmlns:a="http://schemas.openxmlformats.org/drawingml/2006/main">
+              <a:graphicData uri="http://schemas.openxmlformats.org/drawingml/2006/picture">
+                <pic:pic xmlns:pic="http://schemas.openxmlformats.org/drawingml/2006/picture">
+                  <pic:nvPicPr>
+                    <pic:cNvPr id="1448637822" name="Рисунок 1" descr="Изображение выглядит как текст, снимок экрана, программное обеспечение, Значок на компьютере&#10;&#10;Содержимое, созданное искусственным интеллектом, может быть неверным."/>
+                    <pic:cNvPicPr/>
+                  </pic:nvPicPr>
+                  <pic:blipFill>
+                    <a:blip r:embed="rId13"/>
+                    <a:stretch>
+                      <a:fillRect/>
+                    </a:stretch>
+                  </pic:blipFill>
+                  <pic:spPr>
+                    <a:xfrm>
+                      <a:off x="0" y="0"/>
+                      <a:ext cx="5371126" cy="3077991"/>
+                    </a:xfrm>
+                    <a:prstGeom prst="rect">
+                      <a:avLst/>
+                    </a:prstGeom>
+                  </pic:spPr>
+                </pic:pic>
+              </a:graphicData>
+            </a:graphic>
+          </wp:inline>
+        </w:drawing>
+      </w:r>
+    </w:p>
+    <w:p>
+      <w:pPr>
+        <w:pStyle w:val="a7"/>
+        <w:rPr>
+          <w:sz w:val="28"/>
+          <w:szCs w:val="28"/>
+        </w:rPr>
+      </w:pPr>
+      <w:r>
+        <w:t xml:space="preserve">Рисунок </w:t>
+      </w:r>
+      <w:r>
+        <w:fldChar w:fldCharType="begin"/>
+      </w:r>
+      <w:r>
+        <w:instrText xml:space="preserve"> SEQ Рисунок \* ARABIC </w:instrText>
+      </w:r>
+      <w:r>
+        <w:fldChar w:fldCharType="separate"/>
+      </w:r>
+      <w:r>
+        <w:rPr>
+          <w:noProof/>
+        </w:rPr>
+        <w:t>7</w:t>
+      </w:r>
+      <w:r>
+        <w:fldChar w:fldCharType="end"/>
+      </w:r>
+      <w:r>
+        <w:t xml:space="preserve">. Архив программы </w:t>
+      </w:r>
+      <w:proofErr w:type="spellStart"/>
+      <w:r>
+        <w:rPr>
+          <w:lang w:val="en-US"/>
+        </w:rPr>
+        <w:t>TestDisk</w:t>
+      </w:r>
+      <w:proofErr w:type="spellEnd"/>
+    </w:p>
+    <w:p>
+      <w:pPr>
         <w:numPr>
-          <w:ilvl w:val="0"/>
-          <w:numId w:val="5"/>
+          <w:ilvl w:val="1"/>
+          <w:numId w:val="7"/>
         </w:numPr>
         <w:tabs>
           <w:tab w:val="left" w:pos="993"/>
@@ -3031,27 +3471,111 @@
         <w:jc w:val="both"/>
         <w:rPr>
           <w:rFonts w:ascii="Times New Roman" w:hAnsi="Times New Roman" w:cs="Times New Roman"/>
-          <w:color w:val="0D0D0D" w:themeColor="text1" w:themeTint="F2"/>
-          <w:sz w:val="28"/>
-          <w:szCs w:val="28"/>
-        </w:rPr>
-      </w:pPr>
-      <w:r>
-        <w:rPr>
-          <w:rFonts w:ascii="Times New Roman" w:hAnsi="Times New Roman" w:cs="Times New Roman"/>
-          <w:color w:val="0D0D0D" w:themeColor="text1" w:themeTint="F2"/>
-          <w:sz w:val="28"/>
-          <w:szCs w:val="28"/>
-        </w:rPr>
-        <w:t>Выберите тип таблицы разделов (обычно Intel/PC).</w:t>
-      </w:r>
-    </w:p>
-    <w:p>
-      <w:pPr>
-        <w:pStyle w:val="a3"/>
+          <w:sz w:val="28"/>
+          <w:szCs w:val="28"/>
+        </w:rPr>
+      </w:pPr>
+      <w:r>
+        <w:rPr>
+          <w:rFonts w:ascii="Times New Roman" w:hAnsi="Times New Roman" w:cs="Times New Roman"/>
+          <w:sz w:val="28"/>
+          <w:szCs w:val="28"/>
+        </w:rPr>
+        <w:lastRenderedPageBreak/>
+        <w:t>Запустите файл testdisk_win.exe от имени администратора (интерфейс текстовый).</w:t>
+      </w:r>
+    </w:p>
+    <w:p>
+      <w:pPr>
+        <w:keepNext/>
+        <w:tabs>
+          <w:tab w:val="left" w:pos="993"/>
+        </w:tabs>
+        <w:spacing w:line="360" w:lineRule="auto"/>
+        <w:jc w:val="center"/>
+      </w:pPr>
+      <w:r>
+        <w:rPr>
+          <w:rFonts w:ascii="Times New Roman" w:hAnsi="Times New Roman" w:cs="Times New Roman"/>
+          <w:noProof/>
+          <w:sz w:val="28"/>
+          <w:szCs w:val="28"/>
+        </w:rPr>
+        <w:drawing>
+          <wp:inline distT="0" distB="0" distL="0" distR="0" wp14:anchorId="15734027" wp14:editId="0170CAAC">
+            <wp:extent cx="3966459" cy="3041816"/>
+            <wp:effectExtent l="0" t="0" r="0" b="6350"/>
+            <wp:docPr id="1208235537" name="Рисунок 1" descr="Изображение выглядит как текст, снимок экрана, электроника, дисплей&#10;&#10;Содержимое, созданное искусственным интеллектом, может быть неверным."/>
+            <wp:cNvGraphicFramePr>
+              <a:graphicFrameLocks xmlns:a="http://schemas.openxmlformats.org/drawingml/2006/main" noChangeAspect="1"/>
+            </wp:cNvGraphicFramePr>
+            <a:graphic xmlns:a="http://schemas.openxmlformats.org/drawingml/2006/main">
+              <a:graphicData uri="http://schemas.openxmlformats.org/drawingml/2006/picture">
+                <pic:pic xmlns:pic="http://schemas.openxmlformats.org/drawingml/2006/picture">
+                  <pic:nvPicPr>
+                    <pic:cNvPr id="1208235537" name="Рисунок 1" descr="Изображение выглядит как текст, снимок экрана, электроника, дисплей&#10;&#10;Содержимое, созданное искусственным интеллектом, может быть неверным."/>
+                    <pic:cNvPicPr/>
+                  </pic:nvPicPr>
+                  <pic:blipFill>
+                    <a:blip r:embed="rId14"/>
+                    <a:stretch>
+                      <a:fillRect/>
+                    </a:stretch>
+                  </pic:blipFill>
+                  <pic:spPr>
+                    <a:xfrm>
+                      <a:off x="0" y="0"/>
+                      <a:ext cx="3969012" cy="3043774"/>
+                    </a:xfrm>
+                    <a:prstGeom prst="rect">
+                      <a:avLst/>
+                    </a:prstGeom>
+                  </pic:spPr>
+                </pic:pic>
+              </a:graphicData>
+            </a:graphic>
+          </wp:inline>
+        </w:drawing>
+      </w:r>
+    </w:p>
+    <w:p>
+      <w:pPr>
+        <w:pStyle w:val="a7"/>
+        <w:rPr>
+          <w:sz w:val="28"/>
+          <w:szCs w:val="28"/>
+        </w:rPr>
+      </w:pPr>
+      <w:r>
+        <w:t xml:space="preserve">Рисунок </w:t>
+      </w:r>
+      <w:r>
+        <w:fldChar w:fldCharType="begin"/>
+      </w:r>
+      <w:r>
+        <w:instrText xml:space="preserve"> SEQ Рисунок \* ARABIC </w:instrText>
+      </w:r>
+      <w:r>
+        <w:fldChar w:fldCharType="separate"/>
+      </w:r>
+      <w:r>
+        <w:rPr>
+          <w:noProof/>
+        </w:rPr>
+        <w:t>8</w:t>
+      </w:r>
+      <w:r>
+        <w:fldChar w:fldCharType="end"/>
+      </w:r>
+      <w:r>
+        <w:t>. Запуск от имени администратора</w:t>
+      </w:r>
+    </w:p>
+    <w:p>
+      <w:pPr>
         <w:numPr>
           <w:ilvl w:val="0"/>
-          <w:numId w:val="5"/>
+          <w:numId w:val="7"/>
         </w:numPr>
         <w:tabs>
           <w:tab w:val="left" w:pos="993"/>
@@ -3061,47 +3585,24 @@
         <w:jc w:val="both"/>
         <w:rPr>
           <w:rFonts w:ascii="Times New Roman" w:hAnsi="Times New Roman" w:cs="Times New Roman"/>
-          <w:color w:val="0D0D0D" w:themeColor="text1" w:themeTint="F2"/>
-          <w:sz w:val="28"/>
-          <w:szCs w:val="28"/>
-        </w:rPr>
-      </w:pPr>
-      <w:r>
-        <w:rPr>
-          <w:rFonts w:ascii="Times New Roman" w:hAnsi="Times New Roman" w:cs="Times New Roman"/>
-          <w:color w:val="0D0D0D" w:themeColor="text1" w:themeTint="F2"/>
-          <w:sz w:val="28"/>
-          <w:szCs w:val="28"/>
-        </w:rPr>
-        <w:t>Выберите "</w:t>
-      </w:r>
-      <w:proofErr w:type="spellStart"/>
-      <w:r>
-        <w:rPr>
-          <w:rFonts w:ascii="Times New Roman" w:hAnsi="Times New Roman" w:cs="Times New Roman"/>
-          <w:color w:val="0D0D0D" w:themeColor="text1" w:themeTint="F2"/>
-          <w:sz w:val="28"/>
-          <w:szCs w:val="28"/>
-        </w:rPr>
-        <w:t>Analyse</w:t>
-      </w:r>
-      <w:proofErr w:type="spellEnd"/>
-      <w:r>
-        <w:rPr>
-          <w:rFonts w:ascii="Times New Roman" w:hAnsi="Times New Roman" w:cs="Times New Roman"/>
-          <w:color w:val="0D0D0D" w:themeColor="text1" w:themeTint="F2"/>
-          <w:sz w:val="28"/>
-          <w:szCs w:val="28"/>
-        </w:rPr>
-        <w:t>" → "Quick Search", дождитесь окончания поиска.</w:t>
-      </w:r>
-    </w:p>
-    <w:p>
-      <w:pPr>
-        <w:pStyle w:val="a3"/>
+          <w:sz w:val="28"/>
+          <w:szCs w:val="28"/>
+        </w:rPr>
+      </w:pPr>
+      <w:r>
+        <w:rPr>
+          <w:rFonts w:ascii="Times New Roman" w:hAnsi="Times New Roman" w:cs="Times New Roman"/>
+          <w:sz w:val="28"/>
+          <w:szCs w:val="28"/>
+        </w:rPr>
+        <w:t>Выполните восстановление раздела:</w:t>
+      </w:r>
+    </w:p>
+    <w:p>
+      <w:pPr>
         <w:numPr>
-          <w:ilvl w:val="0"/>
-          <w:numId w:val="5"/>
+          <w:ilvl w:val="1"/>
+          <w:numId w:val="7"/>
         </w:numPr>
         <w:tabs>
           <w:tab w:val="left" w:pos="993"/>
@@ -3111,47 +3612,137 @@
         <w:jc w:val="both"/>
         <w:rPr>
           <w:rFonts w:ascii="Times New Roman" w:hAnsi="Times New Roman" w:cs="Times New Roman"/>
-          <w:color w:val="0D0D0D" w:themeColor="text1" w:themeTint="F2"/>
-          <w:sz w:val="28"/>
-          <w:szCs w:val="28"/>
-        </w:rPr>
-      </w:pPr>
-      <w:r>
-        <w:rPr>
-          <w:rFonts w:ascii="Times New Roman" w:hAnsi="Times New Roman" w:cs="Times New Roman"/>
-          <w:color w:val="0D0D0D" w:themeColor="text1" w:themeTint="F2"/>
-          <w:sz w:val="28"/>
-          <w:szCs w:val="28"/>
-        </w:rPr>
-        <w:t>Если найден нужный раздел, выберите его и нажмите "</w:t>
+          <w:sz w:val="28"/>
+          <w:szCs w:val="28"/>
+        </w:rPr>
+      </w:pPr>
+      <w:r>
+        <w:rPr>
+          <w:rFonts w:ascii="Times New Roman" w:hAnsi="Times New Roman" w:cs="Times New Roman"/>
+          <w:sz w:val="28"/>
+          <w:szCs w:val="28"/>
+        </w:rPr>
+        <w:t>Выберите "</w:t>
       </w:r>
       <w:proofErr w:type="spellStart"/>
       <w:r>
         <w:rPr>
           <w:rFonts w:ascii="Times New Roman" w:hAnsi="Times New Roman" w:cs="Times New Roman"/>
-          <w:color w:val="0D0D0D" w:themeColor="text1" w:themeTint="F2"/>
-          <w:sz w:val="28"/>
-          <w:szCs w:val="28"/>
-        </w:rPr>
-        <w:t>Write</w:t>
+          <w:sz w:val="28"/>
+          <w:szCs w:val="28"/>
+        </w:rPr>
+        <w:t>Create</w:t>
       </w:r>
       <w:proofErr w:type="spellEnd"/>
       <w:r>
         <w:rPr>
           <w:rFonts w:ascii="Times New Roman" w:hAnsi="Times New Roman" w:cs="Times New Roman"/>
-          <w:color w:val="0D0D0D" w:themeColor="text1" w:themeTint="F2"/>
-          <w:sz w:val="28"/>
-          <w:szCs w:val="28"/>
-        </w:rPr>
-        <w:t>", чтобы восстановить.</w:t>
-      </w:r>
-    </w:p>
-    <w:p>
-      <w:pPr>
-        <w:pStyle w:val="a3"/>
+          <w:sz w:val="28"/>
+          <w:szCs w:val="28"/>
+        </w:rPr>
+        <w:t>" для создания нового лог-файла.</w:t>
+      </w:r>
+    </w:p>
+    <w:p>
+      <w:pPr>
+        <w:keepNext/>
+        <w:tabs>
+          <w:tab w:val="left" w:pos="993"/>
+        </w:tabs>
+        <w:spacing w:line="360" w:lineRule="auto"/>
+        <w:jc w:val="center"/>
+      </w:pPr>
+      <w:r>
+        <w:rPr>
+          <w:rFonts w:ascii="Times New Roman" w:hAnsi="Times New Roman" w:cs="Times New Roman"/>
+          <w:noProof/>
+          <w:sz w:val="28"/>
+          <w:szCs w:val="28"/>
+        </w:rPr>
+        <w:drawing>
+          <wp:inline distT="0" distB="0" distL="0" distR="0" wp14:anchorId="5F1BEC4B" wp14:editId="4D44E1D9">
+            <wp:extent cx="5018073" cy="2622486"/>
+            <wp:effectExtent l="0" t="0" r="0" b="6985"/>
+            <wp:docPr id="473124858" name="Рисунок 1" descr="Изображение выглядит как текст, снимок экрана, программное обеспечение, компьютер&#10;&#10;Содержимое, созданное искусственным интеллектом, может быть неверным."/>
+            <wp:cNvGraphicFramePr>
+              <a:graphicFrameLocks xmlns:a="http://schemas.openxmlformats.org/drawingml/2006/main" noChangeAspect="1"/>
+            </wp:cNvGraphicFramePr>
+            <a:graphic xmlns:a="http://schemas.openxmlformats.org/drawingml/2006/main">
+              <a:graphicData uri="http://schemas.openxmlformats.org/drawingml/2006/picture">
+                <pic:pic xmlns:pic="http://schemas.openxmlformats.org/drawingml/2006/picture">
+                  <pic:nvPicPr>
+                    <pic:cNvPr id="473124858" name="Рисунок 1" descr="Изображение выглядит как текст, снимок экрана, программное обеспечение, компьютер&#10;&#10;Содержимое, созданное искусственным интеллектом, может быть неверным."/>
+                    <pic:cNvPicPr/>
+                  </pic:nvPicPr>
+                  <pic:blipFill>
+                    <a:blip r:embed="rId15"/>
+                    <a:stretch>
+                      <a:fillRect/>
+                    </a:stretch>
+                  </pic:blipFill>
+                  <pic:spPr>
+                    <a:xfrm>
+                      <a:off x="0" y="0"/>
+                      <a:ext cx="5031459" cy="2629482"/>
+                    </a:xfrm>
+                    <a:prstGeom prst="rect">
+                      <a:avLst/>
+                    </a:prstGeom>
+                  </pic:spPr>
+                </pic:pic>
+              </a:graphicData>
+            </a:graphic>
+          </wp:inline>
+        </w:drawing>
+      </w:r>
+    </w:p>
+    <w:p>
+      <w:pPr>
+        <w:pStyle w:val="a7"/>
+        <w:rPr>
+          <w:sz w:val="28"/>
+          <w:szCs w:val="28"/>
+        </w:rPr>
+      </w:pPr>
+      <w:r>
+        <w:t xml:space="preserve">Рисунок </w:t>
+      </w:r>
+      <w:r>
+        <w:fldChar w:fldCharType="begin"/>
+      </w:r>
+      <w:r>
+        <w:instrText xml:space="preserve"> SEQ Рисунок \* ARABIC </w:instrText>
+      </w:r>
+      <w:r>
+        <w:fldChar w:fldCharType="separate"/>
+      </w:r>
+      <w:r>
+        <w:rPr>
+          <w:noProof/>
+        </w:rPr>
+        <w:t>9</w:t>
+      </w:r>
+      <w:r>
+        <w:fldChar w:fldCharType="end"/>
+      </w:r>
+      <w:r>
+        <w:t>. С</w:t>
+      </w:r>
+      <w:r>
+        <w:t>оздани</w:t>
+      </w:r>
+      <w:r>
+        <w:t>е</w:t>
+      </w:r>
+      <w:r>
+        <w:t xml:space="preserve"> нового лог-файла</w:t>
+      </w:r>
+    </w:p>
+    <w:p>
+      <w:pPr>
         <w:numPr>
-          <w:ilvl w:val="0"/>
-          <w:numId w:val="5"/>
+          <w:ilvl w:val="1"/>
+          <w:numId w:val="7"/>
         </w:numPr>
         <w:tabs>
           <w:tab w:val="left" w:pos="993"/>
@@ -3161,53 +3752,111 @@
         <w:jc w:val="both"/>
         <w:rPr>
           <w:rFonts w:ascii="Times New Roman" w:hAnsi="Times New Roman" w:cs="Times New Roman"/>
-          <w:color w:val="0D0D0D" w:themeColor="text1" w:themeTint="F2"/>
-          <w:sz w:val="28"/>
-          <w:szCs w:val="28"/>
-        </w:rPr>
-      </w:pPr>
-      <w:r>
-        <w:rPr>
-          <w:rFonts w:ascii="Times New Roman" w:hAnsi="Times New Roman" w:cs="Times New Roman"/>
-          <w:color w:val="0D0D0D" w:themeColor="text1" w:themeTint="F2"/>
-          <w:sz w:val="28"/>
-          <w:szCs w:val="28"/>
-        </w:rPr>
-        <w:t>Перезагрузите систему и проверьте доступность данных.</w:t>
-      </w:r>
-    </w:p>
-    <w:p>
-      <w:pPr>
+          <w:sz w:val="28"/>
+          <w:szCs w:val="28"/>
+        </w:rPr>
+      </w:pPr>
+      <w:r>
+        <w:rPr>
+          <w:rFonts w:ascii="Times New Roman" w:hAnsi="Times New Roman" w:cs="Times New Roman"/>
+          <w:sz w:val="28"/>
+          <w:szCs w:val="28"/>
+        </w:rPr>
+        <w:t>Укажите диск, с которого был удален раздел.</w:t>
+      </w:r>
+    </w:p>
+    <w:p>
+      <w:pPr>
+        <w:keepNext/>
         <w:tabs>
           <w:tab w:val="left" w:pos="993"/>
         </w:tabs>
         <w:spacing w:line="360" w:lineRule="auto"/>
-        <w:ind w:firstLine="709"/>
-        <w:contextualSpacing/>
-        <w:jc w:val="both"/>
-        <w:rPr>
-          <w:rFonts w:ascii="Times New Roman" w:hAnsi="Times New Roman" w:cs="Times New Roman"/>
-          <w:color w:val="0D0D0D" w:themeColor="text1" w:themeTint="F2"/>
-          <w:sz w:val="28"/>
-          <w:szCs w:val="28"/>
-        </w:rPr>
-      </w:pPr>
-      <w:r>
-        <w:rPr>
-          <w:rFonts w:ascii="Times New Roman" w:hAnsi="Times New Roman" w:cs="Times New Roman"/>
-          <w:color w:val="0D0D0D" w:themeColor="text1" w:themeTint="F2"/>
-          <w:sz w:val="28"/>
-          <w:szCs w:val="28"/>
-        </w:rPr>
-        <w:t>5.  Подготовьте отчет, включающий:</w:t>
-      </w:r>
-    </w:p>
-    <w:p>
-      <w:pPr>
-        <w:pStyle w:val="a3"/>
+        <w:jc w:val="center"/>
+      </w:pPr>
+      <w:r>
+        <w:rPr>
+          <w:rFonts w:ascii="Times New Roman" w:hAnsi="Times New Roman" w:cs="Times New Roman"/>
+          <w:noProof/>
+          <w:sz w:val="28"/>
+          <w:szCs w:val="28"/>
+        </w:rPr>
+        <w:lastRenderedPageBreak/>
+        <w:drawing>
+          <wp:inline distT="0" distB="0" distL="0" distR="0" wp14:anchorId="669916A6" wp14:editId="1A06CFD3">
+            <wp:extent cx="5177099" cy="2707808"/>
+            <wp:effectExtent l="0" t="0" r="5080" b="0"/>
+            <wp:docPr id="832754985" name="Рисунок 1" descr="Изображение выглядит как текст, снимок экрана, программное обеспечение, Мультимедийное программное обеспечение&#10;&#10;Содержимое, созданное искусственным интеллектом, может быть неверным."/>
+            <wp:cNvGraphicFramePr>
+              <a:graphicFrameLocks xmlns:a="http://schemas.openxmlformats.org/drawingml/2006/main" noChangeAspect="1"/>
+            </wp:cNvGraphicFramePr>
+            <a:graphic xmlns:a="http://schemas.openxmlformats.org/drawingml/2006/main">
+              <a:graphicData uri="http://schemas.openxmlformats.org/drawingml/2006/picture">
+                <pic:pic xmlns:pic="http://schemas.openxmlformats.org/drawingml/2006/picture">
+                  <pic:nvPicPr>
+                    <pic:cNvPr id="832754985" name="Рисунок 1" descr="Изображение выглядит как текст, снимок экрана, программное обеспечение, Мультимедийное программное обеспечение&#10;&#10;Содержимое, созданное искусственным интеллектом, может быть неверным."/>
+                    <pic:cNvPicPr/>
+                  </pic:nvPicPr>
+                  <pic:blipFill>
+                    <a:blip r:embed="rId16"/>
+                    <a:stretch>
+                      <a:fillRect/>
+                    </a:stretch>
+                  </pic:blipFill>
+                  <pic:spPr>
+                    <a:xfrm>
+                      <a:off x="0" y="0"/>
+                      <a:ext cx="5181784" cy="2710258"/>
+                    </a:xfrm>
+                    <a:prstGeom prst="rect">
+                      <a:avLst/>
+                    </a:prstGeom>
+                  </pic:spPr>
+                </pic:pic>
+              </a:graphicData>
+            </a:graphic>
+          </wp:inline>
+        </w:drawing>
+      </w:r>
+    </w:p>
+    <w:p>
+      <w:pPr>
+        <w:pStyle w:val="a7"/>
+        <w:rPr>
+          <w:sz w:val="28"/>
+          <w:szCs w:val="28"/>
+        </w:rPr>
+      </w:pPr>
+      <w:r>
+        <w:t xml:space="preserve">Рисунок </w:t>
+      </w:r>
+      <w:r>
+        <w:fldChar w:fldCharType="begin"/>
+      </w:r>
+      <w:r>
+        <w:instrText xml:space="preserve"> SEQ Рисунок \* ARABIC </w:instrText>
+      </w:r>
+      <w:r>
+        <w:fldChar w:fldCharType="separate"/>
+      </w:r>
+      <w:r>
+        <w:rPr>
+          <w:noProof/>
+        </w:rPr>
+        <w:t>10</w:t>
+      </w:r>
+      <w:r>
+        <w:fldChar w:fldCharType="end"/>
+      </w:r>
+      <w:r>
+        <w:t>. Указание диска</w:t>
+      </w:r>
+    </w:p>
+    <w:p>
+      <w:pPr>
         <w:numPr>
-          <w:ilvl w:val="0"/>
-          <w:numId w:val="5"/>
+          <w:ilvl w:val="1"/>
+          <w:numId w:val="7"/>
         </w:numPr>
         <w:tabs>
           <w:tab w:val="left" w:pos="993"/>
@@ -3217,47 +3866,110 @@
         <w:jc w:val="both"/>
         <w:rPr>
           <w:rFonts w:ascii="Times New Roman" w:hAnsi="Times New Roman" w:cs="Times New Roman"/>
-          <w:color w:val="0D0D0D" w:themeColor="text1" w:themeTint="F2"/>
-          <w:sz w:val="28"/>
-          <w:szCs w:val="28"/>
-        </w:rPr>
-      </w:pPr>
-      <w:r>
-        <w:rPr>
-          <w:rFonts w:ascii="Times New Roman" w:hAnsi="Times New Roman" w:cs="Times New Roman"/>
-          <w:color w:val="0D0D0D" w:themeColor="text1" w:themeTint="F2"/>
-          <w:sz w:val="28"/>
-          <w:szCs w:val="28"/>
-        </w:rPr>
-        <w:t xml:space="preserve">Скриншоты каждого этапа работы </w:t>
-      </w:r>
-      <w:proofErr w:type="spellStart"/>
-      <w:r>
-        <w:rPr>
-          <w:rFonts w:ascii="Times New Roman" w:hAnsi="Times New Roman" w:cs="Times New Roman"/>
-          <w:color w:val="0D0D0D" w:themeColor="text1" w:themeTint="F2"/>
-          <w:sz w:val="28"/>
-          <w:szCs w:val="28"/>
-        </w:rPr>
-        <w:t>TestDisk</w:t>
-      </w:r>
-      <w:proofErr w:type="spellEnd"/>
-      <w:r>
-        <w:rPr>
-          <w:rFonts w:ascii="Times New Roman" w:hAnsi="Times New Roman" w:cs="Times New Roman"/>
-          <w:color w:val="0D0D0D" w:themeColor="text1" w:themeTint="F2"/>
-          <w:sz w:val="28"/>
-          <w:szCs w:val="28"/>
-        </w:rPr>
-        <w:t xml:space="preserve"> (можно фотографировать экран, если скриншоты невозможны).</w:t>
-      </w:r>
-    </w:p>
-    <w:p>
-      <w:pPr>
-        <w:pStyle w:val="a3"/>
+          <w:sz w:val="28"/>
+          <w:szCs w:val="28"/>
+        </w:rPr>
+      </w:pPr>
+      <w:r>
+        <w:rPr>
+          <w:rFonts w:ascii="Times New Roman" w:hAnsi="Times New Roman" w:cs="Times New Roman"/>
+          <w:sz w:val="28"/>
+          <w:szCs w:val="28"/>
+        </w:rPr>
+        <w:t>Выберите тип таблицы разделов (обычно Intel/PC).</w:t>
+      </w:r>
+    </w:p>
+    <w:p>
+      <w:pPr>
+        <w:keepNext/>
+        <w:tabs>
+          <w:tab w:val="left" w:pos="993"/>
+        </w:tabs>
+        <w:spacing w:line="360" w:lineRule="auto"/>
+        <w:jc w:val="center"/>
+      </w:pPr>
+      <w:r>
+        <w:rPr>
+          <w:rFonts w:ascii="Times New Roman" w:hAnsi="Times New Roman" w:cs="Times New Roman"/>
+          <w:noProof/>
+          <w:sz w:val="28"/>
+          <w:szCs w:val="28"/>
+        </w:rPr>
+        <w:drawing>
+          <wp:inline distT="0" distB="0" distL="0" distR="0" wp14:anchorId="125F8C40" wp14:editId="7694285F">
+            <wp:extent cx="5352028" cy="2807884"/>
+            <wp:effectExtent l="0" t="0" r="1270" b="0"/>
+            <wp:docPr id="715140616" name="Рисунок 1" descr="Изображение выглядит как текст, снимок экрана, программное обеспечение, компьютер&#10;&#10;Содержимое, созданное искусственным интеллектом, может быть неверным."/>
+            <wp:cNvGraphicFramePr>
+              <a:graphicFrameLocks xmlns:a="http://schemas.openxmlformats.org/drawingml/2006/main" noChangeAspect="1"/>
+            </wp:cNvGraphicFramePr>
+            <a:graphic xmlns:a="http://schemas.openxmlformats.org/drawingml/2006/main">
+              <a:graphicData uri="http://schemas.openxmlformats.org/drawingml/2006/picture">
+                <pic:pic xmlns:pic="http://schemas.openxmlformats.org/drawingml/2006/picture">
+                  <pic:nvPicPr>
+                    <pic:cNvPr id="715140616" name="Рисунок 1" descr="Изображение выглядит как текст, снимок экрана, программное обеспечение, компьютер&#10;&#10;Содержимое, созданное искусственным интеллектом, может быть неверным."/>
+                    <pic:cNvPicPr/>
+                  </pic:nvPicPr>
+                  <pic:blipFill>
+                    <a:blip r:embed="rId17"/>
+                    <a:stretch>
+                      <a:fillRect/>
+                    </a:stretch>
+                  </pic:blipFill>
+                  <pic:spPr>
+                    <a:xfrm>
+                      <a:off x="0" y="0"/>
+                      <a:ext cx="5361728" cy="2812973"/>
+                    </a:xfrm>
+                    <a:prstGeom prst="rect">
+                      <a:avLst/>
+                    </a:prstGeom>
+                  </pic:spPr>
+                </pic:pic>
+              </a:graphicData>
+            </a:graphic>
+          </wp:inline>
+        </w:drawing>
+      </w:r>
+    </w:p>
+    <w:p>
+      <w:pPr>
+        <w:pStyle w:val="a7"/>
+        <w:rPr>
+          <w:sz w:val="28"/>
+          <w:szCs w:val="28"/>
+        </w:rPr>
+      </w:pPr>
+      <w:r>
+        <w:t xml:space="preserve">Рисунок </w:t>
+      </w:r>
+      <w:r>
+        <w:fldChar w:fldCharType="begin"/>
+      </w:r>
+      <w:r>
+        <w:instrText xml:space="preserve"> SEQ Рисунок \* ARABIC </w:instrText>
+      </w:r>
+      <w:r>
+        <w:fldChar w:fldCharType="separate"/>
+      </w:r>
+      <w:r>
+        <w:rPr>
+          <w:noProof/>
+        </w:rPr>
+        <w:t>11</w:t>
+      </w:r>
+      <w:r>
+        <w:fldChar w:fldCharType="end"/>
+      </w:r>
+      <w:r>
+        <w:t>. Выбор типа таблиц</w:t>
+      </w:r>
+    </w:p>
+    <w:p>
+      <w:pPr>
         <w:numPr>
-          <w:ilvl w:val="0"/>
-          <w:numId w:val="5"/>
+          <w:ilvl w:val="1"/>
+          <w:numId w:val="7"/>
         </w:numPr>
         <w:tabs>
           <w:tab w:val="left" w:pos="993"/>
@@ -3267,27 +3979,226 @@
         <w:jc w:val="both"/>
         <w:rPr>
           <w:rFonts w:ascii="Times New Roman" w:hAnsi="Times New Roman" w:cs="Times New Roman"/>
-          <w:color w:val="0D0D0D" w:themeColor="text1" w:themeTint="F2"/>
-          <w:sz w:val="28"/>
-          <w:szCs w:val="28"/>
-        </w:rPr>
-      </w:pPr>
-      <w:r>
-        <w:rPr>
-          <w:rFonts w:ascii="Times New Roman" w:hAnsi="Times New Roman" w:cs="Times New Roman"/>
-          <w:color w:val="0D0D0D" w:themeColor="text1" w:themeTint="F2"/>
-          <w:sz w:val="28"/>
-          <w:szCs w:val="28"/>
-        </w:rPr>
-        <w:t>Описание проведённых операций и результат восстановления.</w:t>
-      </w:r>
-    </w:p>
-    <w:p>
-      <w:pPr>
-        <w:pStyle w:val="a3"/>
+          <w:sz w:val="28"/>
+          <w:szCs w:val="28"/>
+        </w:rPr>
+      </w:pPr>
+      <w:r>
+        <w:rPr>
+          <w:rFonts w:ascii="Times New Roman" w:hAnsi="Times New Roman" w:cs="Times New Roman"/>
+          <w:sz w:val="28"/>
+          <w:szCs w:val="28"/>
+        </w:rPr>
+        <w:t>Выберите "</w:t>
+      </w:r>
+      <w:proofErr w:type="spellStart"/>
+      <w:r>
+        <w:rPr>
+          <w:rFonts w:ascii="Times New Roman" w:hAnsi="Times New Roman" w:cs="Times New Roman"/>
+          <w:sz w:val="28"/>
+          <w:szCs w:val="28"/>
+        </w:rPr>
+        <w:t>Analyse</w:t>
+      </w:r>
+      <w:proofErr w:type="spellEnd"/>
+      <w:r>
+        <w:rPr>
+          <w:rFonts w:ascii="Times New Roman" w:hAnsi="Times New Roman" w:cs="Times New Roman"/>
+          <w:sz w:val="28"/>
+          <w:szCs w:val="28"/>
+        </w:rPr>
+        <w:t>" → "Quick Search", дождитесь окончания поиска.</w:t>
+      </w:r>
+    </w:p>
+    <w:p>
+      <w:pPr>
+        <w:keepNext/>
+        <w:tabs>
+          <w:tab w:val="left" w:pos="993"/>
+        </w:tabs>
+        <w:spacing w:line="360" w:lineRule="auto"/>
+        <w:jc w:val="center"/>
+      </w:pPr>
+      <w:r>
+        <w:rPr>
+          <w:rFonts w:ascii="Times New Roman" w:hAnsi="Times New Roman" w:cs="Times New Roman"/>
+          <w:noProof/>
+          <w:sz w:val="28"/>
+          <w:szCs w:val="28"/>
+        </w:rPr>
+        <w:lastRenderedPageBreak/>
+        <w:drawing>
+          <wp:inline distT="0" distB="0" distL="0" distR="0" wp14:anchorId="2CDDBC66" wp14:editId="51916082">
+            <wp:extent cx="5431541" cy="2826956"/>
+            <wp:effectExtent l="0" t="0" r="0" b="0"/>
+            <wp:docPr id="2141486585" name="Рисунок 1" descr="Изображение выглядит как текст, снимок экрана, программное обеспечение, компьютер&#10;&#10;Содержимое, созданное искусственным интеллектом, может быть неверным."/>
+            <wp:cNvGraphicFramePr>
+              <a:graphicFrameLocks xmlns:a="http://schemas.openxmlformats.org/drawingml/2006/main" noChangeAspect="1"/>
+            </wp:cNvGraphicFramePr>
+            <a:graphic xmlns:a="http://schemas.openxmlformats.org/drawingml/2006/main">
+              <a:graphicData uri="http://schemas.openxmlformats.org/drawingml/2006/picture">
+                <pic:pic xmlns:pic="http://schemas.openxmlformats.org/drawingml/2006/picture">
+                  <pic:nvPicPr>
+                    <pic:cNvPr id="2141486585" name="Рисунок 1" descr="Изображение выглядит как текст, снимок экрана, программное обеспечение, компьютер&#10;&#10;Содержимое, созданное искусственным интеллектом, может быть неверным."/>
+                    <pic:cNvPicPr/>
+                  </pic:nvPicPr>
+                  <pic:blipFill>
+                    <a:blip r:embed="rId18"/>
+                    <a:stretch>
+                      <a:fillRect/>
+                    </a:stretch>
+                  </pic:blipFill>
+                  <pic:spPr>
+                    <a:xfrm>
+                      <a:off x="0" y="0"/>
+                      <a:ext cx="5435673" cy="2829106"/>
+                    </a:xfrm>
+                    <a:prstGeom prst="rect">
+                      <a:avLst/>
+                    </a:prstGeom>
+                  </pic:spPr>
+                </pic:pic>
+              </a:graphicData>
+            </a:graphic>
+          </wp:inline>
+        </w:drawing>
+      </w:r>
+    </w:p>
+    <w:p>
+      <w:pPr>
+        <w:pStyle w:val="a7"/>
+        <w:rPr>
+          <w:sz w:val="28"/>
+          <w:szCs w:val="28"/>
+          <w:lang w:val="en-US"/>
+        </w:rPr>
+      </w:pPr>
+      <w:r>
+        <w:t xml:space="preserve">Рисунок </w:t>
+      </w:r>
+      <w:r>
+        <w:fldChar w:fldCharType="begin"/>
+      </w:r>
+      <w:r>
+        <w:instrText xml:space="preserve"> SEQ Рисунок \* ARABIC </w:instrText>
+      </w:r>
+      <w:r>
+        <w:fldChar w:fldCharType="separate"/>
+      </w:r>
+      <w:r>
+        <w:rPr>
+          <w:noProof/>
+        </w:rPr>
+        <w:t>12</w:t>
+      </w:r>
+      <w:r>
+        <w:fldChar w:fldCharType="end"/>
+      </w:r>
+      <w:r>
+        <w:t>. Запуск анализа</w:t>
+      </w:r>
+    </w:p>
+    <w:p>
+      <w:pPr>
+        <w:keepNext/>
+        <w:tabs>
+          <w:tab w:val="left" w:pos="993"/>
+        </w:tabs>
+        <w:spacing w:line="360" w:lineRule="auto"/>
+        <w:jc w:val="center"/>
+      </w:pPr>
+      <w:r>
+        <w:rPr>
+          <w:rFonts w:ascii="Times New Roman" w:hAnsi="Times New Roman" w:cs="Times New Roman"/>
+          <w:noProof/>
+          <w:sz w:val="28"/>
+          <w:szCs w:val="28"/>
+          <w:lang w:val="en-US"/>
+        </w:rPr>
+        <w:drawing>
+          <wp:inline distT="0" distB="0" distL="0" distR="0" wp14:anchorId="513031B1" wp14:editId="40EF44AB">
+            <wp:extent cx="5208905" cy="2713308"/>
+            <wp:effectExtent l="0" t="0" r="0" b="0"/>
+            <wp:docPr id="939741111" name="Рисунок 1" descr="Изображение выглядит как текст, снимок экрана, программное обеспечение, компьютер&#10;&#10;Содержимое, созданное искусственным интеллектом, может быть неверным."/>
+            <wp:cNvGraphicFramePr>
+              <a:graphicFrameLocks xmlns:a="http://schemas.openxmlformats.org/drawingml/2006/main" noChangeAspect="1"/>
+            </wp:cNvGraphicFramePr>
+            <a:graphic xmlns:a="http://schemas.openxmlformats.org/drawingml/2006/main">
+              <a:graphicData uri="http://schemas.openxmlformats.org/drawingml/2006/picture">
+                <pic:pic xmlns:pic="http://schemas.openxmlformats.org/drawingml/2006/picture">
+                  <pic:nvPicPr>
+                    <pic:cNvPr id="939741111" name="Рисунок 1" descr="Изображение выглядит как текст, снимок экрана, программное обеспечение, компьютер&#10;&#10;Содержимое, созданное искусственным интеллектом, может быть неверным."/>
+                    <pic:cNvPicPr/>
+                  </pic:nvPicPr>
+                  <pic:blipFill>
+                    <a:blip r:embed="rId19"/>
+                    <a:stretch>
+                      <a:fillRect/>
+                    </a:stretch>
+                  </pic:blipFill>
+                  <pic:spPr>
+                    <a:xfrm>
+                      <a:off x="0" y="0"/>
+                      <a:ext cx="5220165" cy="2719173"/>
+                    </a:xfrm>
+                    <a:prstGeom prst="rect">
+                      <a:avLst/>
+                    </a:prstGeom>
+                  </pic:spPr>
+                </pic:pic>
+              </a:graphicData>
+            </a:graphic>
+          </wp:inline>
+        </w:drawing>
+      </w:r>
+    </w:p>
+    <w:p>
+      <w:pPr>
+        <w:pStyle w:val="a7"/>
+        <w:rPr>
+          <w:sz w:val="28"/>
+          <w:szCs w:val="28"/>
+        </w:rPr>
+      </w:pPr>
+      <w:r>
+        <w:t xml:space="preserve">Рисунок </w:t>
+      </w:r>
+      <w:r>
+        <w:fldChar w:fldCharType="begin"/>
+      </w:r>
+      <w:r>
+        <w:instrText xml:space="preserve"> SEQ Рисунок \* ARABIC </w:instrText>
+      </w:r>
+      <w:r>
+        <w:fldChar w:fldCharType="separate"/>
+      </w:r>
+      <w:r>
+        <w:rPr>
+          <w:noProof/>
+        </w:rPr>
+        <w:t>13</w:t>
+      </w:r>
+      <w:r>
+        <w:fldChar w:fldCharType="end"/>
+      </w:r>
+      <w:r>
+        <w:t>. Запуск «</w:t>
+      </w:r>
+      <w:r>
+        <w:rPr>
+          <w:lang w:val="en-US"/>
+        </w:rPr>
+        <w:t>Quick search</w:t>
+      </w:r>
+      <w:r>
+        <w:t>»</w:t>
+      </w:r>
+    </w:p>
+    <w:p>
+      <w:pPr>
         <w:numPr>
-          <w:ilvl w:val="0"/>
-          <w:numId w:val="5"/>
+          <w:ilvl w:val="1"/>
+          <w:numId w:val="7"/>
         </w:numPr>
         <w:tabs>
           <w:tab w:val="left" w:pos="993"/>
@@ -3297,27 +4208,139 @@
         <w:jc w:val="both"/>
         <w:rPr>
           <w:rFonts w:ascii="Times New Roman" w:hAnsi="Times New Roman" w:cs="Times New Roman"/>
-          <w:color w:val="0D0D0D" w:themeColor="text1" w:themeTint="F2"/>
-          <w:sz w:val="28"/>
-          <w:szCs w:val="28"/>
-        </w:rPr>
-      </w:pPr>
-      <w:r>
-        <w:rPr>
-          <w:rFonts w:ascii="Times New Roman" w:hAnsi="Times New Roman" w:cs="Times New Roman"/>
-          <w:color w:val="0D0D0D" w:themeColor="text1" w:themeTint="F2"/>
-          <w:sz w:val="28"/>
-          <w:szCs w:val="28"/>
-        </w:rPr>
-        <w:t>Анализ: что удалось восстановить, были ли ошибки, насколько эффективно средство восстановления.</w:t>
-      </w:r>
-    </w:p>
-    <w:p>
-      <w:pPr>
-        <w:pStyle w:val="a3"/>
+          <w:sz w:val="28"/>
+          <w:szCs w:val="28"/>
+        </w:rPr>
+      </w:pPr>
+      <w:r>
+        <w:rPr>
+          <w:rFonts w:ascii="Times New Roman" w:hAnsi="Times New Roman" w:cs="Times New Roman"/>
+          <w:sz w:val="28"/>
+          <w:szCs w:val="28"/>
+        </w:rPr>
+        <w:t>Если найден нужный раздел, выберите его и нажмите "</w:t>
+      </w:r>
+      <w:proofErr w:type="spellStart"/>
+      <w:r>
+        <w:rPr>
+          <w:rFonts w:ascii="Times New Roman" w:hAnsi="Times New Roman" w:cs="Times New Roman"/>
+          <w:sz w:val="28"/>
+          <w:szCs w:val="28"/>
+        </w:rPr>
+        <w:t>Write</w:t>
+      </w:r>
+      <w:proofErr w:type="spellEnd"/>
+      <w:r>
+        <w:rPr>
+          <w:rFonts w:ascii="Times New Roman" w:hAnsi="Times New Roman" w:cs="Times New Roman"/>
+          <w:sz w:val="28"/>
+          <w:szCs w:val="28"/>
+        </w:rPr>
+        <w:t>", чтобы восстановить.</w:t>
+      </w:r>
+    </w:p>
+    <w:p>
+      <w:pPr>
+        <w:keepNext/>
+        <w:tabs>
+          <w:tab w:val="left" w:pos="993"/>
+        </w:tabs>
+        <w:spacing w:line="360" w:lineRule="auto"/>
+        <w:jc w:val="center"/>
+      </w:pPr>
+      <w:r>
+        <w:rPr>
+          <w:noProof/>
+          <w:sz w:val="24"/>
+          <w:szCs w:val="24"/>
+        </w:rPr>
+        <w:lastRenderedPageBreak/>
+        <w:drawing>
+          <wp:inline distT="0" distB="0" distL="0" distR="0" wp14:anchorId="362A2724" wp14:editId="0A2C73D0">
+            <wp:extent cx="4280341" cy="2750250"/>
+            <wp:effectExtent l="0" t="0" r="6350" b="0"/>
+            <wp:docPr id="544897962" name="Рисунок 1" descr="Изображение выглядит как текст, электроника, снимок экрана, программное обеспечение&#10;&#10;Содержимое, созданное искусственным интеллектом, может быть неверным."/>
+            <wp:cNvGraphicFramePr>
+              <a:graphicFrameLocks xmlns:a="http://schemas.openxmlformats.org/drawingml/2006/main" noChangeAspect="1"/>
+            </wp:cNvGraphicFramePr>
+            <a:graphic xmlns:a="http://schemas.openxmlformats.org/drawingml/2006/main">
+              <a:graphicData uri="http://schemas.openxmlformats.org/drawingml/2006/picture">
+                <pic:pic xmlns:pic="http://schemas.openxmlformats.org/drawingml/2006/picture">
+                  <pic:nvPicPr>
+                    <pic:cNvPr id="544897962" name="Рисунок 1" descr="Изображение выглядит как текст, электроника, снимок экрана, программное обеспечение&#10;&#10;Содержимое, созданное искусственным интеллектом, может быть неверным."/>
+                    <pic:cNvPicPr>
+                      <a:picLocks noChangeAspect="1"/>
+                    </pic:cNvPicPr>
+                  </pic:nvPicPr>
+                  <pic:blipFill rotWithShape="1">
+                    <a:blip r:embed="rId20"/>
+                    <a:srcRect l="719" t="7509" b="2140"/>
+                    <a:stretch>
+                      <a:fillRect/>
+                    </a:stretch>
+                  </pic:blipFill>
+                  <pic:spPr bwMode="auto">
+                    <a:xfrm>
+                      <a:off x="0" y="0"/>
+                      <a:ext cx="4299965" cy="2762859"/>
+                    </a:xfrm>
+                    <a:prstGeom prst="rect">
+                      <a:avLst/>
+                    </a:prstGeom>
+                    <a:ln>
+                      <a:noFill/>
+                    </a:ln>
+                    <a:extLst>
+                      <a:ext uri="{53640926-AAD7-44D8-BBD7-CCE9431645EC}">
+                        <a14:shadowObscured xmlns:a14="http://schemas.microsoft.com/office/drawing/2010/main"/>
+                      </a:ext>
+                    </a:extLst>
+                  </pic:spPr>
+                </pic:pic>
+              </a:graphicData>
+            </a:graphic>
+          </wp:inline>
+        </w:drawing>
+      </w:r>
+    </w:p>
+    <w:p>
+      <w:pPr>
+        <w:pStyle w:val="a7"/>
+        <w:rPr>
+          <w:sz w:val="28"/>
+          <w:szCs w:val="28"/>
+        </w:rPr>
+      </w:pPr>
+      <w:r>
+        <w:t xml:space="preserve">Рисунок </w:t>
+      </w:r>
+      <w:r>
+        <w:fldChar w:fldCharType="begin"/>
+      </w:r>
+      <w:r>
+        <w:instrText xml:space="preserve"> SEQ Рисунок \* ARABIC </w:instrText>
+      </w:r>
+      <w:r>
+        <w:fldChar w:fldCharType="separate"/>
+      </w:r>
+      <w:r>
+        <w:rPr>
+          <w:noProof/>
+        </w:rPr>
+        <w:t>14</w:t>
+      </w:r>
+      <w:r>
+        <w:fldChar w:fldCharType="end"/>
+      </w:r>
+      <w:r>
+        <w:t>. Восстановление</w:t>
+      </w:r>
+    </w:p>
+    <w:p>
+      <w:pPr>
         <w:numPr>
-          <w:ilvl w:val="0"/>
-          <w:numId w:val="5"/>
+          <w:ilvl w:val="1"/>
+          <w:numId w:val="7"/>
         </w:numPr>
         <w:tabs>
           <w:tab w:val="left" w:pos="993"/>
@@ -3327,54 +4350,114 @@
         <w:jc w:val="both"/>
         <w:rPr>
           <w:rFonts w:ascii="Times New Roman" w:hAnsi="Times New Roman" w:cs="Times New Roman"/>
-          <w:color w:val="0D0D0D" w:themeColor="text1" w:themeTint="F2"/>
-          <w:sz w:val="28"/>
-          <w:szCs w:val="28"/>
-        </w:rPr>
-      </w:pPr>
-      <w:r>
-        <w:rPr>
-          <w:rFonts w:ascii="Times New Roman" w:hAnsi="Times New Roman" w:cs="Times New Roman"/>
-          <w:color w:val="0D0D0D" w:themeColor="text1" w:themeTint="F2"/>
-          <w:sz w:val="28"/>
-          <w:szCs w:val="28"/>
-        </w:rPr>
-        <w:t>Выводы по необходимости резервного копирования и мерам предосторожности при работе с носителями.</w:t>
-      </w:r>
-    </w:p>
-    <w:p>
-      <w:pPr>
+          <w:sz w:val="28"/>
+          <w:szCs w:val="28"/>
+        </w:rPr>
+      </w:pPr>
+      <w:r>
+        <w:rPr>
+          <w:rFonts w:ascii="Times New Roman" w:hAnsi="Times New Roman" w:cs="Times New Roman"/>
+          <w:sz w:val="28"/>
+          <w:szCs w:val="28"/>
+        </w:rPr>
+        <w:t>Перезагрузите систему и проверьте доступность данных.</w:t>
+      </w:r>
+    </w:p>
+    <w:p>
+      <w:pPr>
+        <w:keepNext/>
         <w:tabs>
           <w:tab w:val="left" w:pos="993"/>
         </w:tabs>
         <w:spacing w:line="360" w:lineRule="auto"/>
-        <w:ind w:firstLine="709"/>
-        <w:contextualSpacing/>
-        <w:jc w:val="both"/>
-        <w:rPr>
-          <w:rFonts w:ascii="Times New Roman" w:hAnsi="Times New Roman" w:cs="Times New Roman"/>
-          <w:color w:val="0D0D0D" w:themeColor="text1" w:themeTint="F2"/>
-          <w:sz w:val="28"/>
-          <w:szCs w:val="28"/>
-        </w:rPr>
-      </w:pPr>
-      <w:r>
-        <w:rPr>
-          <w:rFonts w:ascii="Times New Roman" w:hAnsi="Times New Roman" w:cs="Times New Roman"/>
-          <w:color w:val="0D0D0D" w:themeColor="text1" w:themeTint="F2"/>
-          <w:sz w:val="28"/>
-          <w:szCs w:val="28"/>
-        </w:rPr>
-        <w:t>Критерии оценки:</w:t>
+        <w:jc w:val="center"/>
+      </w:pPr>
+      <w:r>
+        <w:rPr>
+          <w:rFonts w:ascii="Times New Roman" w:hAnsi="Times New Roman" w:cs="Times New Roman"/>
+          <w:noProof/>
+          <w:sz w:val="28"/>
+          <w:szCs w:val="28"/>
+        </w:rPr>
+        <w:drawing>
+          <wp:inline distT="0" distB="0" distL="0" distR="0" wp14:anchorId="66639CF8" wp14:editId="1689CEF5">
+            <wp:extent cx="4827242" cy="3620302"/>
+            <wp:effectExtent l="0" t="0" r="0" b="0"/>
+            <wp:docPr id="193581109" name="Рисунок 1" descr="Изображение выглядит как текст, снимок экрана, программное обеспечение, Значок на компьютере&#10;&#10;Содержимое, созданное искусственным интеллектом, может быть неверным."/>
+            <wp:cNvGraphicFramePr>
+              <a:graphicFrameLocks xmlns:a="http://schemas.openxmlformats.org/drawingml/2006/main" noChangeAspect="1"/>
+            </wp:cNvGraphicFramePr>
+            <a:graphic xmlns:a="http://schemas.openxmlformats.org/drawingml/2006/main">
+              <a:graphicData uri="http://schemas.openxmlformats.org/drawingml/2006/picture">
+                <pic:pic xmlns:pic="http://schemas.openxmlformats.org/drawingml/2006/picture">
+                  <pic:nvPicPr>
+                    <pic:cNvPr id="193581109" name="Рисунок 1" descr="Изображение выглядит как текст, снимок экрана, программное обеспечение, Значок на компьютере&#10;&#10;Содержимое, созданное искусственным интеллектом, может быть неверным."/>
+                    <pic:cNvPicPr/>
+                  </pic:nvPicPr>
+                  <pic:blipFill>
+                    <a:blip r:embed="rId21"/>
+                    <a:stretch>
+                      <a:fillRect/>
+                    </a:stretch>
+                  </pic:blipFill>
+                  <pic:spPr>
+                    <a:xfrm>
+                      <a:off x="0" y="0"/>
+                      <a:ext cx="4831425" cy="3623439"/>
+                    </a:xfrm>
+                    <a:prstGeom prst="rect">
+                      <a:avLst/>
+                    </a:prstGeom>
+                  </pic:spPr>
+                </pic:pic>
+              </a:graphicData>
+            </a:graphic>
+          </wp:inline>
+        </w:drawing>
+      </w:r>
+    </w:p>
+    <w:p>
+      <w:pPr>
+        <w:pStyle w:val="a7"/>
+        <w:rPr>
+          <w:sz w:val="28"/>
+          <w:szCs w:val="28"/>
+        </w:rPr>
+      </w:pPr>
+      <w:r>
+        <w:t xml:space="preserve">Рисунок </w:t>
+      </w:r>
+      <w:r>
+        <w:fldChar w:fldCharType="begin"/>
+      </w:r>
+      <w:r>
+        <w:instrText xml:space="preserve"> SEQ Рисунок \* ARABIC </w:instrText>
+      </w:r>
+      <w:r>
+        <w:fldChar w:fldCharType="separate"/>
+      </w:r>
+      <w:r>
+        <w:rPr>
+          <w:noProof/>
+        </w:rPr>
+        <w:t>15</w:t>
+      </w:r>
+      <w:r>
+        <w:fldChar w:fldCharType="end"/>
+      </w:r>
+      <w:r>
+        <w:t>. Данные во</w:t>
+      </w:r>
+      <w:r>
+        <w:t>с</w:t>
+      </w:r>
+      <w:r>
+        <w:t>становлены</w:t>
       </w:r>
     </w:p>
     <w:p>
       <w:pPr>
         <w:pStyle w:val="a3"/>
-        <w:numPr>
-          <w:ilvl w:val="0"/>
-          <w:numId w:val="6"/>
-        </w:numPr>
         <w:tabs>
           <w:tab w:val="left" w:pos="993"/>
         </w:tabs>
@@ -3388,145 +4471,6 @@
           <w:szCs w:val="28"/>
         </w:rPr>
       </w:pPr>
-      <w:r>
-        <w:rPr>
-          <w:rFonts w:ascii="Times New Roman" w:hAnsi="Times New Roman" w:cs="Times New Roman"/>
-          <w:color w:val="0D0D0D" w:themeColor="text1" w:themeTint="F2"/>
-          <w:sz w:val="28"/>
-          <w:szCs w:val="28"/>
-        </w:rPr>
-        <w:t>Корректность выполнения восстановления.</w:t>
-      </w:r>
-    </w:p>
-    <w:p>
-      <w:pPr>
-        <w:pStyle w:val="a3"/>
-        <w:numPr>
-          <w:ilvl w:val="0"/>
-          <w:numId w:val="6"/>
-        </w:numPr>
-        <w:tabs>
-          <w:tab w:val="left" w:pos="993"/>
-        </w:tabs>
-        <w:spacing w:line="360" w:lineRule="auto"/>
-        <w:ind w:left="0" w:firstLine="709"/>
-        <w:jc w:val="both"/>
-        <w:rPr>
-          <w:rFonts w:ascii="Times New Roman" w:hAnsi="Times New Roman" w:cs="Times New Roman"/>
-          <w:color w:val="0D0D0D" w:themeColor="text1" w:themeTint="F2"/>
-          <w:sz w:val="28"/>
-          <w:szCs w:val="28"/>
-        </w:rPr>
-      </w:pPr>
-      <w:r>
-        <w:rPr>
-          <w:rFonts w:ascii="Times New Roman" w:hAnsi="Times New Roman" w:cs="Times New Roman"/>
-          <w:color w:val="0D0D0D" w:themeColor="text1" w:themeTint="F2"/>
-          <w:sz w:val="28"/>
-          <w:szCs w:val="28"/>
-        </w:rPr>
-        <w:t>Полнота отчета, наличие скриншотов и пояснений.</w:t>
-      </w:r>
-    </w:p>
-    <w:p>
-      <w:pPr>
-        <w:pStyle w:val="a3"/>
-        <w:numPr>
-          <w:ilvl w:val="0"/>
-          <w:numId w:val="6"/>
-        </w:numPr>
-        <w:tabs>
-          <w:tab w:val="left" w:pos="993"/>
-        </w:tabs>
-        <w:spacing w:line="360" w:lineRule="auto"/>
-        <w:ind w:left="0" w:firstLine="709"/>
-        <w:jc w:val="both"/>
-        <w:rPr>
-          <w:rFonts w:ascii="Times New Roman" w:hAnsi="Times New Roman" w:cs="Times New Roman"/>
-          <w:color w:val="0D0D0D" w:themeColor="text1" w:themeTint="F2"/>
-          <w:sz w:val="28"/>
-          <w:szCs w:val="28"/>
-        </w:rPr>
-      </w:pPr>
-      <w:r>
-        <w:rPr>
-          <w:rFonts w:ascii="Times New Roman" w:hAnsi="Times New Roman" w:cs="Times New Roman"/>
-          <w:color w:val="0D0D0D" w:themeColor="text1" w:themeTint="F2"/>
-          <w:sz w:val="28"/>
-          <w:szCs w:val="28"/>
-        </w:rPr>
-        <w:t>Умение анализировать результат и делать выводы.</w:t>
-      </w:r>
-    </w:p>
-    <w:p>
-      <w:pPr>
-        <w:pStyle w:val="a3"/>
-        <w:numPr>
-          <w:ilvl w:val="0"/>
-          <w:numId w:val="6"/>
-        </w:numPr>
-        <w:tabs>
-          <w:tab w:val="left" w:pos="993"/>
-        </w:tabs>
-        <w:spacing w:line="360" w:lineRule="auto"/>
-        <w:ind w:left="0" w:firstLine="709"/>
-        <w:jc w:val="both"/>
-        <w:rPr>
-          <w:rFonts w:ascii="Times New Roman" w:hAnsi="Times New Roman" w:cs="Times New Roman"/>
-          <w:color w:val="0D0D0D" w:themeColor="text1" w:themeTint="F2"/>
-          <w:sz w:val="28"/>
-          <w:szCs w:val="28"/>
-        </w:rPr>
-      </w:pPr>
-      <w:r>
-        <w:rPr>
-          <w:rFonts w:ascii="Times New Roman" w:hAnsi="Times New Roman" w:cs="Times New Roman"/>
-          <w:color w:val="0D0D0D" w:themeColor="text1" w:themeTint="F2"/>
-          <w:sz w:val="28"/>
-          <w:szCs w:val="28"/>
-        </w:rPr>
-        <w:t>Формат сдачи работы: Отчет в виде электронного документа (формат .</w:t>
-      </w:r>
-      <w:proofErr w:type="spellStart"/>
-      <w:r>
-        <w:rPr>
-          <w:rFonts w:ascii="Times New Roman" w:hAnsi="Times New Roman" w:cs="Times New Roman"/>
-          <w:color w:val="0D0D0D" w:themeColor="text1" w:themeTint="F2"/>
-          <w:sz w:val="28"/>
-          <w:szCs w:val="28"/>
-        </w:rPr>
-        <w:t>docx</w:t>
-      </w:r>
-      <w:proofErr w:type="spellEnd"/>
-      <w:r>
-        <w:rPr>
-          <w:rFonts w:ascii="Times New Roman" w:hAnsi="Times New Roman" w:cs="Times New Roman"/>
-          <w:color w:val="0D0D0D" w:themeColor="text1" w:themeTint="F2"/>
-          <w:sz w:val="28"/>
-          <w:szCs w:val="28"/>
-        </w:rPr>
-        <w:t xml:space="preserve"> или </w:t>
-      </w:r>
-      <w:proofErr w:type="spellStart"/>
-      <w:r>
-        <w:rPr>
-          <w:rFonts w:ascii="Times New Roman" w:hAnsi="Times New Roman" w:cs="Times New Roman"/>
-          <w:color w:val="0D0D0D" w:themeColor="text1" w:themeTint="F2"/>
-          <w:sz w:val="28"/>
-          <w:szCs w:val="28"/>
-        </w:rPr>
-        <w:t>pdf</w:t>
-      </w:r>
-      <w:proofErr w:type="spellEnd"/>
-      <w:r>
-        <w:rPr>
-          <w:rFonts w:ascii="Times New Roman" w:hAnsi="Times New Roman" w:cs="Times New Roman"/>
-          <w:color w:val="0D0D0D" w:themeColor="text1" w:themeTint="F2"/>
-          <w:sz w:val="28"/>
-          <w:szCs w:val="28"/>
-        </w:rPr>
-        <w:t>), включающий все пункты задания и выводы.</w:t>
-      </w:r>
     </w:p>
     <w:sectPr>
       <w:pgSz w:w="11906" w:h="16838"/>
@@ -4110,6 +5054,123 @@
     </w:lvl>
   </w:abstractNum>
   <w:abstractNum w:abstractNumId="5" w15:restartNumberingAfterBreak="0">
+    <w:nsid w:val="50C84043"/>
+    <w:multiLevelType w:val="multilevel"/>
+    <w:tmpl w:val="0872805A"/>
+    <w:lvl w:ilvl="0">
+      <w:start w:val="1"/>
+      <w:numFmt w:val="decimal"/>
+      <w:lvlText w:val="%1."/>
+      <w:lvlJc w:val="left"/>
+      <w:pPr>
+        <w:tabs>
+          <w:tab w:val="num" w:pos="720"/>
+        </w:tabs>
+        <w:ind w:left="720" w:hanging="360"/>
+      </w:pPr>
+    </w:lvl>
+    <w:lvl w:ilvl="1">
+      <w:start w:val="1"/>
+      <w:numFmt w:val="bullet"/>
+      <w:lvlText w:val=""/>
+      <w:lvlJc w:val="left"/>
+      <w:pPr>
+        <w:tabs>
+          <w:tab w:val="num" w:pos="1440"/>
+        </w:tabs>
+        <w:ind w:left="1440" w:hanging="360"/>
+      </w:pPr>
+      <w:rPr>
+        <w:rFonts w:ascii="Wingdings" w:hAnsi="Wingdings" w:hint="default"/>
+        <w:sz w:val="20"/>
+      </w:rPr>
+    </w:lvl>
+    <w:lvl w:ilvl="2" w:tentative="1">
+      <w:start w:val="1"/>
+      <w:numFmt w:val="decimal"/>
+      <w:lvlText w:val="%3."/>
+      <w:lvlJc w:val="left"/>
+      <w:pPr>
+        <w:tabs>
+          <w:tab w:val="num" w:pos="2160"/>
+        </w:tabs>
+        <w:ind w:left="2160" w:hanging="360"/>
+      </w:pPr>
+    </w:lvl>
+    <w:lvl w:ilvl="3" w:tentative="1">
+      <w:start w:val="1"/>
+      <w:numFmt w:val="decimal"/>
+      <w:lvlText w:val="%4."/>
+      <w:lvlJc w:val="left"/>
+      <w:pPr>
+        <w:tabs>
+          <w:tab w:val="num" w:pos="2880"/>
+        </w:tabs>
+        <w:ind w:left="2880" w:hanging="360"/>
+      </w:pPr>
+    </w:lvl>
+    <w:lvl w:ilvl="4" w:tentative="1">
+      <w:start w:val="1"/>
+      <w:numFmt w:val="decimal"/>
+      <w:lvlText w:val="%5."/>
+      <w:lvlJc w:val="left"/>
+      <w:pPr>
+        <w:tabs>
+          <w:tab w:val="num" w:pos="3600"/>
+        </w:tabs>
+        <w:ind w:left="3600" w:hanging="360"/>
+      </w:pPr>
+    </w:lvl>
+    <w:lvl w:ilvl="5" w:tentative="1">
+      <w:start w:val="1"/>
+      <w:numFmt w:val="decimal"/>
+      <w:lvlText w:val="%6."/>
+      <w:lvlJc w:val="left"/>
+      <w:pPr>
+        <w:tabs>
+          <w:tab w:val="num" w:pos="4320"/>
+        </w:tabs>
+        <w:ind w:left="4320" w:hanging="360"/>
+      </w:pPr>
+    </w:lvl>
+    <w:lvl w:ilvl="6" w:tentative="1">
+      <w:start w:val="1"/>
+      <w:numFmt w:val="decimal"/>
+      <w:lvlText w:val="%7."/>
+      <w:lvlJc w:val="left"/>
+      <w:pPr>
+        <w:tabs>
+          <w:tab w:val="num" w:pos="5040"/>
+        </w:tabs>
+        <w:ind w:left="5040" w:hanging="360"/>
+      </w:pPr>
+    </w:lvl>
+    <w:lvl w:ilvl="7" w:tentative="1">
+      <w:start w:val="1"/>
+      <w:numFmt w:val="decimal"/>
+      <w:lvlText w:val="%8."/>
+      <w:lvlJc w:val="left"/>
+      <w:pPr>
+        <w:tabs>
+          <w:tab w:val="num" w:pos="5760"/>
+        </w:tabs>
+        <w:ind w:left="5760" w:hanging="360"/>
+      </w:pPr>
+    </w:lvl>
+    <w:lvl w:ilvl="8" w:tentative="1">
+      <w:start w:val="1"/>
+      <w:numFmt w:val="decimal"/>
+      <w:lvlText w:val="%9."/>
+      <w:lvlJc w:val="left"/>
+      <w:pPr>
+        <w:tabs>
+          <w:tab w:val="num" w:pos="6480"/>
+        </w:tabs>
+        <w:ind w:left="6480" w:hanging="360"/>
+      </w:pPr>
+    </w:lvl>
+  </w:abstractNum>
+  <w:abstractNum w:abstractNumId="6" w15:restartNumberingAfterBreak="0">
     <w:nsid w:val="530A6970"/>
     <w:multiLevelType w:val="multilevel"/>
     <w:tmpl w:val="96ACF322"/>
@@ -4230,7 +5291,7 @@
     <w:abstractNumId w:val="3"/>
   </w:num>
   <w:num w:numId="2" w16cid:durableId="1028678384">
-    <w:abstractNumId w:val="5"/>
+    <w:abstractNumId w:val="6"/>
   </w:num>
   <w:num w:numId="3" w16cid:durableId="458574762">
     <w:abstractNumId w:val="1"/>
@@ -4243,6 +5304,9 @@
   </w:num>
   <w:num w:numId="6" w16cid:durableId="1373262093">
     <w:abstractNumId w:val="2"/>
+  </w:num>
+  <w:num w:numId="7" w16cid:durableId="519516672">
+    <w:abstractNumId w:val="5"/>
   </w:num>
 </w:numbering>
 </file>

--- a/sis/Алимбеков дкип-481 лр4.docx
+++ b/sis/Алимбеков дкип-481 лр4.docx
@@ -766,6 +766,7 @@
           <w:color w:val="0D0D0D" w:themeColor="text1" w:themeTint="F2"/>
           <w:sz w:val="28"/>
           <w:szCs w:val="28"/>
+          <w:lang w:val="en-US"/>
         </w:rPr>
       </w:pPr>
       <w:r>
@@ -799,7 +800,7 @@
           <w:sz w:val="28"/>
           <w:szCs w:val="28"/>
         </w:rPr>
-        <w:t>4ё</w:t>
+        <w:t>4</w:t>
       </w:r>
     </w:p>
     <w:tbl>
@@ -2182,173 +2183,29 @@
         </w:tabs>
         <w:spacing w:line="360" w:lineRule="auto"/>
         <w:ind w:firstLine="709"/>
-        <w:contextualSpacing/>
         <w:jc w:val="both"/>
         <w:rPr>
           <w:rFonts w:ascii="Times New Roman" w:hAnsi="Times New Roman" w:cs="Times New Roman"/>
-          <w:color w:val="0D0D0D" w:themeColor="text1" w:themeTint="F2"/>
-          <w:sz w:val="28"/>
-          <w:szCs w:val="28"/>
-        </w:rPr>
-      </w:pPr>
-      <w:r>
-        <w:rPr>
-          <w:rFonts w:ascii="Times New Roman" w:hAnsi="Times New Roman" w:cs="Times New Roman"/>
-          <w:color w:val="0D0D0D" w:themeColor="text1" w:themeTint="F2"/>
-          <w:sz w:val="28"/>
-          <w:szCs w:val="28"/>
-        </w:rPr>
-        <w:t xml:space="preserve">«Восстановление носителей информации с помощью бесплатной программы </w:t>
-      </w:r>
-      <w:proofErr w:type="spellStart"/>
-      <w:r>
-        <w:rPr>
-          <w:rFonts w:ascii="Times New Roman" w:hAnsi="Times New Roman" w:cs="Times New Roman"/>
-          <w:color w:val="0D0D0D" w:themeColor="text1" w:themeTint="F2"/>
-          <w:sz w:val="28"/>
-          <w:szCs w:val="28"/>
-        </w:rPr>
-        <w:t>TestDisk</w:t>
-      </w:r>
-      <w:proofErr w:type="spellEnd"/>
-      <w:r>
-        <w:rPr>
-          <w:rFonts w:ascii="Times New Roman" w:hAnsi="Times New Roman" w:cs="Times New Roman"/>
-          <w:color w:val="0D0D0D" w:themeColor="text1" w:themeTint="F2"/>
-          <w:sz w:val="28"/>
-          <w:szCs w:val="28"/>
-        </w:rPr>
-        <w:t>»</w:t>
+          <w:b/>
+          <w:sz w:val="28"/>
+          <w:szCs w:val="28"/>
+        </w:rPr>
+      </w:pPr>
+      <w:r>
+        <w:rPr>
+          <w:rFonts w:ascii="Times New Roman" w:hAnsi="Times New Roman" w:cs="Times New Roman"/>
+          <w:b/>
+          <w:sz w:val="28"/>
+          <w:szCs w:val="28"/>
+        </w:rPr>
+        <w:t>Задание для выполнения:</w:t>
       </w:r>
     </w:p>
     <w:p>
       <w:pPr>
-        <w:tabs>
-          <w:tab w:val="left" w:pos="993"/>
-        </w:tabs>
-        <w:spacing w:line="360" w:lineRule="auto"/>
-        <w:ind w:firstLine="709"/>
-        <w:contextualSpacing/>
-        <w:jc w:val="both"/>
-        <w:rPr>
-          <w:rFonts w:ascii="Times New Roman" w:hAnsi="Times New Roman" w:cs="Times New Roman"/>
-          <w:color w:val="0D0D0D" w:themeColor="text1" w:themeTint="F2"/>
-          <w:sz w:val="28"/>
-          <w:szCs w:val="28"/>
-        </w:rPr>
-      </w:pPr>
-      <w:r>
-        <w:rPr>
-          <w:rFonts w:ascii="Times New Roman" w:hAnsi="Times New Roman" w:cs="Times New Roman"/>
-          <w:color w:val="0D0D0D" w:themeColor="text1" w:themeTint="F2"/>
-          <w:sz w:val="28"/>
-          <w:szCs w:val="28"/>
-        </w:rPr>
-        <w:t xml:space="preserve">Цель работы: Научиться восстанавливать удаленные разделы и поврежденные файловые структуры на внешних и внутренних носителях информации с использованием бесплатного инструмента </w:t>
-      </w:r>
-      <w:proofErr w:type="spellStart"/>
-      <w:r>
-        <w:rPr>
-          <w:rFonts w:ascii="Times New Roman" w:hAnsi="Times New Roman" w:cs="Times New Roman"/>
-          <w:color w:val="0D0D0D" w:themeColor="text1" w:themeTint="F2"/>
-          <w:sz w:val="28"/>
-          <w:szCs w:val="28"/>
-        </w:rPr>
-        <w:t>TestDisk</w:t>
-      </w:r>
-      <w:proofErr w:type="spellEnd"/>
-      <w:r>
-        <w:rPr>
-          <w:rFonts w:ascii="Times New Roman" w:hAnsi="Times New Roman" w:cs="Times New Roman"/>
-          <w:color w:val="0D0D0D" w:themeColor="text1" w:themeTint="F2"/>
-          <w:sz w:val="28"/>
-          <w:szCs w:val="28"/>
-        </w:rPr>
-        <w:t>.</w:t>
-      </w:r>
-    </w:p>
-    <w:p>
-      <w:pPr>
-        <w:tabs>
-          <w:tab w:val="left" w:pos="993"/>
-        </w:tabs>
-        <w:spacing w:after="0" w:line="360" w:lineRule="auto"/>
-        <w:ind w:firstLine="709"/>
-        <w:contextualSpacing/>
-        <w:jc w:val="both"/>
-        <w:rPr>
-          <w:rFonts w:ascii="Times New Roman" w:hAnsi="Times New Roman" w:cs="Times New Roman"/>
-          <w:color w:val="0D0D0D" w:themeColor="text1" w:themeTint="F2"/>
-          <w:sz w:val="28"/>
-          <w:szCs w:val="28"/>
-        </w:rPr>
-      </w:pPr>
-      <w:r>
-        <w:rPr>
-          <w:rFonts w:ascii="Times New Roman" w:hAnsi="Times New Roman" w:cs="Times New Roman"/>
-          <w:color w:val="0D0D0D" w:themeColor="text1" w:themeTint="F2"/>
-          <w:sz w:val="28"/>
-          <w:szCs w:val="28"/>
-        </w:rPr>
-        <w:t>Средства выполнения работы:</w:t>
-      </w:r>
-    </w:p>
-    <w:p>
-      <w:pPr>
-        <w:pStyle w:val="a3"/>
         <w:numPr>
           <w:ilvl w:val="0"/>
-          <w:numId w:val="5"/>
-        </w:numPr>
-        <w:tabs>
-          <w:tab w:val="left" w:pos="993"/>
-        </w:tabs>
-        <w:spacing w:after="0" w:line="360" w:lineRule="auto"/>
-        <w:ind w:left="0" w:firstLine="709"/>
-        <w:jc w:val="both"/>
-        <w:rPr>
-          <w:rFonts w:ascii="Times New Roman" w:hAnsi="Times New Roman" w:cs="Times New Roman"/>
-          <w:color w:val="0D0D0D" w:themeColor="text1" w:themeTint="F2"/>
-          <w:sz w:val="28"/>
-          <w:szCs w:val="28"/>
-        </w:rPr>
-      </w:pPr>
-      <w:r>
-        <w:rPr>
-          <w:rFonts w:ascii="Times New Roman" w:hAnsi="Times New Roman" w:cs="Times New Roman"/>
-          <w:color w:val="0D0D0D" w:themeColor="text1" w:themeTint="F2"/>
-          <w:sz w:val="28"/>
-          <w:szCs w:val="28"/>
-        </w:rPr>
-        <w:t xml:space="preserve">Среда виртуализации </w:t>
-      </w:r>
-      <w:proofErr w:type="spellStart"/>
-      <w:r>
-        <w:rPr>
-          <w:rFonts w:ascii="Times New Roman" w:hAnsi="Times New Roman" w:cs="Times New Roman"/>
-          <w:color w:val="0D0D0D" w:themeColor="text1" w:themeTint="F2"/>
-          <w:sz w:val="28"/>
-          <w:szCs w:val="28"/>
-        </w:rPr>
-        <w:t>VirtualBox</w:t>
-      </w:r>
-      <w:proofErr w:type="spellEnd"/>
-      <w:r>
-        <w:rPr>
-          <w:rFonts w:ascii="Times New Roman" w:hAnsi="Times New Roman" w:cs="Times New Roman"/>
-          <w:color w:val="0D0D0D" w:themeColor="text1" w:themeTint="F2"/>
-          <w:sz w:val="28"/>
-          <w:szCs w:val="28"/>
-        </w:rPr>
-        <w:t>.</w:t>
-      </w:r>
-    </w:p>
-    <w:p>
-      <w:pPr>
-        <w:pStyle w:val="a3"/>
-        <w:numPr>
-          <w:ilvl w:val="0"/>
-          <w:numId w:val="5"/>
+          <w:numId w:val="7"/>
         </w:numPr>
         <w:tabs>
           <w:tab w:val="left" w:pos="993"/>
@@ -2358,27 +2215,24 @@
         <w:jc w:val="both"/>
         <w:rPr>
           <w:rFonts w:ascii="Times New Roman" w:hAnsi="Times New Roman" w:cs="Times New Roman"/>
-          <w:color w:val="0D0D0D" w:themeColor="text1" w:themeTint="F2"/>
-          <w:sz w:val="28"/>
-          <w:szCs w:val="28"/>
-        </w:rPr>
-      </w:pPr>
-      <w:r>
-        <w:rPr>
-          <w:rFonts w:ascii="Times New Roman" w:hAnsi="Times New Roman" w:cs="Times New Roman"/>
-          <w:color w:val="0D0D0D" w:themeColor="text1" w:themeTint="F2"/>
-          <w:sz w:val="28"/>
-          <w:szCs w:val="28"/>
-        </w:rPr>
-        <w:t>Виртуальная машина с установленной Windows 10.</w:t>
+          <w:sz w:val="28"/>
+          <w:szCs w:val="28"/>
+        </w:rPr>
+      </w:pPr>
+      <w:r>
+        <w:rPr>
+          <w:rFonts w:ascii="Times New Roman" w:hAnsi="Times New Roman" w:cs="Times New Roman"/>
+          <w:sz w:val="28"/>
+          <w:szCs w:val="28"/>
+        </w:rPr>
+        <w:t>Подготовьте рабочую среду:</w:t>
       </w:r>
     </w:p>
     <w:p>
       <w:pPr>
-        <w:pStyle w:val="a3"/>
         <w:numPr>
-          <w:ilvl w:val="0"/>
-          <w:numId w:val="5"/>
+          <w:ilvl w:val="1"/>
+          <w:numId w:val="7"/>
         </w:numPr>
         <w:tabs>
           <w:tab w:val="left" w:pos="993"/>
@@ -2388,191 +2242,81 @@
         <w:jc w:val="both"/>
         <w:rPr>
           <w:rFonts w:ascii="Times New Roman" w:hAnsi="Times New Roman" w:cs="Times New Roman"/>
-          <w:color w:val="0D0D0D" w:themeColor="text1" w:themeTint="F2"/>
-          <w:sz w:val="28"/>
-          <w:szCs w:val="28"/>
-        </w:rPr>
-      </w:pPr>
-      <w:r>
-        <w:rPr>
-          <w:rFonts w:ascii="Times New Roman" w:hAnsi="Times New Roman" w:cs="Times New Roman"/>
-          <w:color w:val="0D0D0D" w:themeColor="text1" w:themeTint="F2"/>
-          <w:sz w:val="28"/>
-          <w:szCs w:val="28"/>
-        </w:rPr>
-        <w:t xml:space="preserve">Бесплатная программа </w:t>
-      </w:r>
-      <w:proofErr w:type="spellStart"/>
-      <w:r>
-        <w:rPr>
-          <w:rFonts w:ascii="Times New Roman" w:hAnsi="Times New Roman" w:cs="Times New Roman"/>
-          <w:color w:val="0D0D0D" w:themeColor="text1" w:themeTint="F2"/>
-          <w:sz w:val="28"/>
-          <w:szCs w:val="28"/>
-        </w:rPr>
-        <w:t>TestDisk</w:t>
-      </w:r>
-      <w:proofErr w:type="spellEnd"/>
-      <w:r>
-        <w:rPr>
-          <w:rFonts w:ascii="Times New Roman" w:hAnsi="Times New Roman" w:cs="Times New Roman"/>
-          <w:color w:val="0D0D0D" w:themeColor="text1" w:themeTint="F2"/>
-          <w:sz w:val="28"/>
-          <w:szCs w:val="28"/>
-        </w:rPr>
-        <w:t xml:space="preserve"> (</w:t>
-      </w:r>
-      <w:hyperlink r:id="rId6" w:history="1">
-        <w:r>
-          <w:rPr>
-            <w:rStyle w:val="a6"/>
-            <w:rFonts w:ascii="Times New Roman" w:hAnsi="Times New Roman" w:cs="Times New Roman"/>
-            <w:sz w:val="28"/>
-            <w:szCs w:val="28"/>
-          </w:rPr>
-          <w:t>https://www.cgse</w:t>
-        </w:r>
-        <w:r>
-          <w:rPr>
-            <w:rStyle w:val="a6"/>
-            <w:rFonts w:ascii="Times New Roman" w:hAnsi="Times New Roman" w:cs="Times New Roman"/>
-            <w:sz w:val="28"/>
-            <w:szCs w:val="28"/>
-          </w:rPr>
-          <w:t>c</w:t>
-        </w:r>
-        <w:r>
-          <w:rPr>
-            <w:rStyle w:val="a6"/>
-            <w:rFonts w:ascii="Times New Roman" w:hAnsi="Times New Roman" w:cs="Times New Roman"/>
-            <w:sz w:val="28"/>
-            <w:szCs w:val="28"/>
-          </w:rPr>
-          <w:t>urity.org/</w:t>
-        </w:r>
-      </w:hyperlink>
-      <w:r>
-        <w:rPr>
-          <w:rFonts w:ascii="Times New Roman" w:hAnsi="Times New Roman" w:cs="Times New Roman"/>
-          <w:color w:val="0D0D0D" w:themeColor="text1" w:themeTint="F2"/>
-          <w:sz w:val="28"/>
-          <w:szCs w:val="28"/>
-        </w:rPr>
-        <w:t>).</w:t>
+          <w:sz w:val="28"/>
+          <w:szCs w:val="28"/>
+        </w:rPr>
+      </w:pPr>
+      <w:r>
+        <w:rPr>
+          <w:rFonts w:ascii="Times New Roman" w:hAnsi="Times New Roman" w:cs="Times New Roman"/>
+          <w:sz w:val="28"/>
+          <w:szCs w:val="28"/>
+        </w:rPr>
+        <w:t>Запустите виртуальную машину с Windows 10.</w:t>
       </w:r>
     </w:p>
     <w:p>
       <w:pPr>
-        <w:pStyle w:val="a3"/>
-        <w:numPr>
-          <w:ilvl w:val="0"/>
-          <w:numId w:val="5"/>
-        </w:numPr>
         <w:tabs>
           <w:tab w:val="left" w:pos="993"/>
         </w:tabs>
-        <w:spacing w:after="0" w:line="360" w:lineRule="auto"/>
-        <w:ind w:left="0" w:firstLine="709"/>
-        <w:jc w:val="both"/>
-        <w:rPr>
-          <w:rFonts w:ascii="Times New Roman" w:hAnsi="Times New Roman" w:cs="Times New Roman"/>
-          <w:color w:val="0D0D0D" w:themeColor="text1" w:themeTint="F2"/>
-          <w:sz w:val="28"/>
-          <w:szCs w:val="28"/>
-        </w:rPr>
-      </w:pPr>
-      <w:r>
-        <w:rPr>
-          <w:rFonts w:ascii="Times New Roman" w:hAnsi="Times New Roman" w:cs="Times New Roman"/>
-          <w:color w:val="0D0D0D" w:themeColor="text1" w:themeTint="F2"/>
-          <w:sz w:val="28"/>
-          <w:szCs w:val="28"/>
-        </w:rPr>
-        <w:t xml:space="preserve">Виртуальный или USB-накопитель (можно создать дополнительный виртуальный диск в </w:t>
-      </w:r>
-      <w:proofErr w:type="spellStart"/>
-      <w:r>
-        <w:rPr>
-          <w:rFonts w:ascii="Times New Roman" w:hAnsi="Times New Roman" w:cs="Times New Roman"/>
-          <w:color w:val="0D0D0D" w:themeColor="text1" w:themeTint="F2"/>
-          <w:sz w:val="28"/>
-          <w:szCs w:val="28"/>
-        </w:rPr>
-        <w:t>VirtualBox</w:t>
-      </w:r>
-      <w:proofErr w:type="spellEnd"/>
-      <w:r>
-        <w:rPr>
-          <w:rFonts w:ascii="Times New Roman" w:hAnsi="Times New Roman" w:cs="Times New Roman"/>
-          <w:color w:val="0D0D0D" w:themeColor="text1" w:themeTint="F2"/>
-          <w:sz w:val="28"/>
-          <w:szCs w:val="28"/>
-        </w:rPr>
-        <w:t>).</w:t>
+        <w:spacing w:line="360" w:lineRule="auto"/>
+        <w:jc w:val="center"/>
+        <w:rPr>
+          <w:rFonts w:ascii="Times New Roman" w:hAnsi="Times New Roman" w:cs="Times New Roman"/>
+          <w:sz w:val="28"/>
+          <w:szCs w:val="28"/>
+        </w:rPr>
+      </w:pPr>
+      <w:r>
+        <w:rPr>
+          <w:rFonts w:ascii="Times New Roman" w:hAnsi="Times New Roman" w:cs="Times New Roman"/>
+          <w:noProof/>
+          <w:sz w:val="28"/>
+          <w:szCs w:val="28"/>
+        </w:rPr>
+        <w:drawing>
+          <wp:inline distT="0" distB="0" distL="0" distR="0" wp14:anchorId="4B702AFA" wp14:editId="292DA0F9">
+            <wp:extent cx="4340225" cy="4181555"/>
+            <wp:effectExtent l="0" t="0" r="3175" b="9525"/>
+            <wp:docPr id="1590885456" name="Рисунок 1" descr="Изображение выглядит как текст, компьютер, снимок экрана, дисплей&#10;&#10;Содержимое, созданное искусственным интеллектом, может быть неверным."/>
+            <wp:cNvGraphicFramePr>
+              <a:graphicFrameLocks xmlns:a="http://schemas.openxmlformats.org/drawingml/2006/main" noChangeAspect="1"/>
+            </wp:cNvGraphicFramePr>
+            <a:graphic xmlns:a="http://schemas.openxmlformats.org/drawingml/2006/main">
+              <a:graphicData uri="http://schemas.openxmlformats.org/drawingml/2006/picture">
+                <pic:pic xmlns:pic="http://schemas.openxmlformats.org/drawingml/2006/picture">
+                  <pic:nvPicPr>
+                    <pic:cNvPr id="1590885456" name="Рисунок 1" descr="Изображение выглядит как текст, компьютер, снимок экрана, дисплей&#10;&#10;Содержимое, созданное искусственным интеллектом, может быть неверным."/>
+                    <pic:cNvPicPr/>
+                  </pic:nvPicPr>
+                  <pic:blipFill>
+                    <a:blip r:embed="rId6"/>
+                    <a:stretch>
+                      <a:fillRect/>
+                    </a:stretch>
+                  </pic:blipFill>
+                  <pic:spPr>
+                    <a:xfrm>
+                      <a:off x="0" y="0"/>
+                      <a:ext cx="4343783" cy="4184983"/>
+                    </a:xfrm>
+                    <a:prstGeom prst="rect">
+                      <a:avLst/>
+                    </a:prstGeom>
+                  </pic:spPr>
+                </pic:pic>
+              </a:graphicData>
+            </a:graphic>
+          </wp:inline>
+        </w:drawing>
       </w:r>
     </w:p>
     <w:p>
       <w:pPr>
-        <w:tabs>
-          <w:tab w:val="left" w:pos="993"/>
-        </w:tabs>
-        <w:spacing w:line="360" w:lineRule="auto"/>
-        <w:ind w:firstLine="709"/>
-        <w:contextualSpacing/>
-        <w:jc w:val="both"/>
-        <w:rPr>
-          <w:rFonts w:ascii="Times New Roman" w:hAnsi="Times New Roman" w:cs="Times New Roman"/>
-          <w:b/>
-          <w:bCs/>
-          <w:color w:val="0D0D0D" w:themeColor="text1" w:themeTint="F2"/>
-          <w:sz w:val="28"/>
-          <w:szCs w:val="28"/>
-        </w:rPr>
-      </w:pPr>
-      <w:r>
-        <w:rPr>
-          <w:rFonts w:ascii="Times New Roman" w:hAnsi="Times New Roman" w:cs="Times New Roman"/>
-          <w:b/>
-          <w:bCs/>
-          <w:color w:val="0D0D0D" w:themeColor="text1" w:themeTint="F2"/>
-          <w:sz w:val="28"/>
-          <w:szCs w:val="28"/>
-        </w:rPr>
-        <w:t>Задание для выполнения:</w:t>
-      </w:r>
-    </w:p>
-    <w:p>
-      <w:pPr>
-        <w:tabs>
-          <w:tab w:val="left" w:pos="993"/>
-        </w:tabs>
-        <w:spacing w:after="0" w:line="360" w:lineRule="auto"/>
-        <w:ind w:firstLine="709"/>
-        <w:contextualSpacing/>
-        <w:jc w:val="both"/>
-        <w:rPr>
-          <w:rFonts w:ascii="Times New Roman" w:hAnsi="Times New Roman" w:cs="Times New Roman"/>
-          <w:color w:val="0D0D0D" w:themeColor="text1" w:themeTint="F2"/>
-          <w:sz w:val="28"/>
-          <w:szCs w:val="28"/>
-        </w:rPr>
-      </w:pPr>
-      <w:r>
-        <w:rPr>
-          <w:rFonts w:ascii="Times New Roman" w:hAnsi="Times New Roman" w:cs="Times New Roman"/>
-          <w:color w:val="0D0D0D" w:themeColor="text1" w:themeTint="F2"/>
-          <w:sz w:val="28"/>
-          <w:szCs w:val="28"/>
-        </w:rPr>
-        <w:t>1.  Подготовьте рабочую среду:</w:t>
-      </w:r>
-    </w:p>
-    <w:p>
-      <w:pPr>
-        <w:pStyle w:val="a3"/>
         <w:numPr>
-          <w:ilvl w:val="0"/>
-          <w:numId w:val="5"/>
+          <w:ilvl w:val="1"/>
+          <w:numId w:val="7"/>
         </w:numPr>
         <w:tabs>
           <w:tab w:val="left" w:pos="993"/>
@@ -2582,27 +2326,99 @@
         <w:jc w:val="both"/>
         <w:rPr>
           <w:rFonts w:ascii="Times New Roman" w:hAnsi="Times New Roman" w:cs="Times New Roman"/>
-          <w:color w:val="0D0D0D" w:themeColor="text1" w:themeTint="F2"/>
-          <w:sz w:val="28"/>
-          <w:szCs w:val="28"/>
-        </w:rPr>
-      </w:pPr>
-      <w:r>
-        <w:rPr>
-          <w:rFonts w:ascii="Times New Roman" w:hAnsi="Times New Roman" w:cs="Times New Roman"/>
-          <w:color w:val="0D0D0D" w:themeColor="text1" w:themeTint="F2"/>
-          <w:sz w:val="28"/>
-          <w:szCs w:val="28"/>
-        </w:rPr>
-        <w:t>Запустите виртуальную машину с Windows 10.</w:t>
+          <w:sz w:val="28"/>
+          <w:szCs w:val="28"/>
+        </w:rPr>
+      </w:pPr>
+      <w:r>
+        <w:rPr>
+          <w:rFonts w:ascii="Times New Roman" w:hAnsi="Times New Roman" w:cs="Times New Roman"/>
+          <w:sz w:val="28"/>
+          <w:szCs w:val="28"/>
+        </w:rPr>
+        <w:t xml:space="preserve">Подключите дополнительный виртуальный диск в </w:t>
+      </w:r>
+      <w:proofErr w:type="spellStart"/>
+      <w:r>
+        <w:rPr>
+          <w:rFonts w:ascii="Times New Roman" w:hAnsi="Times New Roman" w:cs="Times New Roman"/>
+          <w:sz w:val="28"/>
+          <w:szCs w:val="28"/>
+        </w:rPr>
+        <w:t>VirtualBox</w:t>
+      </w:r>
+      <w:proofErr w:type="spellEnd"/>
+      <w:r>
+        <w:rPr>
+          <w:rFonts w:ascii="Times New Roman" w:hAnsi="Times New Roman" w:cs="Times New Roman"/>
+          <w:sz w:val="28"/>
+          <w:szCs w:val="28"/>
+        </w:rPr>
+        <w:t xml:space="preserve"> (или используйте флешку).</w:t>
       </w:r>
     </w:p>
     <w:p>
       <w:pPr>
-        <w:pStyle w:val="a3"/>
+        <w:tabs>
+          <w:tab w:val="left" w:pos="993"/>
+        </w:tabs>
+        <w:spacing w:line="360" w:lineRule="auto"/>
+        <w:jc w:val="center"/>
+        <w:rPr>
+          <w:rFonts w:ascii="Times New Roman" w:hAnsi="Times New Roman" w:cs="Times New Roman"/>
+          <w:sz w:val="28"/>
+          <w:szCs w:val="28"/>
+        </w:rPr>
+      </w:pPr>
+      <w:r>
+        <w:rPr>
+          <w:rFonts w:ascii="Times New Roman" w:hAnsi="Times New Roman" w:cs="Times New Roman"/>
+          <w:noProof/>
+          <w:sz w:val="28"/>
+          <w:szCs w:val="28"/>
+        </w:rPr>
+        <w:drawing>
+          <wp:inline distT="0" distB="0" distL="0" distR="0" wp14:anchorId="5685365D" wp14:editId="4F8379AE">
+            <wp:extent cx="4086795" cy="2581635"/>
+            <wp:effectExtent l="0" t="0" r="9525" b="9525"/>
+            <wp:docPr id="12626268" name="Рисунок 1" descr="Изображение выглядит как текст, снимок экрана, программное обеспечение, дисплей&#10;&#10;Содержимое, созданное искусственным интеллектом, может быть неверным."/>
+            <wp:cNvGraphicFramePr>
+              <a:graphicFrameLocks xmlns:a="http://schemas.openxmlformats.org/drawingml/2006/main" noChangeAspect="1"/>
+            </wp:cNvGraphicFramePr>
+            <a:graphic xmlns:a="http://schemas.openxmlformats.org/drawingml/2006/main">
+              <a:graphicData uri="http://schemas.openxmlformats.org/drawingml/2006/picture">
+                <pic:pic xmlns:pic="http://schemas.openxmlformats.org/drawingml/2006/picture">
+                  <pic:nvPicPr>
+                    <pic:cNvPr id="12626268" name="Рисунок 1" descr="Изображение выглядит как текст, снимок экрана, программное обеспечение, дисплей&#10;&#10;Содержимое, созданное искусственным интеллектом, может быть неверным."/>
+                    <pic:cNvPicPr/>
+                  </pic:nvPicPr>
+                  <pic:blipFill>
+                    <a:blip r:embed="rId7"/>
+                    <a:stretch>
+                      <a:fillRect/>
+                    </a:stretch>
+                  </pic:blipFill>
+                  <pic:spPr>
+                    <a:xfrm>
+                      <a:off x="0" y="0"/>
+                      <a:ext cx="4086795" cy="2581635"/>
+                    </a:xfrm>
+                    <a:prstGeom prst="rect">
+                      <a:avLst/>
+                    </a:prstGeom>
+                  </pic:spPr>
+                </pic:pic>
+              </a:graphicData>
+            </a:graphic>
+          </wp:inline>
+        </w:drawing>
+      </w:r>
+    </w:p>
+    <w:p>
+      <w:pPr>
         <w:numPr>
-          <w:ilvl w:val="0"/>
-          <w:numId w:val="5"/>
+          <w:ilvl w:val="1"/>
+          <w:numId w:val="7"/>
         </w:numPr>
         <w:tabs>
           <w:tab w:val="left" w:pos="993"/>
@@ -2612,47 +2428,142 @@
         <w:jc w:val="both"/>
         <w:rPr>
           <w:rFonts w:ascii="Times New Roman" w:hAnsi="Times New Roman" w:cs="Times New Roman"/>
-          <w:color w:val="0D0D0D" w:themeColor="text1" w:themeTint="F2"/>
-          <w:sz w:val="28"/>
-          <w:szCs w:val="28"/>
-        </w:rPr>
-      </w:pPr>
-      <w:r>
-        <w:rPr>
-          <w:rFonts w:ascii="Times New Roman" w:hAnsi="Times New Roman" w:cs="Times New Roman"/>
-          <w:color w:val="0D0D0D" w:themeColor="text1" w:themeTint="F2"/>
-          <w:sz w:val="28"/>
-          <w:szCs w:val="28"/>
-        </w:rPr>
-        <w:t xml:space="preserve">Подключите дополнительный виртуальный диск в </w:t>
-      </w:r>
-      <w:proofErr w:type="spellStart"/>
-      <w:r>
-        <w:rPr>
-          <w:rFonts w:ascii="Times New Roman" w:hAnsi="Times New Roman" w:cs="Times New Roman"/>
-          <w:color w:val="0D0D0D" w:themeColor="text1" w:themeTint="F2"/>
-          <w:sz w:val="28"/>
-          <w:szCs w:val="28"/>
-        </w:rPr>
-        <w:t>VirtualBox</w:t>
-      </w:r>
-      <w:proofErr w:type="spellEnd"/>
-      <w:r>
-        <w:rPr>
-          <w:rFonts w:ascii="Times New Roman" w:hAnsi="Times New Roman" w:cs="Times New Roman"/>
-          <w:color w:val="0D0D0D" w:themeColor="text1" w:themeTint="F2"/>
-          <w:sz w:val="28"/>
-          <w:szCs w:val="28"/>
-        </w:rPr>
-        <w:t xml:space="preserve"> (или используйте флешку).</w:t>
+          <w:sz w:val="28"/>
+          <w:szCs w:val="28"/>
+        </w:rPr>
+      </w:pPr>
+      <w:r>
+        <w:rPr>
+          <w:rFonts w:ascii="Times New Roman" w:hAnsi="Times New Roman" w:cs="Times New Roman"/>
+          <w:sz w:val="28"/>
+          <w:szCs w:val="28"/>
+        </w:rPr>
+        <w:lastRenderedPageBreak/>
+        <w:t>Отформатируйте диск и создайте на нем несколько файлов разных форматов.</w:t>
       </w:r>
     </w:p>
     <w:p>
       <w:pPr>
-        <w:pStyle w:val="a3"/>
+        <w:tabs>
+          <w:tab w:val="left" w:pos="993"/>
+        </w:tabs>
+        <w:spacing w:line="360" w:lineRule="auto"/>
+        <w:jc w:val="center"/>
+        <w:rPr>
+          <w:rFonts w:ascii="Times New Roman" w:hAnsi="Times New Roman" w:cs="Times New Roman"/>
+          <w:sz w:val="28"/>
+          <w:szCs w:val="28"/>
+          <w:lang w:val="en-US"/>
+        </w:rPr>
+      </w:pPr>
+      <w:r>
+        <w:rPr>
+          <w:rFonts w:ascii="Times New Roman" w:hAnsi="Times New Roman" w:cs="Times New Roman"/>
+          <w:noProof/>
+          <w:sz w:val="28"/>
+          <w:szCs w:val="28"/>
+        </w:rPr>
+        <w:drawing>
+          <wp:inline distT="0" distB="0" distL="0" distR="0" wp14:anchorId="01DFF7A2" wp14:editId="082BB927">
+            <wp:extent cx="5401111" cy="4305300"/>
+            <wp:effectExtent l="0" t="0" r="9525" b="0"/>
+            <wp:docPr id="104299605" name="Рисунок 1" descr="Изображение выглядит как текст, электроника, снимок экрана, дисплей&#10;&#10;Содержимое, созданное искусственным интеллектом, может быть неверным."/>
+            <wp:cNvGraphicFramePr>
+              <a:graphicFrameLocks xmlns:a="http://schemas.openxmlformats.org/drawingml/2006/main" noChangeAspect="1"/>
+            </wp:cNvGraphicFramePr>
+            <a:graphic xmlns:a="http://schemas.openxmlformats.org/drawingml/2006/main">
+              <a:graphicData uri="http://schemas.openxmlformats.org/drawingml/2006/picture">
+                <pic:pic xmlns:pic="http://schemas.openxmlformats.org/drawingml/2006/picture">
+                  <pic:nvPicPr>
+                    <pic:cNvPr id="104299605" name="Рисунок 1" descr="Изображение выглядит как текст, электроника, снимок экрана, дисплей&#10;&#10;Содержимое, созданное искусственным интеллектом, может быть неверным."/>
+                    <pic:cNvPicPr/>
+                  </pic:nvPicPr>
+                  <pic:blipFill>
+                    <a:blip r:embed="rId8"/>
+                    <a:stretch>
+                      <a:fillRect/>
+                    </a:stretch>
+                  </pic:blipFill>
+                  <pic:spPr>
+                    <a:xfrm>
+                      <a:off x="0" y="0"/>
+                      <a:ext cx="5403396" cy="4307122"/>
+                    </a:xfrm>
+                    <a:prstGeom prst="rect">
+                      <a:avLst/>
+                    </a:prstGeom>
+                  </pic:spPr>
+                </pic:pic>
+              </a:graphicData>
+            </a:graphic>
+          </wp:inline>
+        </w:drawing>
+      </w:r>
+    </w:p>
+    <w:p>
+      <w:pPr>
+        <w:tabs>
+          <w:tab w:val="left" w:pos="993"/>
+        </w:tabs>
+        <w:spacing w:line="360" w:lineRule="auto"/>
+        <w:jc w:val="center"/>
+        <w:rPr>
+          <w:rFonts w:ascii="Times New Roman" w:hAnsi="Times New Roman" w:cs="Times New Roman"/>
+          <w:sz w:val="28"/>
+          <w:szCs w:val="28"/>
+          <w:lang w:val="en-US"/>
+        </w:rPr>
+      </w:pPr>
+      <w:r>
+        <w:rPr>
+          <w:rFonts w:ascii="Times New Roman" w:hAnsi="Times New Roman" w:cs="Times New Roman"/>
+          <w:noProof/>
+          <w:sz w:val="28"/>
+          <w:szCs w:val="28"/>
+          <w:lang w:val="en-US"/>
+        </w:rPr>
+        <w:drawing>
+          <wp:inline distT="0" distB="0" distL="0" distR="0" wp14:anchorId="106AC299" wp14:editId="6AB81F3E">
+            <wp:extent cx="5307965" cy="3997854"/>
+            <wp:effectExtent l="0" t="0" r="6985" b="3175"/>
+            <wp:docPr id="1319247473" name="Рисунок 1" descr="Изображение выглядит как текст, снимок экрана, программное обеспечение, Значок на компьютере&#10;&#10;Содержимое, созданное искусственным интеллектом, может быть неверным."/>
+            <wp:cNvGraphicFramePr>
+              <a:graphicFrameLocks xmlns:a="http://schemas.openxmlformats.org/drawingml/2006/main" noChangeAspect="1"/>
+            </wp:cNvGraphicFramePr>
+            <a:graphic xmlns:a="http://schemas.openxmlformats.org/drawingml/2006/main">
+              <a:graphicData uri="http://schemas.openxmlformats.org/drawingml/2006/picture">
+                <pic:pic xmlns:pic="http://schemas.openxmlformats.org/drawingml/2006/picture">
+                  <pic:nvPicPr>
+                    <pic:cNvPr id="1319247473" name="Рисунок 1" descr="Изображение выглядит как текст, снимок экрана, программное обеспечение, Значок на компьютере&#10;&#10;Содержимое, созданное искусственным интеллектом, может быть неверным."/>
+                    <pic:cNvPicPr/>
+                  </pic:nvPicPr>
+                  <pic:blipFill>
+                    <a:blip r:embed="rId9"/>
+                    <a:stretch>
+                      <a:fillRect/>
+                    </a:stretch>
+                  </pic:blipFill>
+                  <pic:spPr>
+                    <a:xfrm>
+                      <a:off x="0" y="0"/>
+                      <a:ext cx="5312376" cy="4001176"/>
+                    </a:xfrm>
+                    <a:prstGeom prst="rect">
+                      <a:avLst/>
+                    </a:prstGeom>
+                  </pic:spPr>
+                </pic:pic>
+              </a:graphicData>
+            </a:graphic>
+          </wp:inline>
+        </w:drawing>
+      </w:r>
+    </w:p>
+    <w:p>
+      <w:pPr>
         <w:numPr>
           <w:ilvl w:val="0"/>
-          <w:numId w:val="5"/>
+          <w:numId w:val="7"/>
         </w:numPr>
         <w:tabs>
           <w:tab w:val="left" w:pos="993"/>
@@ -2662,53 +2573,25 @@
         <w:jc w:val="both"/>
         <w:rPr>
           <w:rFonts w:ascii="Times New Roman" w:hAnsi="Times New Roman" w:cs="Times New Roman"/>
-          <w:color w:val="0D0D0D" w:themeColor="text1" w:themeTint="F2"/>
-          <w:sz w:val="28"/>
-          <w:szCs w:val="28"/>
-        </w:rPr>
-      </w:pPr>
-      <w:r>
-        <w:rPr>
-          <w:rFonts w:ascii="Times New Roman" w:hAnsi="Times New Roman" w:cs="Times New Roman"/>
-          <w:color w:val="0D0D0D" w:themeColor="text1" w:themeTint="F2"/>
-          <w:sz w:val="28"/>
-          <w:szCs w:val="28"/>
-        </w:rPr>
-        <w:t>Отформатируйте диск и создайте на нем несколько файлов разных форматов.</w:t>
+          <w:sz w:val="28"/>
+          <w:szCs w:val="28"/>
+        </w:rPr>
+      </w:pPr>
+      <w:r>
+        <w:rPr>
+          <w:rFonts w:ascii="Times New Roman" w:hAnsi="Times New Roman" w:cs="Times New Roman"/>
+          <w:sz w:val="28"/>
+          <w:szCs w:val="28"/>
+        </w:rPr>
+        <w:lastRenderedPageBreak/>
+        <w:t>Имитируйте потерю данных:</w:t>
       </w:r>
     </w:p>
     <w:p>
       <w:pPr>
-        <w:tabs>
-          <w:tab w:val="left" w:pos="993"/>
-        </w:tabs>
-        <w:spacing w:line="360" w:lineRule="auto"/>
-        <w:ind w:firstLine="709"/>
-        <w:contextualSpacing/>
-        <w:jc w:val="both"/>
-        <w:rPr>
-          <w:rFonts w:ascii="Times New Roman" w:hAnsi="Times New Roman" w:cs="Times New Roman"/>
-          <w:color w:val="0D0D0D" w:themeColor="text1" w:themeTint="F2"/>
-          <w:sz w:val="28"/>
-          <w:szCs w:val="28"/>
-        </w:rPr>
-      </w:pPr>
-      <w:r>
-        <w:rPr>
-          <w:rFonts w:ascii="Times New Roman" w:hAnsi="Times New Roman" w:cs="Times New Roman"/>
-          <w:color w:val="0D0D0D" w:themeColor="text1" w:themeTint="F2"/>
-          <w:sz w:val="28"/>
-          <w:szCs w:val="28"/>
-        </w:rPr>
-        <w:t>2.  Имитируйте потерю данных:</w:t>
-      </w:r>
-    </w:p>
-    <w:p>
-      <w:pPr>
-        <w:pStyle w:val="a3"/>
         <w:numPr>
-          <w:ilvl w:val="0"/>
-          <w:numId w:val="5"/>
+          <w:ilvl w:val="1"/>
+          <w:numId w:val="7"/>
         </w:numPr>
         <w:tabs>
           <w:tab w:val="left" w:pos="993"/>
@@ -2718,15 +2601,13 @@
         <w:jc w:val="both"/>
         <w:rPr>
           <w:rFonts w:ascii="Times New Roman" w:hAnsi="Times New Roman" w:cs="Times New Roman"/>
-          <w:color w:val="0D0D0D" w:themeColor="text1" w:themeTint="F2"/>
-          <w:sz w:val="28"/>
-          <w:szCs w:val="28"/>
-        </w:rPr>
-      </w:pPr>
-      <w:r>
-        <w:rPr>
-          <w:rFonts w:ascii="Times New Roman" w:hAnsi="Times New Roman" w:cs="Times New Roman"/>
-          <w:color w:val="0D0D0D" w:themeColor="text1" w:themeTint="F2"/>
+          <w:sz w:val="28"/>
+          <w:szCs w:val="28"/>
+        </w:rPr>
+      </w:pPr>
+      <w:r>
+        <w:rPr>
+          <w:rFonts w:ascii="Times New Roman" w:hAnsi="Times New Roman" w:cs="Times New Roman"/>
           <w:sz w:val="28"/>
           <w:szCs w:val="28"/>
         </w:rPr>
@@ -2736,7 +2617,6 @@
       <w:r>
         <w:rPr>
           <w:rFonts w:ascii="Times New Roman" w:hAnsi="Times New Roman" w:cs="Times New Roman"/>
-          <w:color w:val="0D0D0D" w:themeColor="text1" w:themeTint="F2"/>
           <w:sz w:val="28"/>
           <w:szCs w:val="28"/>
         </w:rPr>
@@ -2746,7 +2626,6 @@
       <w:r>
         <w:rPr>
           <w:rFonts w:ascii="Times New Roman" w:hAnsi="Times New Roman" w:cs="Times New Roman"/>
-          <w:color w:val="0D0D0D" w:themeColor="text1" w:themeTint="F2"/>
           <w:sz w:val="28"/>
           <w:szCs w:val="28"/>
         </w:rPr>
@@ -2755,10 +2634,66 @@
     </w:p>
     <w:p>
       <w:pPr>
-        <w:pStyle w:val="a3"/>
+        <w:tabs>
+          <w:tab w:val="left" w:pos="993"/>
+        </w:tabs>
+        <w:spacing w:line="360" w:lineRule="auto"/>
+        <w:jc w:val="center"/>
+        <w:rPr>
+          <w:rFonts w:ascii="Times New Roman" w:hAnsi="Times New Roman" w:cs="Times New Roman"/>
+          <w:sz w:val="28"/>
+          <w:szCs w:val="28"/>
+        </w:rPr>
+      </w:pPr>
+      <w:r>
+        <w:rPr>
+          <w:rFonts w:ascii="Times New Roman" w:hAnsi="Times New Roman" w:cs="Times New Roman"/>
+          <w:noProof/>
+          <w:sz w:val="28"/>
+          <w:szCs w:val="28"/>
+        </w:rPr>
+        <w:drawing>
+          <wp:inline distT="0" distB="0" distL="0" distR="0" wp14:anchorId="34937CE8" wp14:editId="192B9751">
+            <wp:extent cx="5174401" cy="3954780"/>
+            <wp:effectExtent l="0" t="0" r="7620" b="7620"/>
+            <wp:docPr id="1082632584" name="Рисунок 1" descr="Изображение выглядит как текст, электроника, снимок экрана, дисплей&#10;&#10;Содержимое, созданное искусственным интеллектом, может быть неверным."/>
+            <wp:cNvGraphicFramePr>
+              <a:graphicFrameLocks xmlns:a="http://schemas.openxmlformats.org/drawingml/2006/main" noChangeAspect="1"/>
+            </wp:cNvGraphicFramePr>
+            <a:graphic xmlns:a="http://schemas.openxmlformats.org/drawingml/2006/main">
+              <a:graphicData uri="http://schemas.openxmlformats.org/drawingml/2006/picture">
+                <pic:pic xmlns:pic="http://schemas.openxmlformats.org/drawingml/2006/picture">
+                  <pic:nvPicPr>
+                    <pic:cNvPr id="1082632584" name="Рисунок 1" descr="Изображение выглядит как текст, электроника, снимок экрана, дисплей&#10;&#10;Содержимое, созданное искусственным интеллектом, может быть неверным."/>
+                    <pic:cNvPicPr/>
+                  </pic:nvPicPr>
+                  <pic:blipFill>
+                    <a:blip r:embed="rId10"/>
+                    <a:stretch>
+                      <a:fillRect/>
+                    </a:stretch>
+                  </pic:blipFill>
+                  <pic:spPr>
+                    <a:xfrm>
+                      <a:off x="0" y="0"/>
+                      <a:ext cx="5176997" cy="3956764"/>
+                    </a:xfrm>
+                    <a:prstGeom prst="rect">
+                      <a:avLst/>
+                    </a:prstGeom>
+                  </pic:spPr>
+                </pic:pic>
+              </a:graphicData>
+            </a:graphic>
+          </wp:inline>
+        </w:drawing>
+      </w:r>
+    </w:p>
+    <w:p>
+      <w:pPr>
         <w:numPr>
-          <w:ilvl w:val="0"/>
-          <w:numId w:val="5"/>
+          <w:ilvl w:val="1"/>
+          <w:numId w:val="7"/>
         </w:numPr>
         <w:tabs>
           <w:tab w:val="left" w:pos="993"/>
@@ -2768,15 +2703,13 @@
         <w:jc w:val="both"/>
         <w:rPr>
           <w:rFonts w:ascii="Times New Roman" w:hAnsi="Times New Roman" w:cs="Times New Roman"/>
-          <w:color w:val="0D0D0D" w:themeColor="text1" w:themeTint="F2"/>
-          <w:sz w:val="28"/>
-          <w:szCs w:val="28"/>
-        </w:rPr>
-      </w:pPr>
-      <w:r>
-        <w:rPr>
-          <w:rFonts w:ascii="Times New Roman" w:hAnsi="Times New Roman" w:cs="Times New Roman"/>
-          <w:color w:val="0D0D0D" w:themeColor="text1" w:themeTint="F2"/>
+          <w:sz w:val="28"/>
+          <w:szCs w:val="28"/>
+        </w:rPr>
+      </w:pPr>
+      <w:r>
+        <w:rPr>
+          <w:rFonts w:ascii="Times New Roman" w:hAnsi="Times New Roman" w:cs="Times New Roman"/>
           <w:sz w:val="28"/>
           <w:szCs w:val="28"/>
         </w:rPr>
@@ -2789,52 +2722,63 @@
           <w:tab w:val="left" w:pos="993"/>
         </w:tabs>
         <w:spacing w:line="360" w:lineRule="auto"/>
-        <w:ind w:firstLine="709"/>
-        <w:contextualSpacing/>
-        <w:jc w:val="both"/>
-        <w:rPr>
-          <w:rFonts w:ascii="Times New Roman" w:hAnsi="Times New Roman" w:cs="Times New Roman"/>
-          <w:color w:val="0D0D0D" w:themeColor="text1" w:themeTint="F2"/>
-          <w:sz w:val="28"/>
-          <w:szCs w:val="28"/>
-        </w:rPr>
-      </w:pPr>
-      <w:r>
-        <w:rPr>
-          <w:rFonts w:ascii="Times New Roman" w:hAnsi="Times New Roman" w:cs="Times New Roman"/>
-          <w:color w:val="0D0D0D" w:themeColor="text1" w:themeTint="F2"/>
-          <w:sz w:val="28"/>
-          <w:szCs w:val="28"/>
-        </w:rPr>
-        <w:t xml:space="preserve">3.  Установите и запустите программу </w:t>
-      </w:r>
-      <w:proofErr w:type="spellStart"/>
-      <w:r>
-        <w:rPr>
-          <w:rFonts w:ascii="Times New Roman" w:hAnsi="Times New Roman" w:cs="Times New Roman"/>
-          <w:color w:val="0D0D0D" w:themeColor="text1" w:themeTint="F2"/>
-          <w:sz w:val="28"/>
-          <w:szCs w:val="28"/>
-        </w:rPr>
-        <w:t>TestDisk</w:t>
-      </w:r>
-      <w:proofErr w:type="spellEnd"/>
-      <w:r>
-        <w:rPr>
-          <w:rFonts w:ascii="Times New Roman" w:hAnsi="Times New Roman" w:cs="Times New Roman"/>
-          <w:color w:val="0D0D0D" w:themeColor="text1" w:themeTint="F2"/>
-          <w:sz w:val="28"/>
-          <w:szCs w:val="28"/>
-        </w:rPr>
-        <w:t>:</w:t>
+        <w:jc w:val="center"/>
+        <w:rPr>
+          <w:rFonts w:ascii="Times New Roman" w:hAnsi="Times New Roman" w:cs="Times New Roman"/>
+          <w:sz w:val="28"/>
+          <w:szCs w:val="28"/>
+        </w:rPr>
+      </w:pPr>
+      <w:r>
+        <w:rPr>
+          <w:rFonts w:ascii="Times New Roman" w:hAnsi="Times New Roman" w:cs="Times New Roman"/>
+          <w:noProof/>
+          <w:sz w:val="28"/>
+          <w:szCs w:val="28"/>
+        </w:rPr>
+        <w:lastRenderedPageBreak/>
+        <w:drawing>
+          <wp:inline distT="0" distB="0" distL="0" distR="0" wp14:anchorId="3858B965" wp14:editId="3ECD2FA8">
+            <wp:extent cx="5544185" cy="4202439"/>
+            <wp:effectExtent l="0" t="0" r="0" b="7620"/>
+            <wp:docPr id="1883730125" name="Рисунок 1" descr="Изображение выглядит как текст, снимок экрана, дисплей, программное обеспечение&#10;&#10;Содержимое, созданное искусственным интеллектом, может быть неверным."/>
+            <wp:cNvGraphicFramePr>
+              <a:graphicFrameLocks xmlns:a="http://schemas.openxmlformats.org/drawingml/2006/main" noChangeAspect="1"/>
+            </wp:cNvGraphicFramePr>
+            <a:graphic xmlns:a="http://schemas.openxmlformats.org/drawingml/2006/main">
+              <a:graphicData uri="http://schemas.openxmlformats.org/drawingml/2006/picture">
+                <pic:pic xmlns:pic="http://schemas.openxmlformats.org/drawingml/2006/picture">
+                  <pic:nvPicPr>
+                    <pic:cNvPr id="1883730125" name="Рисунок 1" descr="Изображение выглядит как текст, снимок экрана, дисплей, программное обеспечение&#10;&#10;Содержимое, созданное искусственным интеллектом, может быть неверным."/>
+                    <pic:cNvPicPr/>
+                  </pic:nvPicPr>
+                  <pic:blipFill>
+                    <a:blip r:embed="rId11"/>
+                    <a:stretch>
+                      <a:fillRect/>
+                    </a:stretch>
+                  </pic:blipFill>
+                  <pic:spPr>
+                    <a:xfrm>
+                      <a:off x="0" y="0"/>
+                      <a:ext cx="5545598" cy="4203510"/>
+                    </a:xfrm>
+                    <a:prstGeom prst="rect">
+                      <a:avLst/>
+                    </a:prstGeom>
+                  </pic:spPr>
+                </pic:pic>
+              </a:graphicData>
+            </a:graphic>
+          </wp:inline>
+        </w:drawing>
       </w:r>
     </w:p>
     <w:p>
       <w:pPr>
-        <w:pStyle w:val="a3"/>
         <w:numPr>
           <w:ilvl w:val="0"/>
-          <w:numId w:val="5"/>
+          <w:numId w:val="7"/>
         </w:numPr>
         <w:tabs>
           <w:tab w:val="left" w:pos="993"/>
@@ -2844,25 +2788,22 @@
         <w:jc w:val="both"/>
         <w:rPr>
           <w:rFonts w:ascii="Times New Roman" w:hAnsi="Times New Roman" w:cs="Times New Roman"/>
-          <w:color w:val="0D0D0D" w:themeColor="text1" w:themeTint="F2"/>
-          <w:sz w:val="28"/>
-          <w:szCs w:val="28"/>
-        </w:rPr>
-      </w:pPr>
-      <w:r>
-        <w:rPr>
-          <w:rFonts w:ascii="Times New Roman" w:hAnsi="Times New Roman" w:cs="Times New Roman"/>
-          <w:color w:val="0D0D0D" w:themeColor="text1" w:themeTint="F2"/>
-          <w:sz w:val="28"/>
-          <w:szCs w:val="28"/>
-        </w:rPr>
-        <w:t xml:space="preserve">Скачайте </w:t>
+          <w:sz w:val="28"/>
+          <w:szCs w:val="28"/>
+        </w:rPr>
+      </w:pPr>
+      <w:r>
+        <w:rPr>
+          <w:rFonts w:ascii="Times New Roman" w:hAnsi="Times New Roman" w:cs="Times New Roman"/>
+          <w:sz w:val="28"/>
+          <w:szCs w:val="28"/>
+        </w:rPr>
+        <w:t xml:space="preserve">Установите и запустите программу </w:t>
       </w:r>
       <w:proofErr w:type="spellStart"/>
       <w:r>
         <w:rPr>
           <w:rFonts w:ascii="Times New Roman" w:hAnsi="Times New Roman" w:cs="Times New Roman"/>
-          <w:color w:val="0D0D0D" w:themeColor="text1" w:themeTint="F2"/>
           <w:sz w:val="28"/>
           <w:szCs w:val="28"/>
         </w:rPr>
@@ -2872,19 +2813,17 @@
       <w:r>
         <w:rPr>
           <w:rFonts w:ascii="Times New Roman" w:hAnsi="Times New Roman" w:cs="Times New Roman"/>
-          <w:color w:val="0D0D0D" w:themeColor="text1" w:themeTint="F2"/>
-          <w:sz w:val="28"/>
-          <w:szCs w:val="28"/>
-        </w:rPr>
-        <w:t xml:space="preserve"> с официального сайта и распакуйте архив.</w:t>
+          <w:sz w:val="28"/>
+          <w:szCs w:val="28"/>
+        </w:rPr>
+        <w:t>:</w:t>
       </w:r>
     </w:p>
     <w:p>
       <w:pPr>
-        <w:pStyle w:val="a3"/>
         <w:numPr>
-          <w:ilvl w:val="0"/>
-          <w:numId w:val="5"/>
+          <w:ilvl w:val="1"/>
+          <w:numId w:val="7"/>
         </w:numPr>
         <w:tabs>
           <w:tab w:val="left" w:pos="993"/>
@@ -2894,19 +2833,35 @@
         <w:jc w:val="both"/>
         <w:rPr>
           <w:rFonts w:ascii="Times New Roman" w:hAnsi="Times New Roman" w:cs="Times New Roman"/>
-          <w:color w:val="0D0D0D" w:themeColor="text1" w:themeTint="F2"/>
-          <w:sz w:val="28"/>
-          <w:szCs w:val="28"/>
-        </w:rPr>
-      </w:pPr>
-      <w:r>
-        <w:rPr>
-          <w:rFonts w:ascii="Times New Roman" w:hAnsi="Times New Roman" w:cs="Times New Roman"/>
-          <w:color w:val="0D0D0D" w:themeColor="text1" w:themeTint="F2"/>
-          <w:sz w:val="28"/>
-          <w:szCs w:val="28"/>
-        </w:rPr>
-        <w:t>Запустите файл testdisk_win.exe от имени администратора (интерфейс текстовый).</w:t>
+          <w:sz w:val="28"/>
+          <w:szCs w:val="28"/>
+        </w:rPr>
+      </w:pPr>
+      <w:r>
+        <w:rPr>
+          <w:rFonts w:ascii="Times New Roman" w:hAnsi="Times New Roman" w:cs="Times New Roman"/>
+          <w:sz w:val="28"/>
+          <w:szCs w:val="28"/>
+        </w:rPr>
+        <w:t xml:space="preserve">Скачайте </w:t>
+      </w:r>
+      <w:proofErr w:type="spellStart"/>
+      <w:r>
+        <w:rPr>
+          <w:rFonts w:ascii="Times New Roman" w:hAnsi="Times New Roman" w:cs="Times New Roman"/>
+          <w:sz w:val="28"/>
+          <w:szCs w:val="28"/>
+        </w:rPr>
+        <w:t>TestDisk</w:t>
+      </w:r>
+      <w:proofErr w:type="spellEnd"/>
+      <w:r>
+        <w:rPr>
+          <w:rFonts w:ascii="Times New Roman" w:hAnsi="Times New Roman" w:cs="Times New Roman"/>
+          <w:sz w:val="28"/>
+          <w:szCs w:val="28"/>
+        </w:rPr>
+        <w:t xml:space="preserve"> с официального сайта и распакуйте архив.</w:t>
       </w:r>
     </w:p>
     <w:p>
@@ -2915,33 +2870,64 @@
           <w:tab w:val="left" w:pos="993"/>
         </w:tabs>
         <w:spacing w:line="360" w:lineRule="auto"/>
-        <w:ind w:firstLine="709"/>
-        <w:contextualSpacing/>
-        <w:jc w:val="both"/>
-        <w:rPr>
-          <w:rFonts w:ascii="Times New Roman" w:hAnsi="Times New Roman" w:cs="Times New Roman"/>
-          <w:color w:val="0D0D0D" w:themeColor="text1" w:themeTint="F2"/>
-          <w:sz w:val="28"/>
-          <w:szCs w:val="28"/>
-        </w:rPr>
-      </w:pPr>
-      <w:r>
-        <w:rPr>
-          <w:rFonts w:ascii="Times New Roman" w:hAnsi="Times New Roman" w:cs="Times New Roman"/>
-          <w:color w:val="0D0D0D" w:themeColor="text1" w:themeTint="F2"/>
-          <w:sz w:val="28"/>
-          <w:szCs w:val="28"/>
-        </w:rPr>
-        <w:lastRenderedPageBreak/>
-        <w:t>4.  Выполните восстановление раздела:</w:t>
+        <w:jc w:val="center"/>
+        <w:rPr>
+          <w:rFonts w:ascii="Times New Roman" w:hAnsi="Times New Roman" w:cs="Times New Roman"/>
+          <w:sz w:val="28"/>
+          <w:szCs w:val="28"/>
+        </w:rPr>
+      </w:pPr>
+      <w:r>
+        <w:rPr>
+          <w:rFonts w:ascii="Times New Roman" w:hAnsi="Times New Roman" w:cs="Times New Roman"/>
+          <w:b/>
+          <w:bCs/>
+          <w:noProof/>
+          <w:sz w:val="28"/>
+          <w:szCs w:val="28"/>
+        </w:rPr>
+        <w:drawing>
+          <wp:inline distT="0" distB="0" distL="0" distR="0" wp14:anchorId="60AA234F" wp14:editId="7A198163">
+            <wp:extent cx="5391785" cy="3089830"/>
+            <wp:effectExtent l="0" t="0" r="0" b="0"/>
+            <wp:docPr id="1448637822" name="Рисунок 1" descr="Изображение выглядит как текст, снимок экрана, программное обеспечение, Значок на компьютере&#10;&#10;Содержимое, созданное искусственным интеллектом, может быть неверным."/>
+            <wp:cNvGraphicFramePr>
+              <a:graphicFrameLocks xmlns:a="http://schemas.openxmlformats.org/drawingml/2006/main" noChangeAspect="1"/>
+            </wp:cNvGraphicFramePr>
+            <a:graphic xmlns:a="http://schemas.openxmlformats.org/drawingml/2006/main">
+              <a:graphicData uri="http://schemas.openxmlformats.org/drawingml/2006/picture">
+                <pic:pic xmlns:pic="http://schemas.openxmlformats.org/drawingml/2006/picture">
+                  <pic:nvPicPr>
+                    <pic:cNvPr id="1448637822" name="Рисунок 1" descr="Изображение выглядит как текст, снимок экрана, программное обеспечение, Значок на компьютере&#10;&#10;Содержимое, созданное искусственным интеллектом, может быть неверным."/>
+                    <pic:cNvPicPr/>
+                  </pic:nvPicPr>
+                  <pic:blipFill>
+                    <a:blip r:embed="rId12"/>
+                    <a:stretch>
+                      <a:fillRect/>
+                    </a:stretch>
+                  </pic:blipFill>
+                  <pic:spPr>
+                    <a:xfrm>
+                      <a:off x="0" y="0"/>
+                      <a:ext cx="5396213" cy="3092367"/>
+                    </a:xfrm>
+                    <a:prstGeom prst="rect">
+                      <a:avLst/>
+                    </a:prstGeom>
+                  </pic:spPr>
+                </pic:pic>
+              </a:graphicData>
+            </a:graphic>
+          </wp:inline>
+        </w:drawing>
       </w:r>
     </w:p>
     <w:p>
       <w:pPr>
-        <w:pStyle w:val="a3"/>
         <w:numPr>
-          <w:ilvl w:val="0"/>
-          <w:numId w:val="5"/>
+          <w:ilvl w:val="1"/>
+          <w:numId w:val="7"/>
         </w:numPr>
         <w:tabs>
           <w:tab w:val="left" w:pos="993"/>
@@ -2951,47 +2937,82 @@
         <w:jc w:val="both"/>
         <w:rPr>
           <w:rFonts w:ascii="Times New Roman" w:hAnsi="Times New Roman" w:cs="Times New Roman"/>
-          <w:color w:val="0D0D0D" w:themeColor="text1" w:themeTint="F2"/>
-          <w:sz w:val="28"/>
-          <w:szCs w:val="28"/>
-        </w:rPr>
-      </w:pPr>
-      <w:r>
-        <w:rPr>
-          <w:rFonts w:ascii="Times New Roman" w:hAnsi="Times New Roman" w:cs="Times New Roman"/>
-          <w:color w:val="0D0D0D" w:themeColor="text1" w:themeTint="F2"/>
-          <w:sz w:val="28"/>
-          <w:szCs w:val="28"/>
-        </w:rPr>
-        <w:t>Выберите "</w:t>
-      </w:r>
-      <w:proofErr w:type="spellStart"/>
-      <w:r>
-        <w:rPr>
-          <w:rFonts w:ascii="Times New Roman" w:hAnsi="Times New Roman" w:cs="Times New Roman"/>
-          <w:color w:val="0D0D0D" w:themeColor="text1" w:themeTint="F2"/>
-          <w:sz w:val="28"/>
-          <w:szCs w:val="28"/>
-        </w:rPr>
-        <w:t>Create</w:t>
-      </w:r>
-      <w:proofErr w:type="spellEnd"/>
-      <w:r>
-        <w:rPr>
-          <w:rFonts w:ascii="Times New Roman" w:hAnsi="Times New Roman" w:cs="Times New Roman"/>
-          <w:color w:val="0D0D0D" w:themeColor="text1" w:themeTint="F2"/>
-          <w:sz w:val="28"/>
-          <w:szCs w:val="28"/>
-        </w:rPr>
-        <w:t>" для создания нового лог-файла.</w:t>
+          <w:sz w:val="28"/>
+          <w:szCs w:val="28"/>
+        </w:rPr>
+      </w:pPr>
+      <w:r>
+        <w:rPr>
+          <w:rFonts w:ascii="Times New Roman" w:hAnsi="Times New Roman" w:cs="Times New Roman"/>
+          <w:sz w:val="28"/>
+          <w:szCs w:val="28"/>
+        </w:rPr>
+        <w:t>Запустите файл testdisk_win.exe от имени администратора (интерфейс текстовый).</w:t>
       </w:r>
     </w:p>
     <w:p>
       <w:pPr>
-        <w:pStyle w:val="a3"/>
+        <w:tabs>
+          <w:tab w:val="left" w:pos="993"/>
+        </w:tabs>
+        <w:spacing w:line="360" w:lineRule="auto"/>
+        <w:jc w:val="center"/>
+        <w:rPr>
+          <w:rFonts w:ascii="Times New Roman" w:hAnsi="Times New Roman" w:cs="Times New Roman"/>
+          <w:sz w:val="28"/>
+          <w:szCs w:val="28"/>
+        </w:rPr>
+      </w:pPr>
+      <w:r>
+        <w:rPr>
+          <w:rFonts w:ascii="Times New Roman" w:hAnsi="Times New Roman" w:cs="Times New Roman"/>
+          <w:noProof/>
+          <w:sz w:val="28"/>
+          <w:szCs w:val="28"/>
+        </w:rPr>
+        <w:lastRenderedPageBreak/>
+        <w:drawing>
+          <wp:inline distT="0" distB="0" distL="0" distR="0" wp14:anchorId="3F859E30" wp14:editId="04126E95">
+            <wp:extent cx="4073886" cy="3124200"/>
+            <wp:effectExtent l="0" t="0" r="3175" b="0"/>
+            <wp:docPr id="1208235537" name="Рисунок 1" descr="Изображение выглядит как текст, снимок экрана, электроника, дисплей&#10;&#10;Содержимое, созданное искусственным интеллектом, может быть неверным."/>
+            <wp:cNvGraphicFramePr>
+              <a:graphicFrameLocks xmlns:a="http://schemas.openxmlformats.org/drawingml/2006/main" noChangeAspect="1"/>
+            </wp:cNvGraphicFramePr>
+            <a:graphic xmlns:a="http://schemas.openxmlformats.org/drawingml/2006/main">
+              <a:graphicData uri="http://schemas.openxmlformats.org/drawingml/2006/picture">
+                <pic:pic xmlns:pic="http://schemas.openxmlformats.org/drawingml/2006/picture">
+                  <pic:nvPicPr>
+                    <pic:cNvPr id="1208235537" name="Рисунок 1" descr="Изображение выглядит как текст, снимок экрана, электроника, дисплей&#10;&#10;Содержимое, созданное искусственным интеллектом, может быть неверным."/>
+                    <pic:cNvPicPr/>
+                  </pic:nvPicPr>
+                  <pic:blipFill>
+                    <a:blip r:embed="rId13"/>
+                    <a:stretch>
+                      <a:fillRect/>
+                    </a:stretch>
+                  </pic:blipFill>
+                  <pic:spPr>
+                    <a:xfrm>
+                      <a:off x="0" y="0"/>
+                      <a:ext cx="4075781" cy="3125653"/>
+                    </a:xfrm>
+                    <a:prstGeom prst="rect">
+                      <a:avLst/>
+                    </a:prstGeom>
+                  </pic:spPr>
+                </pic:pic>
+              </a:graphicData>
+            </a:graphic>
+          </wp:inline>
+        </w:drawing>
+      </w:r>
+    </w:p>
+    <w:p>
+      <w:pPr>
         <w:numPr>
           <w:ilvl w:val="0"/>
-          <w:numId w:val="5"/>
+          <w:numId w:val="7"/>
         </w:numPr>
         <w:tabs>
           <w:tab w:val="left" w:pos="993"/>
@@ -3001,27 +3022,24 @@
         <w:jc w:val="both"/>
         <w:rPr>
           <w:rFonts w:ascii="Times New Roman" w:hAnsi="Times New Roman" w:cs="Times New Roman"/>
-          <w:color w:val="0D0D0D" w:themeColor="text1" w:themeTint="F2"/>
-          <w:sz w:val="28"/>
-          <w:szCs w:val="28"/>
-        </w:rPr>
-      </w:pPr>
-      <w:r>
-        <w:rPr>
-          <w:rFonts w:ascii="Times New Roman" w:hAnsi="Times New Roman" w:cs="Times New Roman"/>
-          <w:color w:val="0D0D0D" w:themeColor="text1" w:themeTint="F2"/>
-          <w:sz w:val="28"/>
-          <w:szCs w:val="28"/>
-        </w:rPr>
-        <w:t>Укажите диск, с которого был удален раздел.</w:t>
+          <w:sz w:val="28"/>
+          <w:szCs w:val="28"/>
+        </w:rPr>
+      </w:pPr>
+      <w:r>
+        <w:rPr>
+          <w:rFonts w:ascii="Times New Roman" w:hAnsi="Times New Roman" w:cs="Times New Roman"/>
+          <w:sz w:val="28"/>
+          <w:szCs w:val="28"/>
+        </w:rPr>
+        <w:t>Выполните восстановление раздела:</w:t>
       </w:r>
     </w:p>
     <w:p>
       <w:pPr>
-        <w:pStyle w:val="a3"/>
         <w:numPr>
-          <w:ilvl w:val="0"/>
-          <w:numId w:val="5"/>
+          <w:ilvl w:val="1"/>
+          <w:numId w:val="7"/>
         </w:numPr>
         <w:tabs>
           <w:tab w:val="left" w:pos="993"/>
@@ -3031,27 +3049,99 @@
         <w:jc w:val="both"/>
         <w:rPr>
           <w:rFonts w:ascii="Times New Roman" w:hAnsi="Times New Roman" w:cs="Times New Roman"/>
-          <w:color w:val="0D0D0D" w:themeColor="text1" w:themeTint="F2"/>
-          <w:sz w:val="28"/>
-          <w:szCs w:val="28"/>
-        </w:rPr>
-      </w:pPr>
-      <w:r>
-        <w:rPr>
-          <w:rFonts w:ascii="Times New Roman" w:hAnsi="Times New Roman" w:cs="Times New Roman"/>
-          <w:color w:val="0D0D0D" w:themeColor="text1" w:themeTint="F2"/>
-          <w:sz w:val="28"/>
-          <w:szCs w:val="28"/>
-        </w:rPr>
-        <w:t>Выберите тип таблицы разделов (обычно Intel/PC).</w:t>
+          <w:sz w:val="28"/>
+          <w:szCs w:val="28"/>
+        </w:rPr>
+      </w:pPr>
+      <w:r>
+        <w:rPr>
+          <w:rFonts w:ascii="Times New Roman" w:hAnsi="Times New Roman" w:cs="Times New Roman"/>
+          <w:sz w:val="28"/>
+          <w:szCs w:val="28"/>
+        </w:rPr>
+        <w:t>Выберите "</w:t>
+      </w:r>
+      <w:proofErr w:type="spellStart"/>
+      <w:r>
+        <w:rPr>
+          <w:rFonts w:ascii="Times New Roman" w:hAnsi="Times New Roman" w:cs="Times New Roman"/>
+          <w:sz w:val="28"/>
+          <w:szCs w:val="28"/>
+        </w:rPr>
+        <w:t>Create</w:t>
+      </w:r>
+      <w:proofErr w:type="spellEnd"/>
+      <w:r>
+        <w:rPr>
+          <w:rFonts w:ascii="Times New Roman" w:hAnsi="Times New Roman" w:cs="Times New Roman"/>
+          <w:sz w:val="28"/>
+          <w:szCs w:val="28"/>
+        </w:rPr>
+        <w:t>" для создания нового лог-файла.</w:t>
       </w:r>
     </w:p>
     <w:p>
       <w:pPr>
-        <w:pStyle w:val="a3"/>
+        <w:tabs>
+          <w:tab w:val="left" w:pos="993"/>
+        </w:tabs>
+        <w:spacing w:line="360" w:lineRule="auto"/>
+        <w:jc w:val="center"/>
+        <w:rPr>
+          <w:rFonts w:ascii="Times New Roman" w:hAnsi="Times New Roman" w:cs="Times New Roman"/>
+          <w:sz w:val="28"/>
+          <w:szCs w:val="28"/>
+        </w:rPr>
+      </w:pPr>
+      <w:r>
+        <w:rPr>
+          <w:rFonts w:ascii="Times New Roman" w:hAnsi="Times New Roman" w:cs="Times New Roman"/>
+          <w:noProof/>
+          <w:sz w:val="28"/>
+          <w:szCs w:val="28"/>
+        </w:rPr>
+        <w:drawing>
+          <wp:inline distT="0" distB="0" distL="0" distR="0" wp14:anchorId="5229071F" wp14:editId="0B03048F">
+            <wp:extent cx="5605145" cy="2929295"/>
+            <wp:effectExtent l="0" t="0" r="0" b="4445"/>
+            <wp:docPr id="473124858" name="Рисунок 1" descr="Изображение выглядит как текст, снимок экрана, программное обеспечение, компьютер&#10;&#10;Содержимое, созданное искусственным интеллектом, может быть неверным."/>
+            <wp:cNvGraphicFramePr>
+              <a:graphicFrameLocks xmlns:a="http://schemas.openxmlformats.org/drawingml/2006/main" noChangeAspect="1"/>
+            </wp:cNvGraphicFramePr>
+            <a:graphic xmlns:a="http://schemas.openxmlformats.org/drawingml/2006/main">
+              <a:graphicData uri="http://schemas.openxmlformats.org/drawingml/2006/picture">
+                <pic:pic xmlns:pic="http://schemas.openxmlformats.org/drawingml/2006/picture">
+                  <pic:nvPicPr>
+                    <pic:cNvPr id="473124858" name="Рисунок 1" descr="Изображение выглядит как текст, снимок экрана, программное обеспечение, компьютер&#10;&#10;Содержимое, созданное искусственным интеллектом, может быть неверным."/>
+                    <pic:cNvPicPr/>
+                  </pic:nvPicPr>
+                  <pic:blipFill>
+                    <a:blip r:embed="rId14"/>
+                    <a:stretch>
+                      <a:fillRect/>
+                    </a:stretch>
+                  </pic:blipFill>
+                  <pic:spPr>
+                    <a:xfrm>
+                      <a:off x="0" y="0"/>
+                      <a:ext cx="5610694" cy="2932195"/>
+                    </a:xfrm>
+                    <a:prstGeom prst="rect">
+                      <a:avLst/>
+                    </a:prstGeom>
+                  </pic:spPr>
+                </pic:pic>
+              </a:graphicData>
+            </a:graphic>
+          </wp:inline>
+        </w:drawing>
+      </w:r>
+    </w:p>
+    <w:p>
+      <w:pPr>
         <w:numPr>
-          <w:ilvl w:val="0"/>
-          <w:numId w:val="5"/>
+          <w:ilvl w:val="1"/>
+          <w:numId w:val="7"/>
         </w:numPr>
         <w:tabs>
           <w:tab w:val="left" w:pos="993"/>
@@ -3061,47 +3151,82 @@
         <w:jc w:val="both"/>
         <w:rPr>
           <w:rFonts w:ascii="Times New Roman" w:hAnsi="Times New Roman" w:cs="Times New Roman"/>
-          <w:color w:val="0D0D0D" w:themeColor="text1" w:themeTint="F2"/>
-          <w:sz w:val="28"/>
-          <w:szCs w:val="28"/>
-        </w:rPr>
-      </w:pPr>
-      <w:r>
-        <w:rPr>
-          <w:rFonts w:ascii="Times New Roman" w:hAnsi="Times New Roman" w:cs="Times New Roman"/>
-          <w:color w:val="0D0D0D" w:themeColor="text1" w:themeTint="F2"/>
-          <w:sz w:val="28"/>
-          <w:szCs w:val="28"/>
-        </w:rPr>
-        <w:t>Выберите "</w:t>
-      </w:r>
-      <w:proofErr w:type="spellStart"/>
-      <w:r>
-        <w:rPr>
-          <w:rFonts w:ascii="Times New Roman" w:hAnsi="Times New Roman" w:cs="Times New Roman"/>
-          <w:color w:val="0D0D0D" w:themeColor="text1" w:themeTint="F2"/>
-          <w:sz w:val="28"/>
-          <w:szCs w:val="28"/>
-        </w:rPr>
-        <w:t>Analyse</w:t>
-      </w:r>
-      <w:proofErr w:type="spellEnd"/>
-      <w:r>
-        <w:rPr>
-          <w:rFonts w:ascii="Times New Roman" w:hAnsi="Times New Roman" w:cs="Times New Roman"/>
-          <w:color w:val="0D0D0D" w:themeColor="text1" w:themeTint="F2"/>
-          <w:sz w:val="28"/>
-          <w:szCs w:val="28"/>
-        </w:rPr>
-        <w:t>" → "Quick Search", дождитесь окончания поиска.</w:t>
+          <w:sz w:val="28"/>
+          <w:szCs w:val="28"/>
+        </w:rPr>
+      </w:pPr>
+      <w:r>
+        <w:rPr>
+          <w:rFonts w:ascii="Times New Roman" w:hAnsi="Times New Roman" w:cs="Times New Roman"/>
+          <w:sz w:val="28"/>
+          <w:szCs w:val="28"/>
+        </w:rPr>
+        <w:t>Укажите диск, с которого был удален раздел.</w:t>
       </w:r>
     </w:p>
     <w:p>
       <w:pPr>
-        <w:pStyle w:val="a3"/>
+        <w:tabs>
+          <w:tab w:val="left" w:pos="993"/>
+        </w:tabs>
+        <w:spacing w:line="360" w:lineRule="auto"/>
+        <w:jc w:val="center"/>
+        <w:rPr>
+          <w:rFonts w:ascii="Times New Roman" w:hAnsi="Times New Roman" w:cs="Times New Roman"/>
+          <w:sz w:val="28"/>
+          <w:szCs w:val="28"/>
+        </w:rPr>
+      </w:pPr>
+      <w:r>
+        <w:rPr>
+          <w:rFonts w:ascii="Times New Roman" w:hAnsi="Times New Roman" w:cs="Times New Roman"/>
+          <w:noProof/>
+          <w:sz w:val="28"/>
+          <w:szCs w:val="28"/>
+        </w:rPr>
+        <w:lastRenderedPageBreak/>
+        <w:drawing>
+          <wp:inline distT="0" distB="0" distL="0" distR="0" wp14:anchorId="0DD2A2B1" wp14:editId="64B81160">
+            <wp:extent cx="5628005" cy="2943648"/>
+            <wp:effectExtent l="0" t="0" r="0" b="9525"/>
+            <wp:docPr id="832754985" name="Рисунок 1" descr="Изображение выглядит как текст, снимок экрана, программное обеспечение, Мультимедийное программное обеспечение&#10;&#10;Содержимое, созданное искусственным интеллектом, может быть неверным."/>
+            <wp:cNvGraphicFramePr>
+              <a:graphicFrameLocks xmlns:a="http://schemas.openxmlformats.org/drawingml/2006/main" noChangeAspect="1"/>
+            </wp:cNvGraphicFramePr>
+            <a:graphic xmlns:a="http://schemas.openxmlformats.org/drawingml/2006/main">
+              <a:graphicData uri="http://schemas.openxmlformats.org/drawingml/2006/picture">
+                <pic:pic xmlns:pic="http://schemas.openxmlformats.org/drawingml/2006/picture">
+                  <pic:nvPicPr>
+                    <pic:cNvPr id="832754985" name="Рисунок 1" descr="Изображение выглядит как текст, снимок экрана, программное обеспечение, Мультимедийное программное обеспечение&#10;&#10;Содержимое, созданное искусственным интеллектом, может быть неверным."/>
+                    <pic:cNvPicPr/>
+                  </pic:nvPicPr>
+                  <pic:blipFill>
+                    <a:blip r:embed="rId15"/>
+                    <a:stretch>
+                      <a:fillRect/>
+                    </a:stretch>
+                  </pic:blipFill>
+                  <pic:spPr>
+                    <a:xfrm>
+                      <a:off x="0" y="0"/>
+                      <a:ext cx="5633877" cy="2946719"/>
+                    </a:xfrm>
+                    <a:prstGeom prst="rect">
+                      <a:avLst/>
+                    </a:prstGeom>
+                  </pic:spPr>
+                </pic:pic>
+              </a:graphicData>
+            </a:graphic>
+          </wp:inline>
+        </w:drawing>
+      </w:r>
+    </w:p>
+    <w:p>
+      <w:pPr>
         <w:numPr>
-          <w:ilvl w:val="0"/>
-          <w:numId w:val="5"/>
+          <w:ilvl w:val="1"/>
+          <w:numId w:val="7"/>
         </w:numPr>
         <w:tabs>
           <w:tab w:val="left" w:pos="993"/>
@@ -3111,47 +3236,81 @@
         <w:jc w:val="both"/>
         <w:rPr>
           <w:rFonts w:ascii="Times New Roman" w:hAnsi="Times New Roman" w:cs="Times New Roman"/>
-          <w:color w:val="0D0D0D" w:themeColor="text1" w:themeTint="F2"/>
-          <w:sz w:val="28"/>
-          <w:szCs w:val="28"/>
-        </w:rPr>
-      </w:pPr>
-      <w:r>
-        <w:rPr>
-          <w:rFonts w:ascii="Times New Roman" w:hAnsi="Times New Roman" w:cs="Times New Roman"/>
-          <w:color w:val="0D0D0D" w:themeColor="text1" w:themeTint="F2"/>
-          <w:sz w:val="28"/>
-          <w:szCs w:val="28"/>
-        </w:rPr>
-        <w:t>Если найден нужный раздел, выберите его и нажмите "</w:t>
-      </w:r>
-      <w:proofErr w:type="spellStart"/>
-      <w:r>
-        <w:rPr>
-          <w:rFonts w:ascii="Times New Roman" w:hAnsi="Times New Roman" w:cs="Times New Roman"/>
-          <w:color w:val="0D0D0D" w:themeColor="text1" w:themeTint="F2"/>
-          <w:sz w:val="28"/>
-          <w:szCs w:val="28"/>
-        </w:rPr>
-        <w:t>Write</w:t>
-      </w:r>
-      <w:proofErr w:type="spellEnd"/>
-      <w:r>
-        <w:rPr>
-          <w:rFonts w:ascii="Times New Roman" w:hAnsi="Times New Roman" w:cs="Times New Roman"/>
-          <w:color w:val="0D0D0D" w:themeColor="text1" w:themeTint="F2"/>
-          <w:sz w:val="28"/>
-          <w:szCs w:val="28"/>
-        </w:rPr>
-        <w:t>", чтобы восстановить.</w:t>
+          <w:sz w:val="28"/>
+          <w:szCs w:val="28"/>
+        </w:rPr>
+      </w:pPr>
+      <w:r>
+        <w:rPr>
+          <w:rFonts w:ascii="Times New Roman" w:hAnsi="Times New Roman" w:cs="Times New Roman"/>
+          <w:sz w:val="28"/>
+          <w:szCs w:val="28"/>
+        </w:rPr>
+        <w:t>Выберите тип таблицы разделов (обычно Intel/PC).</w:t>
       </w:r>
     </w:p>
     <w:p>
       <w:pPr>
-        <w:pStyle w:val="a3"/>
+        <w:tabs>
+          <w:tab w:val="left" w:pos="993"/>
+        </w:tabs>
+        <w:spacing w:line="360" w:lineRule="auto"/>
+        <w:jc w:val="center"/>
+        <w:rPr>
+          <w:rFonts w:ascii="Times New Roman" w:hAnsi="Times New Roman" w:cs="Times New Roman"/>
+          <w:sz w:val="28"/>
+          <w:szCs w:val="28"/>
+        </w:rPr>
+      </w:pPr>
+      <w:r>
+        <w:rPr>
+          <w:rFonts w:ascii="Times New Roman" w:hAnsi="Times New Roman" w:cs="Times New Roman"/>
+          <w:noProof/>
+          <w:sz w:val="28"/>
+          <w:szCs w:val="28"/>
+        </w:rPr>
+        <w:drawing>
+          <wp:inline distT="0" distB="0" distL="0" distR="0" wp14:anchorId="047F8F1B" wp14:editId="2CA1C29F">
+            <wp:extent cx="5536565" cy="2904699"/>
+            <wp:effectExtent l="0" t="0" r="6985" b="0"/>
+            <wp:docPr id="715140616" name="Рисунок 1" descr="Изображение выглядит как текст, снимок экрана, программное обеспечение, компьютер&#10;&#10;Содержимое, созданное искусственным интеллектом, может быть неверным."/>
+            <wp:cNvGraphicFramePr>
+              <a:graphicFrameLocks xmlns:a="http://schemas.openxmlformats.org/drawingml/2006/main" noChangeAspect="1"/>
+            </wp:cNvGraphicFramePr>
+            <a:graphic xmlns:a="http://schemas.openxmlformats.org/drawingml/2006/main">
+              <a:graphicData uri="http://schemas.openxmlformats.org/drawingml/2006/picture">
+                <pic:pic xmlns:pic="http://schemas.openxmlformats.org/drawingml/2006/picture">
+                  <pic:nvPicPr>
+                    <pic:cNvPr id="715140616" name="Рисунок 1" descr="Изображение выглядит как текст, снимок экрана, программное обеспечение, компьютер&#10;&#10;Содержимое, созданное искусственным интеллектом, может быть неверным."/>
+                    <pic:cNvPicPr/>
+                  </pic:nvPicPr>
+                  <pic:blipFill>
+                    <a:blip r:embed="rId16"/>
+                    <a:stretch>
+                      <a:fillRect/>
+                    </a:stretch>
+                  </pic:blipFill>
+                  <pic:spPr>
+                    <a:xfrm>
+                      <a:off x="0" y="0"/>
+                      <a:ext cx="5539287" cy="2906127"/>
+                    </a:xfrm>
+                    <a:prstGeom prst="rect">
+                      <a:avLst/>
+                    </a:prstGeom>
+                  </pic:spPr>
+                </pic:pic>
+              </a:graphicData>
+            </a:graphic>
+          </wp:inline>
+        </w:drawing>
+      </w:r>
+    </w:p>
+    <w:p>
+      <w:pPr>
         <w:numPr>
-          <w:ilvl w:val="0"/>
-          <w:numId w:val="5"/>
+          <w:ilvl w:val="1"/>
+          <w:numId w:val="7"/>
         </w:numPr>
         <w:tabs>
           <w:tab w:val="left" w:pos="993"/>
@@ -3161,19 +3320,35 @@
         <w:jc w:val="both"/>
         <w:rPr>
           <w:rFonts w:ascii="Times New Roman" w:hAnsi="Times New Roman" w:cs="Times New Roman"/>
-          <w:color w:val="0D0D0D" w:themeColor="text1" w:themeTint="F2"/>
-          <w:sz w:val="28"/>
-          <w:szCs w:val="28"/>
-        </w:rPr>
-      </w:pPr>
-      <w:r>
-        <w:rPr>
-          <w:rFonts w:ascii="Times New Roman" w:hAnsi="Times New Roman" w:cs="Times New Roman"/>
-          <w:color w:val="0D0D0D" w:themeColor="text1" w:themeTint="F2"/>
-          <w:sz w:val="28"/>
-          <w:szCs w:val="28"/>
-        </w:rPr>
-        <w:t>Перезагрузите систему и проверьте доступность данных.</w:t>
+          <w:sz w:val="28"/>
+          <w:szCs w:val="28"/>
+        </w:rPr>
+      </w:pPr>
+      <w:r>
+        <w:rPr>
+          <w:rFonts w:ascii="Times New Roman" w:hAnsi="Times New Roman" w:cs="Times New Roman"/>
+          <w:sz w:val="28"/>
+          <w:szCs w:val="28"/>
+        </w:rPr>
+        <w:t>Выберите "</w:t>
+      </w:r>
+      <w:proofErr w:type="spellStart"/>
+      <w:r>
+        <w:rPr>
+          <w:rFonts w:ascii="Times New Roman" w:hAnsi="Times New Roman" w:cs="Times New Roman"/>
+          <w:sz w:val="28"/>
+          <w:szCs w:val="28"/>
+        </w:rPr>
+        <w:t>Analyse</w:t>
+      </w:r>
+      <w:proofErr w:type="spellEnd"/>
+      <w:r>
+        <w:rPr>
+          <w:rFonts w:ascii="Times New Roman" w:hAnsi="Times New Roman" w:cs="Times New Roman"/>
+          <w:sz w:val="28"/>
+          <w:szCs w:val="28"/>
+        </w:rPr>
+        <w:t>" → "Quick Search", дождитесь окончания поиска.</w:t>
       </w:r>
     </w:p>
     <w:p>
@@ -3182,32 +3357,123 @@
           <w:tab w:val="left" w:pos="993"/>
         </w:tabs>
         <w:spacing w:line="360" w:lineRule="auto"/>
-        <w:ind w:firstLine="709"/>
-        <w:contextualSpacing/>
         <w:jc w:val="both"/>
         <w:rPr>
           <w:rFonts w:ascii="Times New Roman" w:hAnsi="Times New Roman" w:cs="Times New Roman"/>
-          <w:color w:val="0D0D0D" w:themeColor="text1" w:themeTint="F2"/>
-          <w:sz w:val="28"/>
-          <w:szCs w:val="28"/>
-        </w:rPr>
-      </w:pPr>
-      <w:r>
-        <w:rPr>
-          <w:rFonts w:ascii="Times New Roman" w:hAnsi="Times New Roman" w:cs="Times New Roman"/>
-          <w:color w:val="0D0D0D" w:themeColor="text1" w:themeTint="F2"/>
-          <w:sz w:val="28"/>
-          <w:szCs w:val="28"/>
-        </w:rPr>
-        <w:t>5.  Подготовьте отчет, включающий:</w:t>
+          <w:sz w:val="28"/>
+          <w:szCs w:val="28"/>
+          <w:lang w:val="en-US"/>
+        </w:rPr>
+      </w:pPr>
+      <w:r>
+        <w:rPr>
+          <w:rFonts w:ascii="Times New Roman" w:hAnsi="Times New Roman" w:cs="Times New Roman"/>
+          <w:noProof/>
+          <w:sz w:val="28"/>
+          <w:szCs w:val="28"/>
+        </w:rPr>
+        <w:lastRenderedPageBreak/>
+        <w:drawing>
+          <wp:inline distT="0" distB="0" distL="0" distR="0" wp14:anchorId="54B40FFF" wp14:editId="1AD6995B">
+            <wp:extent cx="5483225" cy="2853856"/>
+            <wp:effectExtent l="0" t="0" r="3175" b="3810"/>
+            <wp:docPr id="2141486585" name="Рисунок 1" descr="Изображение выглядит как текст, снимок экрана, программное обеспечение, компьютер&#10;&#10;Содержимое, созданное искусственным интеллектом, может быть неверным."/>
+            <wp:cNvGraphicFramePr>
+              <a:graphicFrameLocks xmlns:a="http://schemas.openxmlformats.org/drawingml/2006/main" noChangeAspect="1"/>
+            </wp:cNvGraphicFramePr>
+            <a:graphic xmlns:a="http://schemas.openxmlformats.org/drawingml/2006/main">
+              <a:graphicData uri="http://schemas.openxmlformats.org/drawingml/2006/picture">
+                <pic:pic xmlns:pic="http://schemas.openxmlformats.org/drawingml/2006/picture">
+                  <pic:nvPicPr>
+                    <pic:cNvPr id="2141486585" name="Рисунок 1" descr="Изображение выглядит как текст, снимок экрана, программное обеспечение, компьютер&#10;&#10;Содержимое, созданное искусственным интеллектом, может быть неверным."/>
+                    <pic:cNvPicPr/>
+                  </pic:nvPicPr>
+                  <pic:blipFill>
+                    <a:blip r:embed="rId17"/>
+                    <a:stretch>
+                      <a:fillRect/>
+                    </a:stretch>
+                  </pic:blipFill>
+                  <pic:spPr>
+                    <a:xfrm>
+                      <a:off x="0" y="0"/>
+                      <a:ext cx="5490046" cy="2857406"/>
+                    </a:xfrm>
+                    <a:prstGeom prst="rect">
+                      <a:avLst/>
+                    </a:prstGeom>
+                  </pic:spPr>
+                </pic:pic>
+              </a:graphicData>
+            </a:graphic>
+          </wp:inline>
+        </w:drawing>
       </w:r>
     </w:p>
     <w:p>
       <w:pPr>
-        <w:pStyle w:val="a3"/>
+        <w:tabs>
+          <w:tab w:val="left" w:pos="993"/>
+        </w:tabs>
+        <w:spacing w:line="360" w:lineRule="auto"/>
+        <w:jc w:val="center"/>
+        <w:rPr>
+          <w:rFonts w:ascii="Times New Roman" w:hAnsi="Times New Roman" w:cs="Times New Roman"/>
+          <w:sz w:val="28"/>
+          <w:szCs w:val="28"/>
+          <w:lang w:val="en-US"/>
+        </w:rPr>
+      </w:pPr>
+      <w:r>
+        <w:rPr>
+          <w:rFonts w:ascii="Times New Roman" w:hAnsi="Times New Roman" w:cs="Times New Roman"/>
+          <w:noProof/>
+          <w:sz w:val="28"/>
+          <w:szCs w:val="28"/>
+          <w:lang w:val="en-US"/>
+        </w:rPr>
+        <w:drawing>
+          <wp:inline distT="0" distB="0" distL="0" distR="0" wp14:anchorId="35C60B3B" wp14:editId="09A9A1BD">
+            <wp:extent cx="5536565" cy="2883985"/>
+            <wp:effectExtent l="0" t="0" r="6985" b="0"/>
+            <wp:docPr id="939741111" name="Рисунок 1" descr="Изображение выглядит как текст, снимок экрана, программное обеспечение, компьютер&#10;&#10;Содержимое, созданное искусственным интеллектом, может быть неверным."/>
+            <wp:cNvGraphicFramePr>
+              <a:graphicFrameLocks xmlns:a="http://schemas.openxmlformats.org/drawingml/2006/main" noChangeAspect="1"/>
+            </wp:cNvGraphicFramePr>
+            <a:graphic xmlns:a="http://schemas.openxmlformats.org/drawingml/2006/main">
+              <a:graphicData uri="http://schemas.openxmlformats.org/drawingml/2006/picture">
+                <pic:pic xmlns:pic="http://schemas.openxmlformats.org/drawingml/2006/picture">
+                  <pic:nvPicPr>
+                    <pic:cNvPr id="939741111" name="Рисунок 1" descr="Изображение выглядит как текст, снимок экрана, программное обеспечение, компьютер&#10;&#10;Содержимое, созданное искусственным интеллектом, может быть неверным."/>
+                    <pic:cNvPicPr/>
+                  </pic:nvPicPr>
+                  <pic:blipFill>
+                    <a:blip r:embed="rId18"/>
+                    <a:stretch>
+                      <a:fillRect/>
+                    </a:stretch>
+                  </pic:blipFill>
+                  <pic:spPr>
+                    <a:xfrm>
+                      <a:off x="0" y="0"/>
+                      <a:ext cx="5545973" cy="2888886"/>
+                    </a:xfrm>
+                    <a:prstGeom prst="rect">
+                      <a:avLst/>
+                    </a:prstGeom>
+                  </pic:spPr>
+                </pic:pic>
+              </a:graphicData>
+            </a:graphic>
+          </wp:inline>
+        </w:drawing>
+      </w:r>
+    </w:p>
+    <w:p>
+      <w:pPr>
         <w:numPr>
-          <w:ilvl w:val="0"/>
-          <w:numId w:val="5"/>
+          <w:ilvl w:val="1"/>
+          <w:numId w:val="7"/>
         </w:numPr>
         <w:tabs>
           <w:tab w:val="left" w:pos="993"/>
@@ -3217,47 +3483,110 @@
         <w:jc w:val="both"/>
         <w:rPr>
           <w:rFonts w:ascii="Times New Roman" w:hAnsi="Times New Roman" w:cs="Times New Roman"/>
-          <w:color w:val="0D0D0D" w:themeColor="text1" w:themeTint="F2"/>
-          <w:sz w:val="28"/>
-          <w:szCs w:val="28"/>
-        </w:rPr>
-      </w:pPr>
-      <w:r>
-        <w:rPr>
-          <w:rFonts w:ascii="Times New Roman" w:hAnsi="Times New Roman" w:cs="Times New Roman"/>
-          <w:color w:val="0D0D0D" w:themeColor="text1" w:themeTint="F2"/>
-          <w:sz w:val="28"/>
-          <w:szCs w:val="28"/>
-        </w:rPr>
-        <w:t xml:space="preserve">Скриншоты каждого этапа работы </w:t>
+          <w:sz w:val="28"/>
+          <w:szCs w:val="28"/>
+        </w:rPr>
+      </w:pPr>
+      <w:r>
+        <w:rPr>
+          <w:rFonts w:ascii="Times New Roman" w:hAnsi="Times New Roman" w:cs="Times New Roman"/>
+          <w:sz w:val="28"/>
+          <w:szCs w:val="28"/>
+        </w:rPr>
+        <w:t>Если найден нужный раздел, выберите его и нажмите "</w:t>
       </w:r>
       <w:proofErr w:type="spellStart"/>
       <w:r>
         <w:rPr>
           <w:rFonts w:ascii="Times New Roman" w:hAnsi="Times New Roman" w:cs="Times New Roman"/>
-          <w:color w:val="0D0D0D" w:themeColor="text1" w:themeTint="F2"/>
-          <w:sz w:val="28"/>
-          <w:szCs w:val="28"/>
-        </w:rPr>
-        <w:t>TestDisk</w:t>
+          <w:sz w:val="28"/>
+          <w:szCs w:val="28"/>
+        </w:rPr>
+        <w:t>Write</w:t>
       </w:r>
       <w:proofErr w:type="spellEnd"/>
       <w:r>
         <w:rPr>
           <w:rFonts w:ascii="Times New Roman" w:hAnsi="Times New Roman" w:cs="Times New Roman"/>
-          <w:color w:val="0D0D0D" w:themeColor="text1" w:themeTint="F2"/>
-          <w:sz w:val="28"/>
-          <w:szCs w:val="28"/>
-        </w:rPr>
-        <w:t xml:space="preserve"> (можно фотографировать экран, если скриншоты невозможны).</w:t>
+          <w:sz w:val="28"/>
+          <w:szCs w:val="28"/>
+        </w:rPr>
+        <w:t>", чтобы восстановить.</w:t>
       </w:r>
     </w:p>
     <w:p>
       <w:pPr>
-        <w:pStyle w:val="a3"/>
+        <w:tabs>
+          <w:tab w:val="left" w:pos="993"/>
+        </w:tabs>
+        <w:spacing w:line="360" w:lineRule="auto"/>
+        <w:jc w:val="center"/>
+        <w:rPr>
+          <w:rFonts w:ascii="Times New Roman" w:hAnsi="Times New Roman" w:cs="Times New Roman"/>
+          <w:sz w:val="28"/>
+          <w:szCs w:val="28"/>
+        </w:rPr>
+      </w:pPr>
+      <w:r>
+        <w:rPr>
+          <w:noProof/>
+          <w:sz w:val="24"/>
+          <w:szCs w:val="24"/>
+        </w:rPr>
+        <w:lastRenderedPageBreak/>
+        <w:drawing>
+          <wp:inline distT="0" distB="0" distL="0" distR="0" wp14:anchorId="4BAE9831" wp14:editId="0411630D">
+            <wp:extent cx="4353560" cy="2797296"/>
+            <wp:effectExtent l="0" t="0" r="8890" b="3175"/>
+            <wp:docPr id="544897962" name="Рисунок 1" descr="Изображение выглядит как текст, электроника, снимок экрана, программное обеспечение&#10;&#10;Содержимое, созданное искусственным интеллектом, может быть неверным."/>
+            <wp:cNvGraphicFramePr>
+              <a:graphicFrameLocks xmlns:a="http://schemas.openxmlformats.org/drawingml/2006/main" noChangeAspect="1"/>
+            </wp:cNvGraphicFramePr>
+            <a:graphic xmlns:a="http://schemas.openxmlformats.org/drawingml/2006/main">
+              <a:graphicData uri="http://schemas.openxmlformats.org/drawingml/2006/picture">
+                <pic:pic xmlns:pic="http://schemas.openxmlformats.org/drawingml/2006/picture">
+                  <pic:nvPicPr>
+                    <pic:cNvPr id="544897962" name="Рисунок 1" descr="Изображение выглядит как текст, электроника, снимок экрана, программное обеспечение&#10;&#10;Содержимое, созданное искусственным интеллектом, может быть неверным."/>
+                    <pic:cNvPicPr>
+                      <a:picLocks noChangeAspect="1"/>
+                    </pic:cNvPicPr>
+                  </pic:nvPicPr>
+                  <pic:blipFill rotWithShape="1">
+                    <a:blip r:embed="rId19"/>
+                    <a:srcRect l="719" t="7509" b="2140"/>
+                    <a:stretch>
+                      <a:fillRect/>
+                    </a:stretch>
+                  </pic:blipFill>
+                  <pic:spPr bwMode="auto">
+                    <a:xfrm>
+                      <a:off x="0" y="0"/>
+                      <a:ext cx="4370768" cy="2808352"/>
+                    </a:xfrm>
+                    <a:prstGeom prst="rect">
+                      <a:avLst/>
+                    </a:prstGeom>
+                    <a:ln>
+                      <a:noFill/>
+                    </a:ln>
+                    <a:extLst>
+                      <a:ext uri="{53640926-AAD7-44D8-BBD7-CCE9431645EC}">
+                        <a14:shadowObscured xmlns:a14="http://schemas.microsoft.com/office/drawing/2010/main"/>
+                      </a:ext>
+                    </a:extLst>
+                  </pic:spPr>
+                </pic:pic>
+              </a:graphicData>
+            </a:graphic>
+          </wp:inline>
+        </w:drawing>
+      </w:r>
+    </w:p>
+    <w:p>
+      <w:pPr>
         <w:numPr>
-          <w:ilvl w:val="0"/>
-          <w:numId w:val="5"/>
+          <w:ilvl w:val="1"/>
+          <w:numId w:val="7"/>
         </w:numPr>
         <w:tabs>
           <w:tab w:val="left" w:pos="993"/>
@@ -3267,28 +3596,79 @@
         <w:jc w:val="both"/>
         <w:rPr>
           <w:rFonts w:ascii="Times New Roman" w:hAnsi="Times New Roman" w:cs="Times New Roman"/>
-          <w:color w:val="0D0D0D" w:themeColor="text1" w:themeTint="F2"/>
-          <w:sz w:val="28"/>
-          <w:szCs w:val="28"/>
-        </w:rPr>
-      </w:pPr>
-      <w:r>
-        <w:rPr>
-          <w:rFonts w:ascii="Times New Roman" w:hAnsi="Times New Roman" w:cs="Times New Roman"/>
-          <w:color w:val="0D0D0D" w:themeColor="text1" w:themeTint="F2"/>
-          <w:sz w:val="28"/>
-          <w:szCs w:val="28"/>
-        </w:rPr>
-        <w:t>Описание проведённых операций и результат восстановления.</w:t>
+          <w:sz w:val="28"/>
+          <w:szCs w:val="28"/>
+        </w:rPr>
+      </w:pPr>
+      <w:r>
+        <w:rPr>
+          <w:rFonts w:ascii="Times New Roman" w:hAnsi="Times New Roman" w:cs="Times New Roman"/>
+          <w:sz w:val="28"/>
+          <w:szCs w:val="28"/>
+        </w:rPr>
+        <w:t>Перезагрузите систему и проверьте доступность данных.</w:t>
       </w:r>
     </w:p>
     <w:p>
       <w:pPr>
+        <w:tabs>
+          <w:tab w:val="left" w:pos="993"/>
+        </w:tabs>
+        <w:spacing w:line="360" w:lineRule="auto"/>
+        <w:jc w:val="center"/>
+        <w:rPr>
+          <w:rFonts w:ascii="Times New Roman" w:hAnsi="Times New Roman" w:cs="Times New Roman"/>
+          <w:sz w:val="28"/>
+          <w:szCs w:val="28"/>
+        </w:rPr>
+      </w:pPr>
+      <w:r>
+        <w:rPr>
+          <w:rFonts w:ascii="Times New Roman" w:hAnsi="Times New Roman" w:cs="Times New Roman"/>
+          <w:noProof/>
+          <w:sz w:val="28"/>
+          <w:szCs w:val="28"/>
+        </w:rPr>
+        <w:drawing>
+          <wp:inline distT="0" distB="0" distL="0" distR="0" wp14:anchorId="2A1195A2" wp14:editId="7FA62C42">
+            <wp:extent cx="5338445" cy="4003691"/>
+            <wp:effectExtent l="0" t="0" r="0" b="0"/>
+            <wp:docPr id="193581109" name="Рисунок 1" descr="Изображение выглядит как текст, снимок экрана, программное обеспечение, Значок на компьютере&#10;&#10;Содержимое, созданное искусственным интеллектом, может быть неверным."/>
+            <wp:cNvGraphicFramePr>
+              <a:graphicFrameLocks xmlns:a="http://schemas.openxmlformats.org/drawingml/2006/main" noChangeAspect="1"/>
+            </wp:cNvGraphicFramePr>
+            <a:graphic xmlns:a="http://schemas.openxmlformats.org/drawingml/2006/main">
+              <a:graphicData uri="http://schemas.openxmlformats.org/drawingml/2006/picture">
+                <pic:pic xmlns:pic="http://schemas.openxmlformats.org/drawingml/2006/picture">
+                  <pic:nvPicPr>
+                    <pic:cNvPr id="193581109" name="Рисунок 1" descr="Изображение выглядит как текст, снимок экрана, программное обеспечение, Значок на компьютере&#10;&#10;Содержимое, созданное искусственным интеллектом, может быть неверным."/>
+                    <pic:cNvPicPr/>
+                  </pic:nvPicPr>
+                  <pic:blipFill>
+                    <a:blip r:embed="rId20"/>
+                    <a:stretch>
+                      <a:fillRect/>
+                    </a:stretch>
+                  </pic:blipFill>
+                  <pic:spPr>
+                    <a:xfrm>
+                      <a:off x="0" y="0"/>
+                      <a:ext cx="5338570" cy="4003785"/>
+                    </a:xfrm>
+                    <a:prstGeom prst="rect">
+                      <a:avLst/>
+                    </a:prstGeom>
+                  </pic:spPr>
+                </pic:pic>
+              </a:graphicData>
+            </a:graphic>
+          </wp:inline>
+        </w:drawing>
+      </w:r>
+    </w:p>
+    <w:p>
+      <w:pPr>
         <w:pStyle w:val="a3"/>
-        <w:numPr>
-          <w:ilvl w:val="0"/>
-          <w:numId w:val="5"/>
-        </w:numPr>
         <w:tabs>
           <w:tab w:val="left" w:pos="993"/>
         </w:tabs>
@@ -3298,235 +3678,10 @@
         <w:rPr>
           <w:rFonts w:ascii="Times New Roman" w:hAnsi="Times New Roman" w:cs="Times New Roman"/>
           <w:color w:val="0D0D0D" w:themeColor="text1" w:themeTint="F2"/>
-          <w:sz w:val="28"/>
-          <w:szCs w:val="28"/>
-        </w:rPr>
-      </w:pPr>
-      <w:r>
-        <w:rPr>
-          <w:rFonts w:ascii="Times New Roman" w:hAnsi="Times New Roman" w:cs="Times New Roman"/>
-          <w:color w:val="0D0D0D" w:themeColor="text1" w:themeTint="F2"/>
-          <w:sz w:val="28"/>
-          <w:szCs w:val="28"/>
-        </w:rPr>
-        <w:t>Анализ: что удалось восстановить, были ли ошибки, насколько эффективно средство восстановления.</w:t>
-      </w:r>
-    </w:p>
-    <w:p>
-      <w:pPr>
-        <w:pStyle w:val="a3"/>
-        <w:numPr>
-          <w:ilvl w:val="0"/>
-          <w:numId w:val="5"/>
-        </w:numPr>
-        <w:tabs>
-          <w:tab w:val="left" w:pos="993"/>
-        </w:tabs>
-        <w:spacing w:line="360" w:lineRule="auto"/>
-        <w:ind w:left="0" w:firstLine="709"/>
-        <w:jc w:val="both"/>
-        <w:rPr>
-          <w:rFonts w:ascii="Times New Roman" w:hAnsi="Times New Roman" w:cs="Times New Roman"/>
-          <w:color w:val="0D0D0D" w:themeColor="text1" w:themeTint="F2"/>
-          <w:sz w:val="28"/>
-          <w:szCs w:val="28"/>
-        </w:rPr>
-      </w:pPr>
-      <w:r>
-        <w:rPr>
-          <w:rFonts w:ascii="Times New Roman" w:hAnsi="Times New Roman" w:cs="Times New Roman"/>
-          <w:color w:val="0D0D0D" w:themeColor="text1" w:themeTint="F2"/>
-          <w:sz w:val="28"/>
-          <w:szCs w:val="28"/>
-        </w:rPr>
-        <w:t>Выводы по необходимости резервного копирования и мерам предосторожности при работе с носителями.</w:t>
-      </w:r>
-    </w:p>
-    <w:p>
-      <w:pPr>
-        <w:tabs>
-          <w:tab w:val="left" w:pos="993"/>
-        </w:tabs>
-        <w:spacing w:line="360" w:lineRule="auto"/>
-        <w:ind w:firstLine="709"/>
-        <w:contextualSpacing/>
-        <w:jc w:val="both"/>
-        <w:rPr>
-          <w:rFonts w:ascii="Times New Roman" w:hAnsi="Times New Roman" w:cs="Times New Roman"/>
-          <w:color w:val="0D0D0D" w:themeColor="text1" w:themeTint="F2"/>
-          <w:sz w:val="28"/>
-          <w:szCs w:val="28"/>
-        </w:rPr>
-      </w:pPr>
-      <w:r>
-        <w:rPr>
-          <w:rFonts w:ascii="Times New Roman" w:hAnsi="Times New Roman" w:cs="Times New Roman"/>
-          <w:color w:val="0D0D0D" w:themeColor="text1" w:themeTint="F2"/>
-          <w:sz w:val="28"/>
-          <w:szCs w:val="28"/>
-        </w:rPr>
-        <w:t>Критерии оценки:</w:t>
-      </w:r>
-    </w:p>
-    <w:p>
-      <w:pPr>
-        <w:pStyle w:val="a3"/>
-        <w:numPr>
-          <w:ilvl w:val="0"/>
-          <w:numId w:val="6"/>
-        </w:numPr>
-        <w:tabs>
-          <w:tab w:val="left" w:pos="993"/>
-        </w:tabs>
-        <w:spacing w:line="360" w:lineRule="auto"/>
-        <w:ind w:left="0" w:firstLine="709"/>
-        <w:jc w:val="both"/>
-        <w:rPr>
-          <w:rFonts w:ascii="Times New Roman" w:hAnsi="Times New Roman" w:cs="Times New Roman"/>
-          <w:color w:val="0D0D0D" w:themeColor="text1" w:themeTint="F2"/>
-          <w:sz w:val="28"/>
-          <w:szCs w:val="28"/>
-        </w:rPr>
-      </w:pPr>
-      <w:r>
-        <w:rPr>
-          <w:rFonts w:ascii="Times New Roman" w:hAnsi="Times New Roman" w:cs="Times New Roman"/>
-          <w:color w:val="0D0D0D" w:themeColor="text1" w:themeTint="F2"/>
-          <w:sz w:val="28"/>
-          <w:szCs w:val="28"/>
-        </w:rPr>
-        <w:t>Корректность выполнения восстановления.</w:t>
-      </w:r>
-    </w:p>
-    <w:p>
-      <w:pPr>
-        <w:pStyle w:val="a3"/>
-        <w:numPr>
-          <w:ilvl w:val="0"/>
-          <w:numId w:val="6"/>
-        </w:numPr>
-        <w:tabs>
-          <w:tab w:val="left" w:pos="993"/>
-        </w:tabs>
-        <w:spacing w:line="360" w:lineRule="auto"/>
-        <w:ind w:left="0" w:firstLine="709"/>
-        <w:jc w:val="both"/>
-        <w:rPr>
-          <w:rFonts w:ascii="Times New Roman" w:hAnsi="Times New Roman" w:cs="Times New Roman"/>
-          <w:color w:val="0D0D0D" w:themeColor="text1" w:themeTint="F2"/>
-          <w:sz w:val="28"/>
-          <w:szCs w:val="28"/>
-        </w:rPr>
-      </w:pPr>
-      <w:r>
-        <w:rPr>
-          <w:rFonts w:ascii="Times New Roman" w:hAnsi="Times New Roman" w:cs="Times New Roman"/>
-          <w:color w:val="0D0D0D" w:themeColor="text1" w:themeTint="F2"/>
-          <w:sz w:val="28"/>
-          <w:szCs w:val="28"/>
-        </w:rPr>
-        <w:t>Полнота отчета, наличие скриншотов и пояснений.</w:t>
-      </w:r>
-    </w:p>
-    <w:p>
-      <w:pPr>
-        <w:pStyle w:val="a3"/>
-        <w:numPr>
-          <w:ilvl w:val="0"/>
-          <w:numId w:val="6"/>
-        </w:numPr>
-        <w:tabs>
-          <w:tab w:val="left" w:pos="993"/>
-        </w:tabs>
-        <w:spacing w:line="360" w:lineRule="auto"/>
-        <w:ind w:left="0" w:firstLine="709"/>
-        <w:jc w:val="both"/>
-        <w:rPr>
-          <w:rFonts w:ascii="Times New Roman" w:hAnsi="Times New Roman" w:cs="Times New Roman"/>
-          <w:color w:val="0D0D0D" w:themeColor="text1" w:themeTint="F2"/>
-          <w:sz w:val="28"/>
-          <w:szCs w:val="28"/>
-        </w:rPr>
-      </w:pPr>
-      <w:r>
-        <w:rPr>
-          <w:rFonts w:ascii="Times New Roman" w:hAnsi="Times New Roman" w:cs="Times New Roman"/>
-          <w:color w:val="0D0D0D" w:themeColor="text1" w:themeTint="F2"/>
-          <w:sz w:val="28"/>
-          <w:szCs w:val="28"/>
-        </w:rPr>
-        <w:t>Умение анализировать результат и делать выводы.</w:t>
-      </w:r>
-    </w:p>
-    <w:p>
-      <w:pPr>
-        <w:pStyle w:val="a3"/>
-        <w:numPr>
-          <w:ilvl w:val="0"/>
-          <w:numId w:val="6"/>
-        </w:numPr>
-        <w:tabs>
-          <w:tab w:val="left" w:pos="993"/>
-        </w:tabs>
-        <w:spacing w:line="360" w:lineRule="auto"/>
-        <w:ind w:left="0" w:firstLine="709"/>
-        <w:jc w:val="both"/>
-        <w:rPr>
-          <w:rFonts w:ascii="Times New Roman" w:hAnsi="Times New Roman" w:cs="Times New Roman"/>
-          <w:color w:val="0D0D0D" w:themeColor="text1" w:themeTint="F2"/>
-          <w:sz w:val="28"/>
-          <w:szCs w:val="28"/>
-        </w:rPr>
-      </w:pPr>
-      <w:r>
-        <w:rPr>
-          <w:rFonts w:ascii="Times New Roman" w:hAnsi="Times New Roman" w:cs="Times New Roman"/>
-          <w:color w:val="0D0D0D" w:themeColor="text1" w:themeTint="F2"/>
-          <w:sz w:val="28"/>
-          <w:szCs w:val="28"/>
-        </w:rPr>
-        <w:t>Формат сдачи работы: Отчет в виде электронного документа (формат .</w:t>
-      </w:r>
-      <w:proofErr w:type="spellStart"/>
-      <w:r>
-        <w:rPr>
-          <w:rFonts w:ascii="Times New Roman" w:hAnsi="Times New Roman" w:cs="Times New Roman"/>
-          <w:color w:val="0D0D0D" w:themeColor="text1" w:themeTint="F2"/>
-          <w:sz w:val="28"/>
-          <w:szCs w:val="28"/>
-        </w:rPr>
-        <w:t>docx</w:t>
-      </w:r>
-      <w:proofErr w:type="spellEnd"/>
-      <w:r>
-        <w:rPr>
-          <w:rFonts w:ascii="Times New Roman" w:hAnsi="Times New Roman" w:cs="Times New Roman"/>
-          <w:color w:val="0D0D0D" w:themeColor="text1" w:themeTint="F2"/>
-          <w:sz w:val="28"/>
-          <w:szCs w:val="28"/>
-        </w:rPr>
-        <w:t xml:space="preserve"> или </w:t>
-      </w:r>
-      <w:proofErr w:type="spellStart"/>
-      <w:r>
-        <w:rPr>
-          <w:rFonts w:ascii="Times New Roman" w:hAnsi="Times New Roman" w:cs="Times New Roman"/>
-          <w:color w:val="0D0D0D" w:themeColor="text1" w:themeTint="F2"/>
-          <w:sz w:val="28"/>
-          <w:szCs w:val="28"/>
-        </w:rPr>
-        <w:t>pdf</w:t>
-      </w:r>
-      <w:proofErr w:type="spellEnd"/>
-      <w:r>
-        <w:rPr>
-          <w:rFonts w:ascii="Times New Roman" w:hAnsi="Times New Roman" w:cs="Times New Roman"/>
-          <w:color w:val="0D0D0D" w:themeColor="text1" w:themeTint="F2"/>
-          <w:sz w:val="28"/>
-          <w:szCs w:val="28"/>
-        </w:rPr>
-        <w:t>), включающий все пункты задания и выводы.</w:t>
-      </w:r>
+          <w:sz w:val="32"/>
+          <w:szCs w:val="32"/>
+        </w:rPr>
+      </w:pPr>
     </w:p>
     <w:sectPr>
       <w:pgSz w:w="11906" w:h="16838"/>
@@ -4110,6 +4265,123 @@
     </w:lvl>
   </w:abstractNum>
   <w:abstractNum w:abstractNumId="5" w15:restartNumberingAfterBreak="0">
+    <w:nsid w:val="50C84043"/>
+    <w:multiLevelType w:val="multilevel"/>
+    <w:tmpl w:val="0872805A"/>
+    <w:lvl w:ilvl="0">
+      <w:start w:val="1"/>
+      <w:numFmt w:val="decimal"/>
+      <w:lvlText w:val="%1."/>
+      <w:lvlJc w:val="left"/>
+      <w:pPr>
+        <w:tabs>
+          <w:tab w:val="num" w:pos="720"/>
+        </w:tabs>
+        <w:ind w:left="720" w:hanging="360"/>
+      </w:pPr>
+    </w:lvl>
+    <w:lvl w:ilvl="1">
+      <w:start w:val="1"/>
+      <w:numFmt w:val="bullet"/>
+      <w:lvlText w:val=""/>
+      <w:lvlJc w:val="left"/>
+      <w:pPr>
+        <w:tabs>
+          <w:tab w:val="num" w:pos="1440"/>
+        </w:tabs>
+        <w:ind w:left="1440" w:hanging="360"/>
+      </w:pPr>
+      <w:rPr>
+        <w:rFonts w:ascii="Wingdings" w:hAnsi="Wingdings" w:hint="default"/>
+        <w:sz w:val="20"/>
+      </w:rPr>
+    </w:lvl>
+    <w:lvl w:ilvl="2" w:tentative="1">
+      <w:start w:val="1"/>
+      <w:numFmt w:val="decimal"/>
+      <w:lvlText w:val="%3."/>
+      <w:lvlJc w:val="left"/>
+      <w:pPr>
+        <w:tabs>
+          <w:tab w:val="num" w:pos="2160"/>
+        </w:tabs>
+        <w:ind w:left="2160" w:hanging="360"/>
+      </w:pPr>
+    </w:lvl>
+    <w:lvl w:ilvl="3" w:tentative="1">
+      <w:start w:val="1"/>
+      <w:numFmt w:val="decimal"/>
+      <w:lvlText w:val="%4."/>
+      <w:lvlJc w:val="left"/>
+      <w:pPr>
+        <w:tabs>
+          <w:tab w:val="num" w:pos="2880"/>
+        </w:tabs>
+        <w:ind w:left="2880" w:hanging="360"/>
+      </w:pPr>
+    </w:lvl>
+    <w:lvl w:ilvl="4" w:tentative="1">
+      <w:start w:val="1"/>
+      <w:numFmt w:val="decimal"/>
+      <w:lvlText w:val="%5."/>
+      <w:lvlJc w:val="left"/>
+      <w:pPr>
+        <w:tabs>
+          <w:tab w:val="num" w:pos="3600"/>
+        </w:tabs>
+        <w:ind w:left="3600" w:hanging="360"/>
+      </w:pPr>
+    </w:lvl>
+    <w:lvl w:ilvl="5" w:tentative="1">
+      <w:start w:val="1"/>
+      <w:numFmt w:val="decimal"/>
+      <w:lvlText w:val="%6."/>
+      <w:lvlJc w:val="left"/>
+      <w:pPr>
+        <w:tabs>
+          <w:tab w:val="num" w:pos="4320"/>
+        </w:tabs>
+        <w:ind w:left="4320" w:hanging="360"/>
+      </w:pPr>
+    </w:lvl>
+    <w:lvl w:ilvl="6" w:tentative="1">
+      <w:start w:val="1"/>
+      <w:numFmt w:val="decimal"/>
+      <w:lvlText w:val="%7."/>
+      <w:lvlJc w:val="left"/>
+      <w:pPr>
+        <w:tabs>
+          <w:tab w:val="num" w:pos="5040"/>
+        </w:tabs>
+        <w:ind w:left="5040" w:hanging="360"/>
+      </w:pPr>
+    </w:lvl>
+    <w:lvl w:ilvl="7" w:tentative="1">
+      <w:start w:val="1"/>
+      <w:numFmt w:val="decimal"/>
+      <w:lvlText w:val="%8."/>
+      <w:lvlJc w:val="left"/>
+      <w:pPr>
+        <w:tabs>
+          <w:tab w:val="num" w:pos="5760"/>
+        </w:tabs>
+        <w:ind w:left="5760" w:hanging="360"/>
+      </w:pPr>
+    </w:lvl>
+    <w:lvl w:ilvl="8" w:tentative="1">
+      <w:start w:val="1"/>
+      <w:numFmt w:val="decimal"/>
+      <w:lvlText w:val="%9."/>
+      <w:lvlJc w:val="left"/>
+      <w:pPr>
+        <w:tabs>
+          <w:tab w:val="num" w:pos="6480"/>
+        </w:tabs>
+        <w:ind w:left="6480" w:hanging="360"/>
+      </w:pPr>
+    </w:lvl>
+  </w:abstractNum>
+  <w:abstractNum w:abstractNumId="6" w15:restartNumberingAfterBreak="0">
     <w:nsid w:val="530A6970"/>
     <w:multiLevelType w:val="multilevel"/>
     <w:tmpl w:val="96ACF322"/>
@@ -4230,7 +4502,7 @@
     <w:abstractNumId w:val="3"/>
   </w:num>
   <w:num w:numId="2" w16cid:durableId="1028678384">
-    <w:abstractNumId w:val="5"/>
+    <w:abstractNumId w:val="6"/>
   </w:num>
   <w:num w:numId="3" w16cid:durableId="458574762">
     <w:abstractNumId w:val="1"/>
@@ -4243,6 +4515,9 @@
   </w:num>
   <w:num w:numId="6" w16cid:durableId="1373262093">
     <w:abstractNumId w:val="2"/>
+  </w:num>
+  <w:num w:numId="7" w16cid:durableId="519516672">
+    <w:abstractNumId w:val="5"/>
   </w:num>
 </w:numbering>
 </file>
